--- a/docs/AgriSense_PBL_Report.docx
+++ b/docs/AgriSense_PBL_Report.docx
@@ -3599,526 +3599,12 @@
     </w:p>
     <w:p>
       <w:pPr>
-        <w:shd w:fill="F4F4F4" w:val="clear"/>
-      </w:pPr>
-      <w:r>
-        <w:rPr>
-          <w:rFonts w:ascii="Consolas" w:cs="Consolas" w:eastAsia="Consolas" w:hAnsi="Consolas"/>
-        </w:rPr>
-        <w:t xml:space="preserve">  ┌───────────────────────────────────────────────────┐</w:t>
-      </w:r>
-    </w:p>
-    <w:p>
-      <w:pPr>
-        <w:shd w:fill="F4F4F4" w:val="clear"/>
-      </w:pPr>
-      <w:r>
-        <w:rPr>
-          <w:rFonts w:ascii="Consolas" w:cs="Consolas" w:eastAsia="Consolas" w:hAnsi="Consolas"/>
-        </w:rPr>
-        <w:t xml:space="preserve">  │  MOBILE CLIENT  (React Native / Expo Router)      │</w:t>
-      </w:r>
-    </w:p>
-    <w:p>
-      <w:pPr>
-        <w:shd w:fill="F4F4F4" w:val="clear"/>
-      </w:pPr>
-      <w:r>
-        <w:rPr>
-          <w:rFonts w:ascii="Consolas" w:cs="Consolas" w:eastAsia="Consolas" w:hAnsi="Consolas"/>
-        </w:rPr>
-        <w:t xml:space="preserve">  │  Onboarding · Home · Analyze · History · Profile  │</w:t>
-      </w:r>
-    </w:p>
-    <w:p>
-      <w:pPr>
-        <w:shd w:fill="F4F4F4" w:val="clear"/>
-      </w:pPr>
-      <w:r>
-        <w:rPr>
-          <w:rFonts w:ascii="Consolas" w:cs="Consolas" w:eastAsia="Consolas" w:hAnsi="Consolas"/>
-        </w:rPr>
-        <w:t xml:space="preserve">  └───────────────────────┬───────────────────────────┘</w:t>
-      </w:r>
-    </w:p>
-    <w:p>
-      <w:pPr>
-        <w:shd w:fill="F4F4F4" w:val="clear"/>
-      </w:pPr>
-      <w:r>
-        <w:rPr>
-          <w:rFonts w:ascii="Consolas" w:cs="Consolas" w:eastAsia="Consolas" w:hAnsi="Consolas"/>
-        </w:rPr>
-        <w:t xml:space="preserve">                          │  HTTP / JSON  (REST)</w:t>
-      </w:r>
-    </w:p>
-    <w:p>
-      <w:pPr>
-        <w:shd w:fill="F4F4F4" w:val="clear"/>
-      </w:pPr>
-      <w:r>
-        <w:rPr>
-          <w:rFonts w:ascii="Consolas" w:cs="Consolas" w:eastAsia="Consolas" w:hAnsi="Consolas"/>
-        </w:rPr>
-        <w:t xml:space="preserve">  ┌───────────────────────▼───────────────────────────┐</w:t>
-      </w:r>
-    </w:p>
-    <w:p>
-      <w:pPr>
-        <w:shd w:fill="F4F4F4" w:val="clear"/>
-      </w:pPr>
-      <w:r>
-        <w:rPr>
-          <w:rFonts w:ascii="Consolas" w:cs="Consolas" w:eastAsia="Consolas" w:hAnsi="Consolas"/>
-        </w:rPr>
-        <w:t xml:space="preserve">  │  API LAYER  (FastAPI + Pydantic)                  │</w:t>
-      </w:r>
-    </w:p>
-    <w:p>
-      <w:pPr>
-        <w:shd w:fill="F4F4F4" w:val="clear"/>
-      </w:pPr>
-      <w:r>
-        <w:rPr>
-          <w:rFonts w:ascii="Consolas" w:cs="Consolas" w:eastAsia="Consolas" w:hAnsi="Consolas"/>
-        </w:rPr>
-        <w:t xml:space="preserve">  │  /predict/crop   /predict/yield                   │</w:t>
-      </w:r>
-    </w:p>
-    <w:p>
-      <w:pPr>
-        <w:shd w:fill="F4F4F4" w:val="clear"/>
-      </w:pPr>
-      <w:r>
-        <w:rPr>
-          <w:rFonts w:ascii="Consolas" w:cs="Consolas" w:eastAsia="Consolas" w:hAnsi="Consolas"/>
-        </w:rPr>
-        <w:t xml:space="preserve">  │  /metadata/*     /health                          │</w:t>
-      </w:r>
-    </w:p>
-    <w:p>
-      <w:pPr>
-        <w:shd w:fill="F4F4F4" w:val="clear"/>
-      </w:pPr>
-      <w:r>
-        <w:rPr>
-          <w:rFonts w:ascii="Consolas" w:cs="Consolas" w:eastAsia="Consolas" w:hAnsi="Consolas"/>
-        </w:rPr>
-        <w:t xml:space="preserve">  └───────────────────────┬───────────────────────────┘</w:t>
-      </w:r>
-    </w:p>
-    <w:p>
-      <w:pPr>
-        <w:shd w:fill="F4F4F4" w:val="clear"/>
-      </w:pPr>
-      <w:r>
-        <w:rPr>
-          <w:rFonts w:ascii="Consolas" w:cs="Consolas" w:eastAsia="Consolas" w:hAnsi="Consolas"/>
-        </w:rPr>
-        <w:t xml:space="preserve">                          │  direct Python import</w:t>
-      </w:r>
-    </w:p>
-    <w:p>
-      <w:pPr>
-        <w:shd w:fill="F4F4F4" w:val="clear"/>
-      </w:pPr>
-      <w:r>
-        <w:rPr>
-          <w:rFonts w:ascii="Consolas" w:cs="Consolas" w:eastAsia="Consolas" w:hAnsi="Consolas"/>
-        </w:rPr>
-        <w:t xml:space="preserve">  ┌───────────────────────▼───────────────────────────┐</w:t>
-      </w:r>
-    </w:p>
-    <w:p>
-      <w:pPr>
-        <w:shd w:fill="F4F4F4" w:val="clear"/>
-      </w:pPr>
-      <w:r>
-        <w:rPr>
-          <w:rFonts w:ascii="Consolas" w:cs="Consolas" w:eastAsia="Consolas" w:hAnsi="Consolas"/>
-        </w:rPr>
-        <w:t xml:space="preserve">  │  INFERENCE  (src/prototype_demo.py)               │</w:t>
-      </w:r>
-    </w:p>
-    <w:p>
-      <w:pPr>
-        <w:shd w:fill="F4F4F4" w:val="clear"/>
-      </w:pPr>
-      <w:r>
-        <w:rPr>
-          <w:rFonts w:ascii="Consolas" w:cs="Consolas" w:eastAsia="Consolas" w:hAnsi="Consolas"/>
-        </w:rPr>
-        <w:t xml:space="preserve">  │  recommend_crop()      estimate_yield()           │</w:t>
-      </w:r>
-    </w:p>
-    <w:p>
-      <w:pPr>
-        <w:shd w:fill="F4F4F4" w:val="clear"/>
-      </w:pPr>
-      <w:r>
-        <w:rPr>
-          <w:rFonts w:ascii="Consolas" w:cs="Consolas" w:eastAsia="Consolas" w:hAnsi="Consolas"/>
-        </w:rPr>
-        <w:t xml:space="preserve">  └───────────────────────┬───────────────────────────┘</w:t>
-      </w:r>
-    </w:p>
-    <w:p>
-      <w:pPr>
-        <w:shd w:fill="F4F4F4" w:val="clear"/>
-      </w:pPr>
-      <w:r>
-        <w:rPr>
-          <w:rFonts w:ascii="Consolas" w:cs="Consolas" w:eastAsia="Consolas" w:hAnsi="Consolas"/>
-        </w:rPr>
-        <w:t xml:space="preserve">                          │  joblib.load (cached)</w:t>
-      </w:r>
-    </w:p>
-    <w:p>
-      <w:pPr>
-        <w:shd w:fill="F4F4F4" w:val="clear"/>
-      </w:pPr>
-      <w:r>
-        <w:rPr>
-          <w:rFonts w:ascii="Consolas" w:cs="Consolas" w:eastAsia="Consolas" w:hAnsi="Consolas"/>
-        </w:rPr>
-        <w:t xml:space="preserve">  ┌───────────────────────▼───────────────────────────┐</w:t>
-      </w:r>
-    </w:p>
-    <w:p>
-      <w:pPr>
-        <w:shd w:fill="F4F4F4" w:val="clear"/>
-      </w:pPr>
-      <w:r>
-        <w:rPr>
-          <w:rFonts w:ascii="Consolas" w:cs="Consolas" w:eastAsia="Consolas" w:hAnsi="Consolas"/>
-        </w:rPr>
-        <w:t xml:space="preserve">  │  MODELS  crop_model.pkl · yield_model.pkl         │</w:t>
-      </w:r>
-    </w:p>
-    <w:p>
-      <w:pPr>
-        <w:shd w:fill="F4F4F4" w:val="clear"/>
-      </w:pPr>
-      <w:r>
-        <w:rPr>
-          <w:rFonts w:ascii="Consolas" w:cs="Consolas" w:eastAsia="Consolas" w:hAnsi="Consolas"/>
-        </w:rPr>
-        <w:t xml:space="preserve">  │          le_season.pkl  · le_crop.pkl             │</w:t>
-      </w:r>
-    </w:p>
-    <w:p>
-      <w:pPr>
-        <w:shd w:fill="F4F4F4" w:val="clear"/>
-      </w:pPr>
-      <w:r>
-        <w:rPr>
-          <w:rFonts w:ascii="Consolas" w:cs="Consolas" w:eastAsia="Consolas" w:hAnsi="Consolas"/>
-        </w:rPr>
-        <w:t xml:space="preserve">  └───────────────────────▲───────────────────────────┘</w:t>
-      </w:r>
-    </w:p>
-    <w:p>
-      <w:pPr>
-        <w:shd w:fill="F4F4F4" w:val="clear"/>
-      </w:pPr>
-      <w:r>
-        <w:rPr>
-          <w:rFonts w:ascii="Consolas" w:cs="Consolas" w:eastAsia="Consolas" w:hAnsi="Consolas"/>
-        </w:rPr>
-        <w:t xml:space="preserve">                          │  produced by</w:t>
-      </w:r>
-    </w:p>
-    <w:p>
-      <w:pPr>
-        <w:shd w:fill="F4F4F4" w:val="clear"/>
-      </w:pPr>
-      <w:r>
-        <w:rPr>
-          <w:rFonts w:ascii="Consolas" w:cs="Consolas" w:eastAsia="Consolas" w:hAnsi="Consolas"/>
-        </w:rPr>
-        <w:t xml:space="preserve">  ┌───────────────────────┴───────────────────────────┐</w:t>
-      </w:r>
-    </w:p>
-    <w:p>
-      <w:pPr>
-        <w:shd w:fill="F4F4F4" w:val="clear"/>
-      </w:pPr>
-      <w:r>
-        <w:rPr>
-          <w:rFonts w:ascii="Consolas" w:cs="Consolas" w:eastAsia="Consolas" w:hAnsi="Consolas"/>
-        </w:rPr>
-        <w:t xml:space="preserve">  │  TRAINING PIPELINES                               │</w:t>
-      </w:r>
-    </w:p>
-    <w:p>
-      <w:pPr>
-        <w:shd w:fill="F4F4F4" w:val="clear"/>
-      </w:pPr>
-      <w:r>
-        <w:rPr>
-          <w:rFonts w:ascii="Consolas" w:cs="Consolas" w:eastAsia="Consolas" w:hAnsi="Consolas"/>
-        </w:rPr>
-        <w:t xml:space="preserve">  │  raw CSV → clean → encode → split → compare →     │</w:t>
-      </w:r>
-    </w:p>
-    <w:p>
-      <w:pPr>
-        <w:shd w:fill="F4F4F4" w:val="clear"/>
-      </w:pPr>
-      <w:r>
-        <w:rPr>
-          <w:rFonts w:ascii="Consolas" w:cs="Consolas" w:eastAsia="Consolas" w:hAnsi="Consolas"/>
-        </w:rPr>
-        <w:t xml:space="preserve">  │  GridSearchCV → cross-validate → save             │</w:t>
-      </w:r>
-    </w:p>
-    <w:p>
-      <w:pPr>
-        <w:shd w:fill="F4F4F4" w:val="clear"/>
-      </w:pPr>
-      <w:r>
-        <w:rPr>
-          <w:rFonts w:ascii="Consolas" w:cs="Consolas" w:eastAsia="Consolas" w:hAnsi="Consolas"/>
-        </w:rPr>
-        <w:t xml:space="preserve">  └───────────────────────────────────────────────────┘</w:t>
-      </w:r>
-    </w:p>
-    <w:p>
-      <w:pPr>
-        <w:jc w:val="center"/>
-      </w:pPr>
-      <w:r>
-        <w:rPr>
-          <w:i/>
-          <w:iCs/>
-        </w:rPr>
-        <w:t xml:space="preserve">Figure 4.1 — AgriSense three-layer system architecture</w:t>
-      </w:r>
-    </w:p>
-    <w:p>
-      <w:pPr>
-        <w:jc w:val="both"/>
-      </w:pPr>
-      <w:r>
-        <w:t xml:space="preserve">Each block has a single responsibility. The training pipelines read the raw CSVs, clean and encode them, compare candidate models, tune the winner and serialise it. The model store holds those serialised artefacts, which are committed to the repository so no consumer needs to retrain. The inference module loads them once, caches them in module-level state, and exposes two plain Python functions. The API layer validates incoming JSON against Pydantic schemas, calls those two functions, and wraps the outcome in a consistent response envelope. The mobile client renders forms, posts them, stores results locally and displays history.</w:t>
-      </w:r>
-    </w:p>
-    <w:p>
-      <w:pPr>
-        <w:jc w:val="both"/>
-      </w:pPr>
-      <w:r>
-        <w:t xml:space="preserve">This layering is enforced by a test rather than by convention. api/tests/test_parity.py calls each endpoint and the underlying function with the same inputs and asserts the answers match, so the API cannot silently drift into reimplementing inference.</w:t>
-      </w:r>
-    </w:p>
-    <w:p>
-      <w:pPr>
-        <w:pStyle w:val="Heading2"/>
-      </w:pPr>
-      <w:r>
-        <w:t xml:space="preserve">4.2  Iteration 1 — Baseline</w:t>
-      </w:r>
-    </w:p>
-    <w:p>
-      <w:pPr>
-        <w:jc w:val="both"/>
-      </w:pPr>
-      <w:r>
-        <w:t xml:space="preserve">The first working version established a floor with the simplest reasonable models. For classification, features were standardised and a logistic regression fitted on a stratified 80/20 split — 1,760 training and 440 test records. For regression, the raw data required real cleaning first: column names and string values carry trailing whitespace in the source file (seasons appear as “Kharif     ”), 215 rows have no production value, and yield, once derived as production divided by area, ranged from 0.0005 to 33,089. Rows with missing or non-positive area or production were dropped and the derived yield clipped to the 1st–99th percentile, taking 49,999 rows to 48,681 and the yield range to 0.168–129.2.</w:t>
-      </w:r>
-    </w:p>
-    <w:tbl>
-      <w:tblPr>
-        <w:tblW w:type="dxa" w:w="9026"/>
-        <w:tblBorders>
-          <w:top w:val="single" w:color="auto" w:sz="4"/>
-          <w:left w:val="single" w:color="auto" w:sz="4"/>
-          <w:bottom w:val="single" w:color="auto" w:sz="4"/>
-          <w:right w:val="single" w:color="auto" w:sz="4"/>
-          <w:insideH w:val="single" w:color="auto" w:sz="4"/>
-          <w:insideV w:val="single" w:color="auto" w:sz="4"/>
-        </w:tblBorders>
-      </w:tblPr>
-      <w:tblGrid>
-        <w:gridCol w:w="2527"/>
-        <w:gridCol w:w="2708"/>
-        <w:gridCol w:w="3791"/>
-      </w:tblGrid>
-      <w:tr>
-        <w:trPr>
-          <w:tblHeader/>
-        </w:trPr>
-        <w:tc>
-          <w:tcPr>
-            <w:tcW w:type="dxa" w:w="2527"/>
-            <w:shd w:fill="E8F0E8" w:val="clear"/>
-          </w:tcPr>
-          <w:p>
-            <w:r>
-              <w:rPr>
-                <w:b/>
-                <w:bCs/>
-              </w:rPr>
-              <w:t xml:space="preserve">Task</w:t>
-            </w:r>
-          </w:p>
-        </w:tc>
-        <w:tc>
-          <w:tcPr>
-            <w:tcW w:type="dxa" w:w="2708"/>
-            <w:shd w:fill="E8F0E8" w:val="clear"/>
-          </w:tcPr>
-          <w:p>
-            <w:r>
-              <w:rPr>
-                <w:b/>
-                <w:bCs/>
-              </w:rPr>
-              <w:t xml:space="preserve">Baseline model</w:t>
-            </w:r>
-          </w:p>
-        </w:tc>
-        <w:tc>
-          <w:tcPr>
-            <w:tcW w:type="dxa" w:w="3791"/>
-            <w:shd w:fill="E8F0E8" w:val="clear"/>
-          </w:tcPr>
-          <w:p>
-            <w:r>
-              <w:rPr>
-                <w:b/>
-                <w:bCs/>
-              </w:rPr>
-              <w:t xml:space="preserve">Result</w:t>
-            </w:r>
-          </w:p>
-        </w:tc>
-      </w:tr>
-      <w:tr>
-        <w:tc>
-          <w:tcPr>
-            <w:tcW w:type="dxa" w:w="2527"/>
-          </w:tcPr>
-          <w:p>
-            <w:r>
-              <w:rPr>
-                <w:i w:val="false"/>
-                <w:iCs w:val="false"/>
-              </w:rPr>
-              <w:t xml:space="preserve">Crop recommendation</w:t>
-            </w:r>
-          </w:p>
-        </w:tc>
-        <w:tc>
-          <w:tcPr>
-            <w:tcW w:type="dxa" w:w="2708"/>
-          </w:tcPr>
-          <w:p>
-            <w:r>
-              <w:rPr>
-                <w:i w:val="false"/>
-                <w:iCs w:val="false"/>
-              </w:rPr>
-              <w:t xml:space="preserve">Logistic Regression</w:t>
-            </w:r>
-          </w:p>
-        </w:tc>
-        <w:tc>
-          <w:tcPr>
-            <w:tcW w:type="dxa" w:w="3791"/>
-          </w:tcPr>
-          <w:p>
-            <w:r>
-              <w:rPr>
-                <w:i w:val="false"/>
-                <w:iCs w:val="false"/>
-              </w:rPr>
-              <w:t xml:space="preserve">Accuracy 0.9727, F1 (weighted) 0.9725</w:t>
-            </w:r>
-          </w:p>
-        </w:tc>
-      </w:tr>
-      <w:tr>
-        <w:tc>
-          <w:tcPr>
-            <w:tcW w:type="dxa" w:w="2527"/>
-          </w:tcPr>
-          <w:p>
-            <w:r>
-              <w:rPr>
-                <w:i w:val="false"/>
-                <w:iCs w:val="false"/>
-              </w:rPr>
-              <w:t xml:space="preserve">Yield estimation</w:t>
-            </w:r>
-          </w:p>
-        </w:tc>
-        <w:tc>
-          <w:tcPr>
-            <w:tcW w:type="dxa" w:w="2708"/>
-          </w:tcPr>
-          <w:p>
-            <w:r>
-              <w:rPr>
-                <w:i w:val="false"/>
-                <w:iCs w:val="false"/>
-              </w:rPr>
-              <w:t xml:space="preserve">Linear Regression</w:t>
-            </w:r>
-          </w:p>
-        </w:tc>
-        <w:tc>
-          <w:tcPr>
-            <w:tcW w:type="dxa" w:w="3791"/>
-          </w:tcPr>
-          <w:p>
-            <w:r>
-              <w:rPr>
-                <w:i w:val="false"/>
-                <w:iCs w:val="false"/>
-              </w:rPr>
-              <w:t xml:space="preserve">R² 0.0726, RMSE 9.4949, MAE 4.6019</w:t>
-            </w:r>
-          </w:p>
-        </w:tc>
-      </w:tr>
-    </w:tbl>
-    <w:p>
-      <w:pPr>
-        <w:jc w:val="both"/>
-      </w:pPr>
-      <w:r>
-        <w:t xml:space="preserve"/>
-      </w:r>
-    </w:p>
-    <w:p>
-      <w:pPr>
-        <w:jc w:val="center"/>
-      </w:pPr>
-      <w:r>
-        <w:rPr>
-          <w:i/>
-          <w:iCs/>
-        </w:rPr>
-        <w:t xml:space="preserve">Table 4.1 — Iteration 1 baseline results</w:t>
-      </w:r>
-    </w:p>
-    <w:p>
-      <w:pPr>
-        <w:jc w:val="both"/>
-      </w:pPr>
-      <w:r>
-        <w:t xml:space="preserve">The two baselines pointed in opposite directions, and that is what shaped the next iteration. The classification baseline was already strong at 97.27%, so the open question was whether the remaining error was reducible at all. The regression baseline explained only 7% of variance, which said clearly that yield is not a linear function of label-encoded categorical inputs and that a fundamentally different model family was needed rather than better linear features.</w:t>
-      </w:r>
-    </w:p>
-    <w:p>
-      <w:pPr>
         <w:jc w:val="center"/>
       </w:pPr>
       <w:r>
         <w:drawing>
           <wp:inline distT="0" distB="0" distL="0" distR="0">
-            <wp:extent cx="5334000" cy="3914775"/>
+            <wp:extent cx="5334000" cy="5924550"/>
             <wp:effectExtent t="0" r="0" b="0" l="0"/>
             <wp:docPr id="1" name="" descr="" title=""/>
             <wp:cNvGraphicFramePr>
@@ -4143,7 +3629,7 @@
                   <pic:spPr bwMode="auto">
                     <a:xfrm>
                       <a:off x="0" y="0"/>
-                      <a:ext cx="5334000" cy="3914775"/>
+                      <a:ext cx="5334000" cy="5924550"/>
                     </a:xfrm>
                     <a:prstGeom prst="rect">
                       <a:avLst/>
@@ -4165,7 +3651,223 @@
           <w:i/>
           <w:iCs/>
         </w:rPr>
-        <w:t xml:space="preserve">Figure 4.2 — Feature distributions of the crop recommendation dataset</w:t>
+        <w:t xml:space="preserve">Figure 4.1 — AgriSense three-layer system architecture</w:t>
+      </w:r>
+    </w:p>
+    <w:p>
+      <w:pPr>
+        <w:jc w:val="both"/>
+      </w:pPr>
+      <w:r>
+        <w:t xml:space="preserve">Each block has a single responsibility. The training pipelines read the raw CSVs, clean and encode them, compare candidate models, tune the winner and serialise it. The model store holds those serialised artefacts, which are committed to the repository so no consumer needs to retrain. The inference module loads them once, caches them in module-level state, and exposes two plain Python functions. The API layer validates incoming JSON against Pydantic schemas, calls those two functions, and wraps the outcome in a consistent response envelope. The mobile client renders forms, posts them, stores results locally and displays history.</w:t>
+      </w:r>
+    </w:p>
+    <w:p>
+      <w:pPr>
+        <w:jc w:val="both"/>
+      </w:pPr>
+      <w:r>
+        <w:t xml:space="preserve">This layering is enforced by a test rather than by convention. api/tests/test_parity.py calls each endpoint and the underlying function with the same inputs and asserts the answers match, so the API cannot silently drift into reimplementing inference.</w:t>
+      </w:r>
+    </w:p>
+    <w:p>
+      <w:pPr>
+        <w:pStyle w:val="Heading2"/>
+      </w:pPr>
+      <w:r>
+        <w:t xml:space="preserve">4.2  Iteration 1 — Baseline</w:t>
+      </w:r>
+    </w:p>
+    <w:p>
+      <w:pPr>
+        <w:jc w:val="both"/>
+      </w:pPr>
+      <w:r>
+        <w:t xml:space="preserve">The first working version established a floor with the simplest reasonable models. For classification, features were standardised and a logistic regression fitted on a stratified 80/20 split — 1,760 training and 440 test records. For regression, the raw data required real cleaning first: column names and string values carry trailing whitespace in the source file (seasons appear as “Kharif     ”), 215 rows have no production value, and yield, once derived as production divided by area, ranged from 0.0005 to 33,089. Rows with missing or non-positive area or production were dropped and the derived yield clipped to the 1st–99th percentile, taking 49,999 rows to 48,681 and the yield range to 0.168–129.2.</w:t>
+      </w:r>
+    </w:p>
+    <w:tbl>
+      <w:tblPr>
+        <w:tblW w:type="dxa" w:w="9026"/>
+        <w:tblBorders>
+          <w:top w:val="single" w:color="auto" w:sz="4"/>
+          <w:left w:val="single" w:color="auto" w:sz="4"/>
+          <w:bottom w:val="single" w:color="auto" w:sz="4"/>
+          <w:right w:val="single" w:color="auto" w:sz="4"/>
+          <w:insideH w:val="single" w:color="auto" w:sz="4"/>
+          <w:insideV w:val="single" w:color="auto" w:sz="4"/>
+        </w:tblBorders>
+      </w:tblPr>
+      <w:tblGrid>
+        <w:gridCol w:w="2527"/>
+        <w:gridCol w:w="2708"/>
+        <w:gridCol w:w="3791"/>
+      </w:tblGrid>
+      <w:tr>
+        <w:trPr>
+          <w:tblHeader/>
+        </w:trPr>
+        <w:tc>
+          <w:tcPr>
+            <w:tcW w:type="dxa" w:w="2527"/>
+            <w:shd w:fill="E8F0E8" w:val="clear"/>
+          </w:tcPr>
+          <w:p>
+            <w:r>
+              <w:rPr>
+                <w:b/>
+                <w:bCs/>
+              </w:rPr>
+              <w:t xml:space="preserve">Task</w:t>
+            </w:r>
+          </w:p>
+        </w:tc>
+        <w:tc>
+          <w:tcPr>
+            <w:tcW w:type="dxa" w:w="2708"/>
+            <w:shd w:fill="E8F0E8" w:val="clear"/>
+          </w:tcPr>
+          <w:p>
+            <w:r>
+              <w:rPr>
+                <w:b/>
+                <w:bCs/>
+              </w:rPr>
+              <w:t xml:space="preserve">Baseline model</w:t>
+            </w:r>
+          </w:p>
+        </w:tc>
+        <w:tc>
+          <w:tcPr>
+            <w:tcW w:type="dxa" w:w="3791"/>
+            <w:shd w:fill="E8F0E8" w:val="clear"/>
+          </w:tcPr>
+          <w:p>
+            <w:r>
+              <w:rPr>
+                <w:b/>
+                <w:bCs/>
+              </w:rPr>
+              <w:t xml:space="preserve">Result</w:t>
+            </w:r>
+          </w:p>
+        </w:tc>
+      </w:tr>
+      <w:tr>
+        <w:tc>
+          <w:tcPr>
+            <w:tcW w:type="dxa" w:w="2527"/>
+          </w:tcPr>
+          <w:p>
+            <w:r>
+              <w:rPr>
+                <w:i w:val="false"/>
+                <w:iCs w:val="false"/>
+              </w:rPr>
+              <w:t xml:space="preserve">Crop recommendation</w:t>
+            </w:r>
+          </w:p>
+        </w:tc>
+        <w:tc>
+          <w:tcPr>
+            <w:tcW w:type="dxa" w:w="2708"/>
+          </w:tcPr>
+          <w:p>
+            <w:r>
+              <w:rPr>
+                <w:i w:val="false"/>
+                <w:iCs w:val="false"/>
+              </w:rPr>
+              <w:t xml:space="preserve">Logistic Regression</w:t>
+            </w:r>
+          </w:p>
+        </w:tc>
+        <w:tc>
+          <w:tcPr>
+            <w:tcW w:type="dxa" w:w="3791"/>
+          </w:tcPr>
+          <w:p>
+            <w:r>
+              <w:rPr>
+                <w:i w:val="false"/>
+                <w:iCs w:val="false"/>
+              </w:rPr>
+              <w:t xml:space="preserve">Accuracy 0.9727, F1 (weighted) 0.9725</w:t>
+            </w:r>
+          </w:p>
+        </w:tc>
+      </w:tr>
+      <w:tr>
+        <w:tc>
+          <w:tcPr>
+            <w:tcW w:type="dxa" w:w="2527"/>
+          </w:tcPr>
+          <w:p>
+            <w:r>
+              <w:rPr>
+                <w:i w:val="false"/>
+                <w:iCs w:val="false"/>
+              </w:rPr>
+              <w:t xml:space="preserve">Yield estimation</w:t>
+            </w:r>
+          </w:p>
+        </w:tc>
+        <w:tc>
+          <w:tcPr>
+            <w:tcW w:type="dxa" w:w="2708"/>
+          </w:tcPr>
+          <w:p>
+            <w:r>
+              <w:rPr>
+                <w:i w:val="false"/>
+                <w:iCs w:val="false"/>
+              </w:rPr>
+              <w:t xml:space="preserve">Linear Regression</w:t>
+            </w:r>
+          </w:p>
+        </w:tc>
+        <w:tc>
+          <w:tcPr>
+            <w:tcW w:type="dxa" w:w="3791"/>
+          </w:tcPr>
+          <w:p>
+            <w:r>
+              <w:rPr>
+                <w:i w:val="false"/>
+                <w:iCs w:val="false"/>
+              </w:rPr>
+              <w:t xml:space="preserve">R² 0.0726, RMSE 9.4949, MAE 4.6019</w:t>
+            </w:r>
+          </w:p>
+        </w:tc>
+      </w:tr>
+    </w:tbl>
+    <w:p>
+      <w:pPr>
+        <w:jc w:val="both"/>
+      </w:pPr>
+      <w:r>
+        <w:t xml:space="preserve"/>
+      </w:r>
+    </w:p>
+    <w:p>
+      <w:pPr>
+        <w:jc w:val="center"/>
+      </w:pPr>
+      <w:r>
+        <w:rPr>
+          <w:i/>
+          <w:iCs/>
+        </w:rPr>
+        <w:t xml:space="preserve">Table 4.1 — Iteration 1 baseline results</w:t>
+      </w:r>
+    </w:p>
+    <w:p>
+      <w:pPr>
+        <w:jc w:val="both"/>
+      </w:pPr>
+      <w:r>
+        <w:t xml:space="preserve">The two baselines pointed in opposite directions, and that is what shaped the next iteration. The classification baseline was already strong at 97.27%, so the open question was whether the remaining error was reducible at all. The regression baseline explained only 7% of variance, which said clearly that yield is not a linear function of label-encoded categorical inputs and that a fundamentally different model family was needed rather than better linear features.</w:t>
       </w:r>
     </w:p>
     <w:p>
@@ -4175,7 +3877,7 @@
       <w:r>
         <w:drawing>
           <wp:inline distT="0" distB="0" distL="0" distR="0">
-            <wp:extent cx="4191000" cy="3409950"/>
+            <wp:extent cx="5334000" cy="3914775"/>
             <wp:effectExtent t="0" r="0" b="0" l="0"/>
             <wp:docPr id="1" name="" descr="" title=""/>
             <wp:cNvGraphicFramePr>
@@ -4200,7 +3902,7 @@
                   <pic:spPr bwMode="auto">
                     <a:xfrm>
                       <a:off x="0" y="0"/>
-                      <a:ext cx="4191000" cy="3409950"/>
+                      <a:ext cx="5334000" cy="3914775"/>
                     </a:xfrm>
                     <a:prstGeom prst="rect">
                       <a:avLst/>
@@ -4222,1444 +3924,7 @@
           <w:i/>
           <w:iCs/>
         </w:rPr>
-        <w:t xml:space="preserve">Figure 4.3 — Feature correlation heatmap. Inter-feature correlation is low, so all seven features were retained.</w:t>
-      </w:r>
-    </w:p>
-    <w:p>
-      <w:pPr>
-        <w:pStyle w:val="Heading2"/>
-      </w:pPr>
-      <w:r>
-        <w:t xml:space="preserve">4.3  Iteration 2 — Refinement</w:t>
-      </w:r>
-    </w:p>
-    <w:p>
-      <w:pPr>
-        <w:jc w:val="both"/>
-      </w:pPr>
-      <w:r>
-        <w:t xml:space="preserve">Iteration 2 introduced two ensemble methods per task and tuned the winner. Random Forest and XGBoost were trained on identical splits to the baseline so results stayed comparable.</w:t>
-      </w:r>
-    </w:p>
-    <w:tbl>
-      <w:tblPr>
-        <w:tblW w:type="dxa" w:w="9026"/>
-        <w:tblBorders>
-          <w:top w:val="single" w:color="auto" w:sz="4"/>
-          <w:left w:val="single" w:color="auto" w:sz="4"/>
-          <w:bottom w:val="single" w:color="auto" w:sz="4"/>
-          <w:right w:val="single" w:color="auto" w:sz="4"/>
-          <w:insideH w:val="single" w:color="auto" w:sz="4"/>
-          <w:insideV w:val="single" w:color="auto" w:sz="4"/>
-        </w:tblBorders>
-      </w:tblPr>
-      <w:tblGrid>
-        <w:gridCol w:w="1986"/>
-        <w:gridCol w:w="3881"/>
-        <w:gridCol w:w="3159"/>
-      </w:tblGrid>
-      <w:tr>
-        <w:trPr>
-          <w:tblHeader/>
-        </w:trPr>
-        <w:tc>
-          <w:tcPr>
-            <w:tcW w:type="dxa" w:w="1986"/>
-            <w:shd w:fill="E8F0E8" w:val="clear"/>
-          </w:tcPr>
-          <w:p>
-            <w:r>
-              <w:rPr>
-                <w:b/>
-                <w:bCs/>
-              </w:rPr>
-              <w:t xml:space="preserve">Task</w:t>
-            </w:r>
-          </w:p>
-        </w:tc>
-        <w:tc>
-          <w:tcPr>
-            <w:tcW w:type="dxa" w:w="3881"/>
-            <w:shd w:fill="E8F0E8" w:val="clear"/>
-          </w:tcPr>
-          <w:p>
-            <w:r>
-              <w:rPr>
-                <w:b/>
-                <w:bCs/>
-              </w:rPr>
-              <w:t xml:space="preserve">Model</w:t>
-            </w:r>
-          </w:p>
-        </w:tc>
-        <w:tc>
-          <w:tcPr>
-            <w:tcW w:type="dxa" w:w="3159"/>
-            <w:shd w:fill="E8F0E8" w:val="clear"/>
-          </w:tcPr>
-          <w:p>
-            <w:r>
-              <w:rPr>
-                <w:b/>
-                <w:bCs/>
-              </w:rPr>
-              <w:t xml:space="preserve">Key metric</w:t>
-            </w:r>
-          </w:p>
-        </w:tc>
-      </w:tr>
-      <w:tr>
-        <w:tc>
-          <w:tcPr>
-            <w:tcW w:type="dxa" w:w="1986"/>
-          </w:tcPr>
-          <w:p>
-            <w:r>
-              <w:rPr>
-                <w:i w:val="false"/>
-                <w:iCs w:val="false"/>
-              </w:rPr>
-              <w:t xml:space="preserve">Classification</w:t>
-            </w:r>
-          </w:p>
-        </w:tc>
-        <w:tc>
-          <w:tcPr>
-            <w:tcW w:type="dxa" w:w="3881"/>
-          </w:tcPr>
-          <w:p>
-            <w:r>
-              <w:rPr>
-                <w:i w:val="false"/>
-                <w:iCs w:val="false"/>
-              </w:rPr>
-              <w:t xml:space="preserve">Logistic Regression (baseline)</w:t>
-            </w:r>
-          </w:p>
-        </w:tc>
-        <w:tc>
-          <w:tcPr>
-            <w:tcW w:type="dxa" w:w="3159"/>
-          </w:tcPr>
-          <w:p>
-            <w:r>
-              <w:rPr>
-                <w:i w:val="false"/>
-                <w:iCs w:val="false"/>
-              </w:rPr>
-              <w:t xml:space="preserve">Accuracy 0.9727</w:t>
-            </w:r>
-          </w:p>
-        </w:tc>
-      </w:tr>
-      <w:tr>
-        <w:tc>
-          <w:tcPr>
-            <w:tcW w:type="dxa" w:w="1986"/>
-          </w:tcPr>
-          <w:p>
-            <w:r>
-              <w:rPr>
-                <w:i w:val="false"/>
-                <w:iCs w:val="false"/>
-              </w:rPr>
-              <w:t xml:space="preserve">Classification</w:t>
-            </w:r>
-          </w:p>
-        </w:tc>
-        <w:tc>
-          <w:tcPr>
-            <w:tcW w:type="dxa" w:w="3881"/>
-          </w:tcPr>
-          <w:p>
-            <w:r>
-              <w:rPr>
-                <w:i w:val="false"/>
-                <w:iCs w:val="false"/>
-              </w:rPr>
-              <w:t xml:space="preserve">Random Forest</w:t>
-            </w:r>
-          </w:p>
-        </w:tc>
-        <w:tc>
-          <w:tcPr>
-            <w:tcW w:type="dxa" w:w="3159"/>
-          </w:tcPr>
-          <w:p>
-            <w:r>
-              <w:rPr>
-                <w:i w:val="false"/>
-                <w:iCs w:val="false"/>
-              </w:rPr>
-              <w:t xml:space="preserve">Accuracy 0.9955</w:t>
-            </w:r>
-          </w:p>
-        </w:tc>
-      </w:tr>
-      <w:tr>
-        <w:tc>
-          <w:tcPr>
-            <w:tcW w:type="dxa" w:w="1986"/>
-          </w:tcPr>
-          <w:p>
-            <w:r>
-              <w:rPr>
-                <w:i w:val="false"/>
-                <w:iCs w:val="false"/>
-              </w:rPr>
-              <w:t xml:space="preserve">Classification</w:t>
-            </w:r>
-          </w:p>
-        </w:tc>
-        <w:tc>
-          <w:tcPr>
-            <w:tcW w:type="dxa" w:w="3881"/>
-          </w:tcPr>
-          <w:p>
-            <w:r>
-              <w:rPr>
-                <w:i w:val="false"/>
-                <w:iCs w:val="false"/>
-              </w:rPr>
-              <w:t xml:space="preserve">XGBoost</w:t>
-            </w:r>
-          </w:p>
-        </w:tc>
-        <w:tc>
-          <w:tcPr>
-            <w:tcW w:type="dxa" w:w="3159"/>
-          </w:tcPr>
-          <w:p>
-            <w:r>
-              <w:rPr>
-                <w:i w:val="false"/>
-                <w:iCs w:val="false"/>
-              </w:rPr>
-              <w:t xml:space="preserve">Accuracy 0.9886</w:t>
-            </w:r>
-          </w:p>
-        </w:tc>
-      </w:tr>
-      <w:tr>
-        <w:tc>
-          <w:tcPr>
-            <w:tcW w:type="dxa" w:w="1986"/>
-          </w:tcPr>
-          <w:p>
-            <w:r>
-              <w:rPr>
-                <w:i w:val="false"/>
-                <w:iCs w:val="false"/>
-              </w:rPr>
-              <w:t xml:space="preserve">Regression</w:t>
-            </w:r>
-          </w:p>
-        </w:tc>
-        <w:tc>
-          <w:tcPr>
-            <w:tcW w:type="dxa" w:w="3881"/>
-          </w:tcPr>
-          <w:p>
-            <w:r>
-              <w:rPr>
-                <w:i w:val="false"/>
-                <w:iCs w:val="false"/>
-              </w:rPr>
-              <w:t xml:space="preserve">Linear Regression (baseline)</w:t>
-            </w:r>
-          </w:p>
-        </w:tc>
-        <w:tc>
-          <w:tcPr>
-            <w:tcW w:type="dxa" w:w="3159"/>
-          </w:tcPr>
-          <w:p>
-            <w:r>
-              <w:rPr>
-                <w:i w:val="false"/>
-                <w:iCs w:val="false"/>
-              </w:rPr>
-              <w:t xml:space="preserve">R² 0.0726</w:t>
-            </w:r>
-          </w:p>
-        </w:tc>
-      </w:tr>
-      <w:tr>
-        <w:tc>
-          <w:tcPr>
-            <w:tcW w:type="dxa" w:w="1986"/>
-          </w:tcPr>
-          <w:p>
-            <w:r>
-              <w:rPr>
-                <w:i w:val="false"/>
-                <w:iCs w:val="false"/>
-              </w:rPr>
-              <w:t xml:space="preserve">Regression</w:t>
-            </w:r>
-          </w:p>
-        </w:tc>
-        <w:tc>
-          <w:tcPr>
-            <w:tcW w:type="dxa" w:w="3881"/>
-          </w:tcPr>
-          <w:p>
-            <w:r>
-              <w:rPr>
-                <w:i w:val="false"/>
-                <w:iCs w:val="false"/>
-              </w:rPr>
-              <w:t xml:space="preserve">Random Forest</w:t>
-            </w:r>
-          </w:p>
-        </w:tc>
-        <w:tc>
-          <w:tcPr>
-            <w:tcW w:type="dxa" w:w="3159"/>
-          </w:tcPr>
-          <w:p>
-            <w:r>
-              <w:rPr>
-                <w:i w:val="false"/>
-                <w:iCs w:val="false"/>
-              </w:rPr>
-              <w:t xml:space="preserve">R² 0.6719</w:t>
-            </w:r>
-          </w:p>
-        </w:tc>
-      </w:tr>
-      <w:tr>
-        <w:tc>
-          <w:tcPr>
-            <w:tcW w:type="dxa" w:w="1986"/>
-          </w:tcPr>
-          <w:p>
-            <w:r>
-              <w:rPr>
-                <w:i w:val="false"/>
-                <w:iCs w:val="false"/>
-              </w:rPr>
-              <w:t xml:space="preserve">Regression</w:t>
-            </w:r>
-          </w:p>
-        </w:tc>
-        <w:tc>
-          <w:tcPr>
-            <w:tcW w:type="dxa" w:w="3881"/>
-          </w:tcPr>
-          <w:p>
-            <w:r>
-              <w:rPr>
-                <w:i w:val="false"/>
-                <w:iCs w:val="false"/>
-              </w:rPr>
-              <w:t xml:space="preserve">XGBoost</w:t>
-            </w:r>
-          </w:p>
-        </w:tc>
-        <w:tc>
-          <w:tcPr>
-            <w:tcW w:type="dxa" w:w="3159"/>
-          </w:tcPr>
-          <w:p>
-            <w:r>
-              <w:rPr>
-                <w:i w:val="false"/>
-                <w:iCs w:val="false"/>
-              </w:rPr>
-              <w:t xml:space="preserve">R² 0.6946</w:t>
-            </w:r>
-          </w:p>
-        </w:tc>
-      </w:tr>
-    </w:tbl>
-    <w:p>
-      <w:pPr>
-        <w:jc w:val="both"/>
-      </w:pPr>
-      <w:r>
-        <w:t xml:space="preserve"/>
-      </w:r>
-    </w:p>
-    <w:p>
-      <w:pPr>
-        <w:jc w:val="center"/>
-      </w:pPr>
-      <w:r>
-        <w:rPr>
-          <w:i/>
-          <w:iCs/>
-        </w:rPr>
-        <w:t xml:space="preserve">Table 4.2 — Iteration 2 model comparison</w:t>
-      </w:r>
-    </w:p>
-    <w:p>
-      <w:pPr>
-        <w:jc w:val="both"/>
-      </w:pPr>
-      <w:r>
-        <w:t xml:space="preserve">Random Forest won the classification task and XGBoost the regression task — confirming the team’s decision in Section 2.3 not to assume one family would suit both. Each winner was then tuned with an exhaustive grid search: 27 candidates over n_estimators, max_depth and min_samples_split for the forest, and 12 candidates over n_estimators, max_depth and learning_rate for the boosted regressor.</w:t>
-      </w:r>
-    </w:p>
-    <w:p>
-      <w:pPr>
-        <w:jc w:val="both"/>
-      </w:pPr>
-      <w:r>
-        <w:t xml:space="preserve">Tuning had asymmetric effect, which is itself a result. The classifier did not improve — 0.9955 before and after — because at 440 test records it was already missing only two, and no hyperparameter setting recovers those. The regressor improved materially, from R² 0.6946 to 0.7403, with RMSE falling from 5.4483 to 5.0247. Notably the selected depth was 4, shallower than the untuned 6: the grid search found that the model had been overfitting and that constraining it generalised better.</w:t>
-      </w:r>
-    </w:p>
-    <w:p>
-      <w:pPr>
-        <w:pStyle w:val="Heading2"/>
-      </w:pPr>
-      <w:r>
-        <w:t xml:space="preserve">4.4  Final Approach</w:t>
-      </w:r>
-    </w:p>
-    <w:p>
-      <w:pPr>
-        <w:jc w:val="both"/>
-      </w:pPr>
-      <w:r>
-        <w:t xml:space="preserve">For crop recommendation the final model is a Random Forest of 100 trees with maximum depth 10 and a minimum of 5 samples required to split. Each tree is trained on a bootstrap sample and considers a random feature subset at each split; the ensemble predicts by majority vote. The approach fits this problem because the 22 classes are separated by threshold-like conditions on rainfall and humidity rather than by linear boundaries — a tree expresses “rainfall above 200 mm and humidity above 80%” directly, whereas a linear model must approximate it.</w:t>
-      </w:r>
-    </w:p>
-    <w:p>
-      <w:pPr>
-        <w:jc w:val="both"/>
-      </w:pPr>
-      <w:r>
-        <w:t xml:space="preserve">For yield estimation the final model is an XGBoost regressor with 200 boosting rounds, maximum depth 4 and learning rate 0.1. Trees are added sequentially, each fitted to the residual error of those before it, with the learning rate shrinking each contribution so that no single tree dominates. This fits a target driven mainly by which crop and which season — a step-like surface over categorical inputs that a linear model cannot represent at all, as its R² of 0.07 demonstrated.</w:t>
-      </w:r>
-    </w:p>
-    <w:tbl>
-      <w:tblPr>
-        <w:tblW w:type="dxa" w:w="9026"/>
-        <w:tblBorders>
-          <w:top w:val="single" w:color="auto" w:sz="4"/>
-          <w:left w:val="single" w:color="auto" w:sz="4"/>
-          <w:bottom w:val="single" w:color="auto" w:sz="4"/>
-          <w:right w:val="single" w:color="auto" w:sz="4"/>
-          <w:insideH w:val="single" w:color="auto" w:sz="4"/>
-          <w:insideV w:val="single" w:color="auto" w:sz="4"/>
-        </w:tblBorders>
-      </w:tblPr>
-      <w:tblGrid>
-        <w:gridCol w:w="3430"/>
-        <w:gridCol w:w="2888"/>
-        <w:gridCol w:w="2708"/>
-      </w:tblGrid>
-      <w:tr>
-        <w:trPr>
-          <w:tblHeader/>
-        </w:trPr>
-        <w:tc>
-          <w:tcPr>
-            <w:tcW w:type="dxa" w:w="3430"/>
-            <w:shd w:fill="E8F0E8" w:val="clear"/>
-          </w:tcPr>
-          <w:p>
-            <w:r>
-              <w:rPr>
-                <w:b/>
-                <w:bCs/>
-              </w:rPr>
-              <w:t xml:space="preserve">Model</w:t>
-            </w:r>
-          </w:p>
-        </w:tc>
-        <w:tc>
-          <w:tcPr>
-            <w:tcW w:type="dxa" w:w="2888"/>
-            <w:shd w:fill="E8F0E8" w:val="clear"/>
-          </w:tcPr>
-          <w:p>
-            <w:r>
-              <w:rPr>
-                <w:b/>
-                <w:bCs/>
-              </w:rPr>
-              <w:t xml:space="preserve">Hyperparameter</w:t>
-            </w:r>
-          </w:p>
-        </w:tc>
-        <w:tc>
-          <w:tcPr>
-            <w:tcW w:type="dxa" w:w="2708"/>
-            <w:shd w:fill="E8F0E8" w:val="clear"/>
-          </w:tcPr>
-          <w:p>
-            <w:r>
-              <w:rPr>
-                <w:b/>
-                <w:bCs/>
-              </w:rPr>
-              <w:t xml:space="preserve">Final value</w:t>
-            </w:r>
-          </w:p>
-        </w:tc>
-      </w:tr>
-      <w:tr>
-        <w:tc>
-          <w:tcPr>
-            <w:tcW w:type="dxa" w:w="3430"/>
-          </w:tcPr>
-          <w:p>
-            <w:r>
-              <w:rPr>
-                <w:i w:val="false"/>
-                <w:iCs w:val="false"/>
-              </w:rPr>
-              <w:t xml:space="preserve">Random Forest (classification)</w:t>
-            </w:r>
-          </w:p>
-        </w:tc>
-        <w:tc>
-          <w:tcPr>
-            <w:tcW w:type="dxa" w:w="2888"/>
-          </w:tcPr>
-          <w:p>
-            <w:r>
-              <w:rPr>
-                <w:i w:val="false"/>
-                <w:iCs w:val="false"/>
-              </w:rPr>
-              <w:t xml:space="preserve">n_estimators</w:t>
-            </w:r>
-          </w:p>
-        </w:tc>
-        <w:tc>
-          <w:tcPr>
-            <w:tcW w:type="dxa" w:w="2708"/>
-          </w:tcPr>
-          <w:p>
-            <w:r>
-              <w:rPr>
-                <w:i w:val="false"/>
-                <w:iCs w:val="false"/>
-              </w:rPr>
-              <w:t xml:space="preserve">100</w:t>
-            </w:r>
-          </w:p>
-        </w:tc>
-      </w:tr>
-      <w:tr>
-        <w:tc>
-          <w:tcPr>
-            <w:tcW w:type="dxa" w:w="3430"/>
-          </w:tcPr>
-          <w:p>
-            <w:r>
-              <w:rPr>
-                <w:i w:val="false"/>
-                <w:iCs w:val="false"/>
-              </w:rPr>
-              <w:t xml:space="preserve"/>
-            </w:r>
-          </w:p>
-        </w:tc>
-        <w:tc>
-          <w:tcPr>
-            <w:tcW w:type="dxa" w:w="2888"/>
-          </w:tcPr>
-          <w:p>
-            <w:r>
-              <w:rPr>
-                <w:i w:val="false"/>
-                <w:iCs w:val="false"/>
-              </w:rPr>
-              <w:t xml:space="preserve">max_depth</w:t>
-            </w:r>
-          </w:p>
-        </w:tc>
-        <w:tc>
-          <w:tcPr>
-            <w:tcW w:type="dxa" w:w="2708"/>
-          </w:tcPr>
-          <w:p>
-            <w:r>
-              <w:rPr>
-                <w:i w:val="false"/>
-                <w:iCs w:val="false"/>
-              </w:rPr>
-              <w:t xml:space="preserve">10</w:t>
-            </w:r>
-          </w:p>
-        </w:tc>
-      </w:tr>
-      <w:tr>
-        <w:tc>
-          <w:tcPr>
-            <w:tcW w:type="dxa" w:w="3430"/>
-          </w:tcPr>
-          <w:p>
-            <w:r>
-              <w:rPr>
-                <w:i w:val="false"/>
-                <w:iCs w:val="false"/>
-              </w:rPr>
-              <w:t xml:space="preserve"/>
-            </w:r>
-          </w:p>
-        </w:tc>
-        <w:tc>
-          <w:tcPr>
-            <w:tcW w:type="dxa" w:w="2888"/>
-          </w:tcPr>
-          <w:p>
-            <w:r>
-              <w:rPr>
-                <w:i w:val="false"/>
-                <w:iCs w:val="false"/>
-              </w:rPr>
-              <w:t xml:space="preserve">min_samples_split</w:t>
-            </w:r>
-          </w:p>
-        </w:tc>
-        <w:tc>
-          <w:tcPr>
-            <w:tcW w:type="dxa" w:w="2708"/>
-          </w:tcPr>
-          <w:p>
-            <w:r>
-              <w:rPr>
-                <w:i w:val="false"/>
-                <w:iCs w:val="false"/>
-              </w:rPr>
-              <w:t xml:space="preserve">5</w:t>
-            </w:r>
-          </w:p>
-        </w:tc>
-      </w:tr>
-      <w:tr>
-        <w:tc>
-          <w:tcPr>
-            <w:tcW w:type="dxa" w:w="3430"/>
-          </w:tcPr>
-          <w:p>
-            <w:r>
-              <w:rPr>
-                <w:i w:val="false"/>
-                <w:iCs w:val="false"/>
-              </w:rPr>
-              <w:t xml:space="preserve"/>
-            </w:r>
-          </w:p>
-        </w:tc>
-        <w:tc>
-          <w:tcPr>
-            <w:tcW w:type="dxa" w:w="2888"/>
-          </w:tcPr>
-          <w:p>
-            <w:r>
-              <w:rPr>
-                <w:i w:val="false"/>
-                <w:iCs w:val="false"/>
-              </w:rPr>
-              <w:t xml:space="preserve">random_state</w:t>
-            </w:r>
-          </w:p>
-        </w:tc>
-        <w:tc>
-          <w:tcPr>
-            <w:tcW w:type="dxa" w:w="2708"/>
-          </w:tcPr>
-          <w:p>
-            <w:r>
-              <w:rPr>
-                <w:i w:val="false"/>
-                <w:iCs w:val="false"/>
-              </w:rPr>
-              <w:t xml:space="preserve">42</w:t>
-            </w:r>
-          </w:p>
-        </w:tc>
-      </w:tr>
-      <w:tr>
-        <w:tc>
-          <w:tcPr>
-            <w:tcW w:type="dxa" w:w="3430"/>
-          </w:tcPr>
-          <w:p>
-            <w:r>
-              <w:rPr>
-                <w:i w:val="false"/>
-                <w:iCs w:val="false"/>
-              </w:rPr>
-              <w:t xml:space="preserve">XGBoost (regression)</w:t>
-            </w:r>
-          </w:p>
-        </w:tc>
-        <w:tc>
-          <w:tcPr>
-            <w:tcW w:type="dxa" w:w="2888"/>
-          </w:tcPr>
-          <w:p>
-            <w:r>
-              <w:rPr>
-                <w:i w:val="false"/>
-                <w:iCs w:val="false"/>
-              </w:rPr>
-              <w:t xml:space="preserve">n_estimators</w:t>
-            </w:r>
-          </w:p>
-        </w:tc>
-        <w:tc>
-          <w:tcPr>
-            <w:tcW w:type="dxa" w:w="2708"/>
-          </w:tcPr>
-          <w:p>
-            <w:r>
-              <w:rPr>
-                <w:i w:val="false"/>
-                <w:iCs w:val="false"/>
-              </w:rPr>
-              <w:t xml:space="preserve">200</w:t>
-            </w:r>
-          </w:p>
-        </w:tc>
-      </w:tr>
-      <w:tr>
-        <w:tc>
-          <w:tcPr>
-            <w:tcW w:type="dxa" w:w="3430"/>
-          </w:tcPr>
-          <w:p>
-            <w:r>
-              <w:rPr>
-                <w:i w:val="false"/>
-                <w:iCs w:val="false"/>
-              </w:rPr>
-              <w:t xml:space="preserve"/>
-            </w:r>
-          </w:p>
-        </w:tc>
-        <w:tc>
-          <w:tcPr>
-            <w:tcW w:type="dxa" w:w="2888"/>
-          </w:tcPr>
-          <w:p>
-            <w:r>
-              <w:rPr>
-                <w:i w:val="false"/>
-                <w:iCs w:val="false"/>
-              </w:rPr>
-              <w:t xml:space="preserve">max_depth</w:t>
-            </w:r>
-          </w:p>
-        </w:tc>
-        <w:tc>
-          <w:tcPr>
-            <w:tcW w:type="dxa" w:w="2708"/>
-          </w:tcPr>
-          <w:p>
-            <w:r>
-              <w:rPr>
-                <w:i w:val="false"/>
-                <w:iCs w:val="false"/>
-              </w:rPr>
-              <w:t xml:space="preserve">4</w:t>
-            </w:r>
-          </w:p>
-        </w:tc>
-      </w:tr>
-      <w:tr>
-        <w:tc>
-          <w:tcPr>
-            <w:tcW w:type="dxa" w:w="3430"/>
-          </w:tcPr>
-          <w:p>
-            <w:r>
-              <w:rPr>
-                <w:i w:val="false"/>
-                <w:iCs w:val="false"/>
-              </w:rPr>
-              <w:t xml:space="preserve"/>
-            </w:r>
-          </w:p>
-        </w:tc>
-        <w:tc>
-          <w:tcPr>
-            <w:tcW w:type="dxa" w:w="2888"/>
-          </w:tcPr>
-          <w:p>
-            <w:r>
-              <w:rPr>
-                <w:i w:val="false"/>
-                <w:iCs w:val="false"/>
-              </w:rPr>
-              <w:t xml:space="preserve">learning_rate</w:t>
-            </w:r>
-          </w:p>
-        </w:tc>
-        <w:tc>
-          <w:tcPr>
-            <w:tcW w:type="dxa" w:w="2708"/>
-          </w:tcPr>
-          <w:p>
-            <w:r>
-              <w:rPr>
-                <w:i w:val="false"/>
-                <w:iCs w:val="false"/>
-              </w:rPr>
-              <w:t xml:space="preserve">0.1</w:t>
-            </w:r>
-          </w:p>
-        </w:tc>
-      </w:tr>
-      <w:tr>
-        <w:tc>
-          <w:tcPr>
-            <w:tcW w:type="dxa" w:w="3430"/>
-          </w:tcPr>
-          <w:p>
-            <w:r>
-              <w:rPr>
-                <w:i w:val="false"/>
-                <w:iCs w:val="false"/>
-              </w:rPr>
-              <w:t xml:space="preserve"/>
-            </w:r>
-          </w:p>
-        </w:tc>
-        <w:tc>
-          <w:tcPr>
-            <w:tcW w:type="dxa" w:w="2888"/>
-          </w:tcPr>
-          <w:p>
-            <w:r>
-              <w:rPr>
-                <w:i w:val="false"/>
-                <w:iCs w:val="false"/>
-              </w:rPr>
-              <w:t xml:space="preserve">random_state</w:t>
-            </w:r>
-          </w:p>
-        </w:tc>
-        <w:tc>
-          <w:tcPr>
-            <w:tcW w:type="dxa" w:w="2708"/>
-          </w:tcPr>
-          <w:p>
-            <w:r>
-              <w:rPr>
-                <w:i w:val="false"/>
-                <w:iCs w:val="false"/>
-              </w:rPr>
-              <w:t xml:space="preserve">42</w:t>
-            </w:r>
-          </w:p>
-        </w:tc>
-      </w:tr>
-    </w:tbl>
-    <w:p>
-      <w:pPr>
-        <w:jc w:val="both"/>
-      </w:pPr>
-      <w:r>
-        <w:t xml:space="preserve"/>
-      </w:r>
-    </w:p>
-    <w:p>
-      <w:pPr>
-        <w:jc w:val="center"/>
-      </w:pPr>
-      <w:r>
-        <w:rPr>
-          <w:i/>
-          <w:iCs/>
-        </w:rPr>
-        <w:t xml:space="preserve">Table 4.3 — Final hyperparameters selected by grid search</w:t>
-      </w:r>
-    </w:p>
-    <w:p>
-      <w:pPr>
-        <w:pStyle w:val="Heading2"/>
-      </w:pPr>
-      <w:r>
-        <w:t xml:space="preserve">4.5  Training Procedure</w:t>
-      </w:r>
-    </w:p>
-    <w:p>
-      <w:pPr>
-        <w:jc w:val="both"/>
-      </w:pPr>
-      <w:r>
-        <w:t xml:space="preserve">Classification. The 2,200 records were split 80/20 with stratification on the label, preserving 100 records per class across the split and yielding 1,760 training and 440 test records. Class labels were integer-encoded. Grid search used 5-fold cross-validation over 27 candidates scored on accuracy, and the selected model was then validated with an independent 5-fold cross_val_score over the full dataset, giving 0.9927 ± 0.0039.</w:t>
-      </w:r>
-    </w:p>
-    <w:p>
-      <w:pPr>
-        <w:jc w:val="both"/>
-      </w:pPr>
-      <w:r>
-        <w:t xml:space="preserve">Regression. After cleaning, 15,000 rows were sampled from the 48,681 available to keep training time within a couple of minutes, then split 80/20 into 12,000 training and 3,000 test records. Season and crop were integer-encoded with LabelEncoder and the fitted encoders serialised alongside the model, so that the API and the client validate user input against exactly the categories the model was trained on. Grid search used 3-fold cross-validation over 12 candidates scored on R², and the selected model was validated with 5-fold cross_val_score, giving 0.7428 ± 0.0254.</w:t>
-      </w:r>
-    </w:p>
-    <w:p>
-      <w:pPr>
-        <w:jc w:val="both"/>
-      </w:pPr>
-      <w:r>
-        <w:t xml:space="preserve">Both pipelines fix random_state at 42 throughout, so every figure reported in Chapter 6 is reproducible at the precision shown. The loss functions are those of the respective estimators — Gini impurity for the forest’s splits, squared error for the boosted regressor.</w:t>
-      </w:r>
-    </w:p>
-    <w:p>
-      <w:r>
-        <w:br w:type="page"/>
-      </w:r>
-    </w:p>
-    <w:p>
-      <w:pPr>
-        <w:pStyle w:val="Heading1"/>
-        <w:jc w:val="center"/>
-      </w:pPr>
-      <w:r>
-        <w:t xml:space="preserve">CHAPTER 5
-IMPLEMENTATION</w:t>
-      </w:r>
-    </w:p>
-    <w:p>
-      <w:pPr>
-        <w:pStyle w:val="Heading2"/>
-      </w:pPr>
-      <w:r>
-        <w:t xml:space="preserve">5.1  Module Description</w:t>
-      </w:r>
-    </w:p>
-    <w:p>
-      <w:pPr>
-        <w:pStyle w:val="Heading3"/>
-      </w:pPr>
-      <w:r>
-        <w:t xml:space="preserve">Data ingestion and preprocessing</w:t>
-      </w:r>
-    </w:p>
-    <w:p>
-      <w:pPr>
-        <w:jc w:val="both"/>
-      </w:pPr>
-      <w:r>
-        <w:t xml:space="preserve">Two pipeline scripts own all data handling. The classification pipeline loads the CSV, prints shape, summary statistics and missing-value counts, and produces the EDA figures. The regression pipeline additionally strips whitespace from column names and string values, coerces area and production to numeric, drops rows where either is missing or non-positive, derives yield, and clips to the 1st–99th percentile. Row counts are printed before and after each step so the effect of cleaning is visible in the logs rather than asserted in prose.</w:t>
-      </w:r>
-    </w:p>
-    <w:p>
-      <w:pPr>
-        <w:pStyle w:val="Heading3"/>
-      </w:pPr>
-      <w:r>
-        <w:t xml:space="preserve">Model training and evaluation</w:t>
-      </w:r>
-    </w:p>
-    <w:p>
-      <w:pPr>
-        <w:jc w:val="both"/>
-      </w:pPr>
-      <w:r>
-        <w:t xml:space="preserve">Each pipeline builds three candidate models, fits them on an identical split, and reports metrics per model. The winner is selected programmatically — by weighted F1 for classification, by R² for regression — then passed to GridSearchCV and an independent cross_val_score. Every metric is written to a JSON file under outputs/, which is what makes the numbers in this report auditable: they were not transcribed by hand.</w:t>
-      </w:r>
-    </w:p>
-    <w:p>
-      <w:pPr>
-        <w:pStyle w:val="Heading3"/>
-      </w:pPr>
-      <w:r>
-        <w:t xml:space="preserve">Inference</w:t>
-      </w:r>
-    </w:p>
-    <w:p>
-      <w:pPr>
-        <w:jc w:val="both"/>
-      </w:pPr>
-      <w:r>
-        <w:t xml:space="preserve">src/prototype_demo.py exposes recommend_crop() and estimate_yield(). Models are loaded once and cached in module-level variables, so repeated calls do not re-read the disk. estimate_yield validates season and crop against the saved encoders before calling the model, raising a descriptive ValueError rather than allowing a raw scikit-learn “previously unseen label” error to escape.</w:t>
-      </w:r>
-    </w:p>
-    <w:p>
-      <w:pPr>
-        <w:pStyle w:val="Heading3"/>
-      </w:pPr>
-      <w:r>
-        <w:t xml:space="preserve">API layer</w:t>
-      </w:r>
-    </w:p>
-    <w:p>
-      <w:pPr>
-        <w:jc w:val="both"/>
-      </w:pPr>
-      <w:r>
-        <w:t xml:space="preserve">The FastAPI application exposes /predict/crop, /predict/yield, /metadata/crops, /metadata/seasons, /metadata/model-info and /health under /api/v1. Request bodies are validated by Pydantic schemas with physical bounds — pH between 0 and 14, area strictly positive. Models are warmed at startup through a lifespan hook. The metadata endpoints are what allow the client to populate its dropdowns from the encoders themselves, so the app can never offer a crop the model does not know.</w:t>
-      </w:r>
-    </w:p>
-    <w:p>
-      <w:pPr>
-        <w:pStyle w:val="Heading3"/>
-      </w:pPr>
-      <w:r>
-        <w:t xml:space="preserve">Mobile client</w:t>
-      </w:r>
-    </w:p>
-    <w:p>
-      <w:pPr>
-        <w:jc w:val="both"/>
-      </w:pPr>
-      <w:r>
-        <w:t xml:space="preserve">The Expo Router application provides onboarding, a home dashboard, an analyze hub with the two input forms, result screens, a locally stored prediction history and a profile section. Reusable components (AppButton, AppCard, InputField, SelectField, StatusBadge) are driven by a shared design-token layer, and history, profile, soil and settings are persisted with AsyncStorage.</w:t>
-      </w:r>
-    </w:p>
-    <w:p>
-      <w:pPr>
-        <w:pStyle w:val="Heading2"/>
-      </w:pPr>
-      <w:r>
-        <w:t xml:space="preserve">5.2  Key Code Snippets</w:t>
-      </w:r>
-    </w:p>
-    <w:p>
-      <w:pPr>
-        <w:jc w:val="both"/>
-      </w:pPr>
-      <w:r>
-        <w:t xml:space="preserve">Yield derivation and outlier handling — the step that makes the regression target usable:</w:t>
-      </w:r>
-    </w:p>
-    <w:p>
-      <w:pPr>
-        <w:shd w:fill="F4F4F4" w:val="clear"/>
-      </w:pPr>
-      <w:r>
-        <w:rPr>
-          <w:rFonts w:ascii="Consolas" w:cs="Consolas" w:eastAsia="Consolas" w:hAnsi="Consolas"/>
-        </w:rPr>
-        <w:t xml:space="preserve">df = df.dropna(subset=["Area", "Production"])</w:t>
-      </w:r>
-    </w:p>
-    <w:p>
-      <w:pPr>
-        <w:shd w:fill="F4F4F4" w:val="clear"/>
-      </w:pPr>
-      <w:r>
-        <w:rPr>
-          <w:rFonts w:ascii="Consolas" w:cs="Consolas" w:eastAsia="Consolas" w:hAnsi="Consolas"/>
-        </w:rPr>
-        <w:t xml:space="preserve">df = df[(df["Area"] &gt; 0) &amp; (df["Production"] &gt; 0)]</w:t>
-      </w:r>
-    </w:p>
-    <w:p>
-      <w:pPr>
-        <w:shd w:fill="F4F4F4" w:val="clear"/>
-      </w:pPr>
-      <w:r>
-        <w:rPr>
-          <w:rFonts w:ascii="Consolas" w:cs="Consolas" w:eastAsia="Consolas" w:hAnsi="Consolas"/>
-        </w:rPr>
-        <w:t xml:space="preserve"> </w:t>
-      </w:r>
-    </w:p>
-    <w:p>
-      <w:pPr>
-        <w:shd w:fill="F4F4F4" w:val="clear"/>
-      </w:pPr>
-      <w:r>
-        <w:rPr>
-          <w:rFonts w:ascii="Consolas" w:cs="Consolas" w:eastAsia="Consolas" w:hAnsi="Consolas"/>
-        </w:rPr>
-        <w:t xml:space="preserve">df["Yield"] = df["Production"] / df["Area"]</w:t>
-      </w:r>
-    </w:p>
-    <w:p>
-      <w:pPr>
-        <w:shd w:fill="F4F4F4" w:val="clear"/>
-      </w:pPr>
-      <w:r>
-        <w:rPr>
-          <w:rFonts w:ascii="Consolas" w:cs="Consolas" w:eastAsia="Consolas" w:hAnsi="Consolas"/>
-        </w:rPr>
-        <w:t xml:space="preserve"> </w:t>
-      </w:r>
-    </w:p>
-    <w:p>
-      <w:pPr>
-        <w:shd w:fill="F4F4F4" w:val="clear"/>
-      </w:pPr>
-      <w:r>
-        <w:rPr>
-          <w:rFonts w:ascii="Consolas" w:cs="Consolas" w:eastAsia="Consolas" w:hAnsi="Consolas"/>
-        </w:rPr>
-        <w:t xml:space="preserve">lo, hi = df["Yield"].quantile([0.01, 0.99])</w:t>
-      </w:r>
-    </w:p>
-    <w:p>
-      <w:pPr>
-        <w:shd w:fill="F4F4F4" w:val="clear"/>
-      </w:pPr>
-      <w:r>
-        <w:rPr>
-          <w:rFonts w:ascii="Consolas" w:cs="Consolas" w:eastAsia="Consolas" w:hAnsi="Consolas"/>
-        </w:rPr>
-        <w:t xml:space="preserve">df = df[(df["Yield"] &gt;= lo) &amp; (df["Yield"] &lt;= hi)].copy()</w:t>
-      </w:r>
-    </w:p>
-    <w:p>
-      <w:pPr>
-        <w:jc w:val="both"/>
-      </w:pPr>
-      <w:r>
-        <w:t xml:space="preserve"/>
-      </w:r>
-    </w:p>
-    <w:p>
-      <w:pPr>
-        <w:jc w:val="both"/>
-      </w:pPr>
-      <w:r>
-        <w:t xml:space="preserve">Model selection and tuning — the winner is chosen from measured results, not assumed:</w:t>
-      </w:r>
-    </w:p>
-    <w:p>
-      <w:pPr>
-        <w:shd w:fill="F4F4F4" w:val="clear"/>
-      </w:pPr>
-      <w:r>
-        <w:rPr>
-          <w:rFonts w:ascii="Consolas" w:cs="Consolas" w:eastAsia="Consolas" w:hAnsi="Consolas"/>
-        </w:rPr>
-        <w:t xml:space="preserve">for name, model in build_models().items():</w:t>
-      </w:r>
-    </w:p>
-    <w:p>
-      <w:pPr>
-        <w:shd w:fill="F4F4F4" w:val="clear"/>
-      </w:pPr>
-      <w:r>
-        <w:rPr>
-          <w:rFonts w:ascii="Consolas" w:cs="Consolas" w:eastAsia="Consolas" w:hAnsi="Consolas"/>
-        </w:rPr>
-        <w:t xml:space="preserve">    model.fit(X_train, y_train)</w:t>
-      </w:r>
-    </w:p>
-    <w:p>
-      <w:pPr>
-        <w:shd w:fill="F4F4F4" w:val="clear"/>
-      </w:pPr>
-      <w:r>
-        <w:rPr>
-          <w:rFonts w:ascii="Consolas" w:cs="Consolas" w:eastAsia="Consolas" w:hAnsi="Consolas"/>
-        </w:rPr>
-        <w:t xml:space="preserve">    comparison.append(evaluate(name, model, X_test, y_test))</w:t>
-      </w:r>
-    </w:p>
-    <w:p>
-      <w:pPr>
-        <w:shd w:fill="F4F4F4" w:val="clear"/>
-      </w:pPr>
-      <w:r>
-        <w:rPr>
-          <w:rFonts w:ascii="Consolas" w:cs="Consolas" w:eastAsia="Consolas" w:hAnsi="Consolas"/>
-        </w:rPr>
-        <w:t xml:space="preserve"> </w:t>
-      </w:r>
-    </w:p>
-    <w:p>
-      <w:pPr>
-        <w:shd w:fill="F4F4F4" w:val="clear"/>
-      </w:pPr>
-      <w:r>
-        <w:rPr>
-          <w:rFonts w:ascii="Consolas" w:cs="Consolas" w:eastAsia="Consolas" w:hAnsi="Consolas"/>
-        </w:rPr>
-        <w:t xml:space="preserve">best_name = max(comparison, key=lambda r: r["f1_weighted"])["model"]</w:t>
-      </w:r>
-    </w:p>
-    <w:p>
-      <w:pPr>
-        <w:shd w:fill="F4F4F4" w:val="clear"/>
-      </w:pPr>
-      <w:r>
-        <w:rPr>
-          <w:rFonts w:ascii="Consolas" w:cs="Consolas" w:eastAsia="Consolas" w:hAnsi="Consolas"/>
-        </w:rPr>
-        <w:t xml:space="preserve"> </w:t>
-      </w:r>
-    </w:p>
-    <w:p>
-      <w:pPr>
-        <w:shd w:fill="F4F4F4" w:val="clear"/>
-      </w:pPr>
-      <w:r>
-        <w:rPr>
-          <w:rFonts w:ascii="Consolas" w:cs="Consolas" w:eastAsia="Consolas" w:hAnsi="Consolas"/>
-        </w:rPr>
-        <w:t xml:space="preserve">search = GridSearchCV(base, grid, cv=5,</w:t>
-      </w:r>
-    </w:p>
-    <w:p>
-      <w:pPr>
-        <w:shd w:fill="F4F4F4" w:val="clear"/>
-      </w:pPr>
-      <w:r>
-        <w:rPr>
-          <w:rFonts w:ascii="Consolas" w:cs="Consolas" w:eastAsia="Consolas" w:hAnsi="Consolas"/>
-        </w:rPr>
-        <w:t xml:space="preserve">                      scoring="accuracy", n_jobs=-1)</w:t>
-      </w:r>
-    </w:p>
-    <w:p>
-      <w:pPr>
-        <w:shd w:fill="F4F4F4" w:val="clear"/>
-      </w:pPr>
-      <w:r>
-        <w:rPr>
-          <w:rFonts w:ascii="Consolas" w:cs="Consolas" w:eastAsia="Consolas" w:hAnsi="Consolas"/>
-        </w:rPr>
-        <w:t xml:space="preserve">search.fit(X_train, y_train)</w:t>
-      </w:r>
-    </w:p>
-    <w:p>
-      <w:pPr>
-        <w:shd w:fill="F4F4F4" w:val="clear"/>
-      </w:pPr>
-      <w:r>
-        <w:rPr>
-          <w:rFonts w:ascii="Consolas" w:cs="Consolas" w:eastAsia="Consolas" w:hAnsi="Consolas"/>
-        </w:rPr>
-        <w:t xml:space="preserve">best_model = search.best_estimator_</w:t>
-      </w:r>
-    </w:p>
-    <w:p>
-      <w:pPr>
-        <w:shd w:fill="F4F4F4" w:val="clear"/>
-      </w:pPr>
-      <w:r>
-        <w:rPr>
-          <w:rFonts w:ascii="Consolas" w:cs="Consolas" w:eastAsia="Consolas" w:hAnsi="Consolas"/>
-        </w:rPr>
-        <w:t xml:space="preserve"> </w:t>
-      </w:r>
-    </w:p>
-    <w:p>
-      <w:pPr>
-        <w:shd w:fill="F4F4F4" w:val="clear"/>
-      </w:pPr>
-      <w:r>
-        <w:rPr>
-          <w:rFonts w:ascii="Consolas" w:cs="Consolas" w:eastAsia="Consolas" w:hAnsi="Consolas"/>
-        </w:rPr>
-        <w:t xml:space="preserve">cv = cross_val_score(best_model, X, y, cv=5, scoring="accuracy")</w:t>
-      </w:r>
-    </w:p>
-    <w:p>
-      <w:pPr>
-        <w:shd w:fill="F4F4F4" w:val="clear"/>
-      </w:pPr>
-      <w:r>
-        <w:rPr>
-          <w:rFonts w:ascii="Consolas" w:cs="Consolas" w:eastAsia="Consolas" w:hAnsi="Consolas"/>
-        </w:rPr>
-        <w:t xml:space="preserve">print(f"5-fold CV accuracy: {cv.mean():.4f} +/- {cv.std():.4f}")</w:t>
-      </w:r>
-    </w:p>
-    <w:p>
-      <w:pPr>
-        <w:jc w:val="both"/>
-      </w:pPr>
-      <w:r>
-        <w:t xml:space="preserve"/>
-      </w:r>
-    </w:p>
-    <w:p>
-      <w:pPr>
-        <w:jc w:val="both"/>
-      </w:pPr>
-      <w:r>
-        <w:t xml:space="preserve">Input validation at the inference boundary — an unknown crop produces a readable message, which the API maps to HTTP 422:</w:t>
-      </w:r>
-    </w:p>
-    <w:p>
-      <w:pPr>
-        <w:shd w:fill="F4F4F4" w:val="clear"/>
-      </w:pPr>
-      <w:r>
-        <w:rPr>
-          <w:rFonts w:ascii="Consolas" w:cs="Consolas" w:eastAsia="Consolas" w:hAnsi="Consolas"/>
-        </w:rPr>
-        <w:t xml:space="preserve">if crop_clean not in set(le_crop.classes_):</w:t>
-      </w:r>
-    </w:p>
-    <w:p>
-      <w:pPr>
-        <w:shd w:fill="F4F4F4" w:val="clear"/>
-      </w:pPr>
-      <w:r>
-        <w:rPr>
-          <w:rFonts w:ascii="Consolas" w:cs="Consolas" w:eastAsia="Consolas" w:hAnsi="Consolas"/>
-        </w:rPr>
-        <w:t xml:space="preserve">    raise ValueError(</w:t>
-      </w:r>
-    </w:p>
-    <w:p>
-      <w:pPr>
-        <w:shd w:fill="F4F4F4" w:val="clear"/>
-      </w:pPr>
-      <w:r>
-        <w:rPr>
-          <w:rFonts w:ascii="Consolas" w:cs="Consolas" w:eastAsia="Consolas" w:hAnsi="Consolas"/>
-        </w:rPr>
-        <w:t xml:space="preserve">        f"Unknown crop {crop_clean!r}. This crop was not in the "</w:t>
-      </w:r>
-    </w:p>
-    <w:p>
-      <w:pPr>
-        <w:shd w:fill="F4F4F4" w:val="clear"/>
-      </w:pPr>
-      <w:r>
-        <w:rPr>
-          <w:rFonts w:ascii="Consolas" w:cs="Consolas" w:eastAsia="Consolas" w:hAnsi="Consolas"/>
-        </w:rPr>
-        <w:t xml:space="preserve">        f"training data ({len(le_crop.classes_)} crops known, e.g. "</w:t>
-      </w:r>
-    </w:p>
-    <w:p>
-      <w:pPr>
-        <w:shd w:fill="F4F4F4" w:val="clear"/>
-      </w:pPr>
-      <w:r>
-        <w:rPr>
-          <w:rFonts w:ascii="Consolas" w:cs="Consolas" w:eastAsia="Consolas" w:hAnsi="Consolas"/>
-        </w:rPr>
-        <w:t xml:space="preserve">        f"{', '.join(list(le_crop.classes_)[:5])})."</w:t>
-      </w:r>
-    </w:p>
-    <w:p>
-      <w:pPr>
-        <w:shd w:fill="F4F4F4" w:val="clear"/>
-      </w:pPr>
-      <w:r>
-        <w:rPr>
-          <w:rFonts w:ascii="Consolas" w:cs="Consolas" w:eastAsia="Consolas" w:hAnsi="Consolas"/>
-        </w:rPr>
-        <w:t xml:space="preserve">    )</w:t>
-      </w:r>
-    </w:p>
-    <w:p>
-      <w:pPr>
-        <w:jc w:val="both"/>
-      </w:pPr>
-      <w:r>
-        <w:t xml:space="preserve"/>
-      </w:r>
-    </w:p>
-    <w:p>
-      <w:pPr>
-        <w:jc w:val="both"/>
-      </w:pPr>
-      <w:r>
-        <w:t xml:space="preserve">The parity test that keeps the API honest:</w:t>
-      </w:r>
-    </w:p>
-    <w:p>
-      <w:pPr>
-        <w:shd w:fill="F4F4F4" w:val="clear"/>
-      </w:pPr>
-      <w:r>
-        <w:rPr>
-          <w:rFonts w:ascii="Consolas" w:cs="Consolas" w:eastAsia="Consolas" w:hAnsi="Consolas"/>
-        </w:rPr>
-        <w:t xml:space="preserve">def test_parity_yield_3(client):</w:t>
-      </w:r>
-    </w:p>
-    <w:p>
-      <w:pPr>
-        <w:shd w:fill="F4F4F4" w:val="clear"/>
-      </w:pPr>
-      <w:r>
-        <w:rPr>
-          <w:rFonts w:ascii="Consolas" w:cs="Consolas" w:eastAsia="Consolas" w:hAnsi="Consolas"/>
-        </w:rPr>
-        <w:t xml:space="preserve">    inputs = {"temperature": 36.0, "humidity": 42.0,</w:t>
-      </w:r>
-    </w:p>
-    <w:p>
-      <w:pPr>
-        <w:shd w:fill="F4F4F4" w:val="clear"/>
-      </w:pPr>
-      <w:r>
-        <w:rPr>
-          <w:rFonts w:ascii="Consolas" w:cs="Consolas" w:eastAsia="Consolas" w:hAnsi="Consolas"/>
-        </w:rPr>
-        <w:t xml:space="preserve">              "soil_moisture": 54.0, "area": 1254.0,</w:t>
-      </w:r>
-    </w:p>
-    <w:p>
-      <w:pPr>
-        <w:shd w:fill="F4F4F4" w:val="clear"/>
-      </w:pPr>
-      <w:r>
-        <w:rPr>
-          <w:rFonts w:ascii="Consolas" w:cs="Consolas" w:eastAsia="Consolas" w:hAnsi="Consolas"/>
-        </w:rPr>
-        <w:t xml:space="preserve">              "season": "Kharif", "crop": "Arecanut"}</w:t>
-      </w:r>
-    </w:p>
-    <w:p>
-      <w:pPr>
-        <w:shd w:fill="F4F4F4" w:val="clear"/>
-      </w:pPr>
-      <w:r>
-        <w:rPr>
-          <w:rFonts w:ascii="Consolas" w:cs="Consolas" w:eastAsia="Consolas" w:hAnsi="Consolas"/>
-        </w:rPr>
-        <w:t xml:space="preserve">    api_resp = client.post("/api/v1/predict/yield", json=inputs)</w:t>
-      </w:r>
-    </w:p>
-    <w:p>
-      <w:pPr>
-        <w:shd w:fill="F4F4F4" w:val="clear"/>
-      </w:pPr>
-      <w:r>
-        <w:rPr>
-          <w:rFonts w:ascii="Consolas" w:cs="Consolas" w:eastAsia="Consolas" w:hAnsi="Consolas"/>
-        </w:rPr>
-        <w:t xml:space="preserve">    direct_res = estimate_yield(**inputs)</w:t>
-      </w:r>
-    </w:p>
-    <w:p>
-      <w:pPr>
-        <w:shd w:fill="F4F4F4" w:val="clear"/>
-      </w:pPr>
-      <w:r>
-        <w:rPr>
-          <w:rFonts w:ascii="Consolas" w:cs="Consolas" w:eastAsia="Consolas" w:hAnsi="Consolas"/>
-        </w:rPr>
-        <w:t xml:space="preserve">    assert abs(api_resp.json()["prediction"]["yield_value"]</w:t>
-      </w:r>
-    </w:p>
-    <w:p>
-      <w:pPr>
-        <w:shd w:fill="F4F4F4" w:val="clear"/>
-      </w:pPr>
-      <w:r>
-        <w:rPr>
-          <w:rFonts w:ascii="Consolas" w:cs="Consolas" w:eastAsia="Consolas" w:hAnsi="Consolas"/>
-        </w:rPr>
-        <w:t xml:space="preserve">               - direct_res) &lt; 1e-5</w:t>
-      </w:r>
-    </w:p>
-    <w:p>
-      <w:pPr>
-        <w:pStyle w:val="Heading2"/>
-      </w:pPr>
-      <w:r>
-        <w:t xml:space="preserve">5.3  User Interface / Demo</w:t>
-      </w:r>
-    </w:p>
-    <w:p>
-      <w:pPr>
-        <w:jc w:val="both"/>
-      </w:pPr>
-      <w:r>
-        <w:t xml:space="preserve">All screenshots below were captured from the running application against a live backend — the values shown are genuine model output, not mock-ups.</w:t>
+        <w:t xml:space="preserve">Figure 4.2 — Feature distributions of the crop recommendation dataset</w:t>
       </w:r>
     </w:p>
     <w:p>
@@ -5669,7 +3934,7 @@
       <w:r>
         <w:drawing>
           <wp:inline distT="0" distB="0" distL="0" distR="0">
-            <wp:extent cx="2381250" cy="5286375"/>
+            <wp:extent cx="4191000" cy="3409950"/>
             <wp:effectExtent t="0" r="0" b="0" l="0"/>
             <wp:docPr id="1" name="" descr="" title=""/>
             <wp:cNvGraphicFramePr>
@@ -5694,7 +3959,7 @@
                   <pic:spPr bwMode="auto">
                     <a:xfrm>
                       <a:off x="0" y="0"/>
-                      <a:ext cx="2381250" cy="5286375"/>
+                      <a:ext cx="4191000" cy="3409950"/>
                     </a:xfrm>
                     <a:prstGeom prst="rect">
                       <a:avLst/>
@@ -5716,7 +3981,1444 @@
           <w:i/>
           <w:iCs/>
         </w:rPr>
-        <w:t xml:space="preserve">Figure 5.1(a) — Onboarding, first launch</w:t>
+        <w:t xml:space="preserve">Figure 4.3 — Feature correlation heatmap. Inter-feature correlation is low, so all seven features were retained.</w:t>
+      </w:r>
+    </w:p>
+    <w:p>
+      <w:pPr>
+        <w:pStyle w:val="Heading2"/>
+      </w:pPr>
+      <w:r>
+        <w:t xml:space="preserve">4.3  Iteration 2 — Refinement</w:t>
+      </w:r>
+    </w:p>
+    <w:p>
+      <w:pPr>
+        <w:jc w:val="both"/>
+      </w:pPr>
+      <w:r>
+        <w:t xml:space="preserve">Iteration 2 introduced two ensemble methods per task and tuned the winner. Random Forest and XGBoost were trained on identical splits to the baseline so results stayed comparable.</w:t>
+      </w:r>
+    </w:p>
+    <w:tbl>
+      <w:tblPr>
+        <w:tblW w:type="dxa" w:w="9026"/>
+        <w:tblBorders>
+          <w:top w:val="single" w:color="auto" w:sz="4"/>
+          <w:left w:val="single" w:color="auto" w:sz="4"/>
+          <w:bottom w:val="single" w:color="auto" w:sz="4"/>
+          <w:right w:val="single" w:color="auto" w:sz="4"/>
+          <w:insideH w:val="single" w:color="auto" w:sz="4"/>
+          <w:insideV w:val="single" w:color="auto" w:sz="4"/>
+        </w:tblBorders>
+      </w:tblPr>
+      <w:tblGrid>
+        <w:gridCol w:w="1986"/>
+        <w:gridCol w:w="3881"/>
+        <w:gridCol w:w="3159"/>
+      </w:tblGrid>
+      <w:tr>
+        <w:trPr>
+          <w:tblHeader/>
+        </w:trPr>
+        <w:tc>
+          <w:tcPr>
+            <w:tcW w:type="dxa" w:w="1986"/>
+            <w:shd w:fill="E8F0E8" w:val="clear"/>
+          </w:tcPr>
+          <w:p>
+            <w:r>
+              <w:rPr>
+                <w:b/>
+                <w:bCs/>
+              </w:rPr>
+              <w:t xml:space="preserve">Task</w:t>
+            </w:r>
+          </w:p>
+        </w:tc>
+        <w:tc>
+          <w:tcPr>
+            <w:tcW w:type="dxa" w:w="3881"/>
+            <w:shd w:fill="E8F0E8" w:val="clear"/>
+          </w:tcPr>
+          <w:p>
+            <w:r>
+              <w:rPr>
+                <w:b/>
+                <w:bCs/>
+              </w:rPr>
+              <w:t xml:space="preserve">Model</w:t>
+            </w:r>
+          </w:p>
+        </w:tc>
+        <w:tc>
+          <w:tcPr>
+            <w:tcW w:type="dxa" w:w="3159"/>
+            <w:shd w:fill="E8F0E8" w:val="clear"/>
+          </w:tcPr>
+          <w:p>
+            <w:r>
+              <w:rPr>
+                <w:b/>
+                <w:bCs/>
+              </w:rPr>
+              <w:t xml:space="preserve">Key metric</w:t>
+            </w:r>
+          </w:p>
+        </w:tc>
+      </w:tr>
+      <w:tr>
+        <w:tc>
+          <w:tcPr>
+            <w:tcW w:type="dxa" w:w="1986"/>
+          </w:tcPr>
+          <w:p>
+            <w:r>
+              <w:rPr>
+                <w:i w:val="false"/>
+                <w:iCs w:val="false"/>
+              </w:rPr>
+              <w:t xml:space="preserve">Classification</w:t>
+            </w:r>
+          </w:p>
+        </w:tc>
+        <w:tc>
+          <w:tcPr>
+            <w:tcW w:type="dxa" w:w="3881"/>
+          </w:tcPr>
+          <w:p>
+            <w:r>
+              <w:rPr>
+                <w:i w:val="false"/>
+                <w:iCs w:val="false"/>
+              </w:rPr>
+              <w:t xml:space="preserve">Logistic Regression (baseline)</w:t>
+            </w:r>
+          </w:p>
+        </w:tc>
+        <w:tc>
+          <w:tcPr>
+            <w:tcW w:type="dxa" w:w="3159"/>
+          </w:tcPr>
+          <w:p>
+            <w:r>
+              <w:rPr>
+                <w:i w:val="false"/>
+                <w:iCs w:val="false"/>
+              </w:rPr>
+              <w:t xml:space="preserve">Accuracy 0.9727</w:t>
+            </w:r>
+          </w:p>
+        </w:tc>
+      </w:tr>
+      <w:tr>
+        <w:tc>
+          <w:tcPr>
+            <w:tcW w:type="dxa" w:w="1986"/>
+          </w:tcPr>
+          <w:p>
+            <w:r>
+              <w:rPr>
+                <w:i w:val="false"/>
+                <w:iCs w:val="false"/>
+              </w:rPr>
+              <w:t xml:space="preserve">Classification</w:t>
+            </w:r>
+          </w:p>
+        </w:tc>
+        <w:tc>
+          <w:tcPr>
+            <w:tcW w:type="dxa" w:w="3881"/>
+          </w:tcPr>
+          <w:p>
+            <w:r>
+              <w:rPr>
+                <w:i w:val="false"/>
+                <w:iCs w:val="false"/>
+              </w:rPr>
+              <w:t xml:space="preserve">Random Forest</w:t>
+            </w:r>
+          </w:p>
+        </w:tc>
+        <w:tc>
+          <w:tcPr>
+            <w:tcW w:type="dxa" w:w="3159"/>
+          </w:tcPr>
+          <w:p>
+            <w:r>
+              <w:rPr>
+                <w:i w:val="false"/>
+                <w:iCs w:val="false"/>
+              </w:rPr>
+              <w:t xml:space="preserve">Accuracy 0.9955</w:t>
+            </w:r>
+          </w:p>
+        </w:tc>
+      </w:tr>
+      <w:tr>
+        <w:tc>
+          <w:tcPr>
+            <w:tcW w:type="dxa" w:w="1986"/>
+          </w:tcPr>
+          <w:p>
+            <w:r>
+              <w:rPr>
+                <w:i w:val="false"/>
+                <w:iCs w:val="false"/>
+              </w:rPr>
+              <w:t xml:space="preserve">Classification</w:t>
+            </w:r>
+          </w:p>
+        </w:tc>
+        <w:tc>
+          <w:tcPr>
+            <w:tcW w:type="dxa" w:w="3881"/>
+          </w:tcPr>
+          <w:p>
+            <w:r>
+              <w:rPr>
+                <w:i w:val="false"/>
+                <w:iCs w:val="false"/>
+              </w:rPr>
+              <w:t xml:space="preserve">XGBoost</w:t>
+            </w:r>
+          </w:p>
+        </w:tc>
+        <w:tc>
+          <w:tcPr>
+            <w:tcW w:type="dxa" w:w="3159"/>
+          </w:tcPr>
+          <w:p>
+            <w:r>
+              <w:rPr>
+                <w:i w:val="false"/>
+                <w:iCs w:val="false"/>
+              </w:rPr>
+              <w:t xml:space="preserve">Accuracy 0.9886</w:t>
+            </w:r>
+          </w:p>
+        </w:tc>
+      </w:tr>
+      <w:tr>
+        <w:tc>
+          <w:tcPr>
+            <w:tcW w:type="dxa" w:w="1986"/>
+          </w:tcPr>
+          <w:p>
+            <w:r>
+              <w:rPr>
+                <w:i w:val="false"/>
+                <w:iCs w:val="false"/>
+              </w:rPr>
+              <w:t xml:space="preserve">Regression</w:t>
+            </w:r>
+          </w:p>
+        </w:tc>
+        <w:tc>
+          <w:tcPr>
+            <w:tcW w:type="dxa" w:w="3881"/>
+          </w:tcPr>
+          <w:p>
+            <w:r>
+              <w:rPr>
+                <w:i w:val="false"/>
+                <w:iCs w:val="false"/>
+              </w:rPr>
+              <w:t xml:space="preserve">Linear Regression (baseline)</w:t>
+            </w:r>
+          </w:p>
+        </w:tc>
+        <w:tc>
+          <w:tcPr>
+            <w:tcW w:type="dxa" w:w="3159"/>
+          </w:tcPr>
+          <w:p>
+            <w:r>
+              <w:rPr>
+                <w:i w:val="false"/>
+                <w:iCs w:val="false"/>
+              </w:rPr>
+              <w:t xml:space="preserve">R² 0.0726</w:t>
+            </w:r>
+          </w:p>
+        </w:tc>
+      </w:tr>
+      <w:tr>
+        <w:tc>
+          <w:tcPr>
+            <w:tcW w:type="dxa" w:w="1986"/>
+          </w:tcPr>
+          <w:p>
+            <w:r>
+              <w:rPr>
+                <w:i w:val="false"/>
+                <w:iCs w:val="false"/>
+              </w:rPr>
+              <w:t xml:space="preserve">Regression</w:t>
+            </w:r>
+          </w:p>
+        </w:tc>
+        <w:tc>
+          <w:tcPr>
+            <w:tcW w:type="dxa" w:w="3881"/>
+          </w:tcPr>
+          <w:p>
+            <w:r>
+              <w:rPr>
+                <w:i w:val="false"/>
+                <w:iCs w:val="false"/>
+              </w:rPr>
+              <w:t xml:space="preserve">Random Forest</w:t>
+            </w:r>
+          </w:p>
+        </w:tc>
+        <w:tc>
+          <w:tcPr>
+            <w:tcW w:type="dxa" w:w="3159"/>
+          </w:tcPr>
+          <w:p>
+            <w:r>
+              <w:rPr>
+                <w:i w:val="false"/>
+                <w:iCs w:val="false"/>
+              </w:rPr>
+              <w:t xml:space="preserve">R² 0.6719</w:t>
+            </w:r>
+          </w:p>
+        </w:tc>
+      </w:tr>
+      <w:tr>
+        <w:tc>
+          <w:tcPr>
+            <w:tcW w:type="dxa" w:w="1986"/>
+          </w:tcPr>
+          <w:p>
+            <w:r>
+              <w:rPr>
+                <w:i w:val="false"/>
+                <w:iCs w:val="false"/>
+              </w:rPr>
+              <w:t xml:space="preserve">Regression</w:t>
+            </w:r>
+          </w:p>
+        </w:tc>
+        <w:tc>
+          <w:tcPr>
+            <w:tcW w:type="dxa" w:w="3881"/>
+          </w:tcPr>
+          <w:p>
+            <w:r>
+              <w:rPr>
+                <w:i w:val="false"/>
+                <w:iCs w:val="false"/>
+              </w:rPr>
+              <w:t xml:space="preserve">XGBoost</w:t>
+            </w:r>
+          </w:p>
+        </w:tc>
+        <w:tc>
+          <w:tcPr>
+            <w:tcW w:type="dxa" w:w="3159"/>
+          </w:tcPr>
+          <w:p>
+            <w:r>
+              <w:rPr>
+                <w:i w:val="false"/>
+                <w:iCs w:val="false"/>
+              </w:rPr>
+              <w:t xml:space="preserve">R² 0.6946</w:t>
+            </w:r>
+          </w:p>
+        </w:tc>
+      </w:tr>
+    </w:tbl>
+    <w:p>
+      <w:pPr>
+        <w:jc w:val="both"/>
+      </w:pPr>
+      <w:r>
+        <w:t xml:space="preserve"/>
+      </w:r>
+    </w:p>
+    <w:p>
+      <w:pPr>
+        <w:jc w:val="center"/>
+      </w:pPr>
+      <w:r>
+        <w:rPr>
+          <w:i/>
+          <w:iCs/>
+        </w:rPr>
+        <w:t xml:space="preserve">Table 4.2 — Iteration 2 model comparison</w:t>
+      </w:r>
+    </w:p>
+    <w:p>
+      <w:pPr>
+        <w:jc w:val="both"/>
+      </w:pPr>
+      <w:r>
+        <w:t xml:space="preserve">Random Forest won the classification task and XGBoost the regression task — confirming the team’s decision in Section 2.3 not to assume one family would suit both. Each winner was then tuned with an exhaustive grid search: 27 candidates over n_estimators, max_depth and min_samples_split for the forest, and 12 candidates over n_estimators, max_depth and learning_rate for the boosted regressor.</w:t>
+      </w:r>
+    </w:p>
+    <w:p>
+      <w:pPr>
+        <w:jc w:val="both"/>
+      </w:pPr>
+      <w:r>
+        <w:t xml:space="preserve">Tuning had asymmetric effect, which is itself a result. The classifier did not improve — 0.9955 before and after — because at 440 test records it was already missing only two, and no hyperparameter setting recovers those. The regressor improved materially, from R² 0.6946 to 0.7403, with RMSE falling from 5.4483 to 5.0247. Notably the selected depth was 4, shallower than the untuned 6: the grid search found that the model had been overfitting and that constraining it generalised better.</w:t>
+      </w:r>
+    </w:p>
+    <w:p>
+      <w:pPr>
+        <w:pStyle w:val="Heading2"/>
+      </w:pPr>
+      <w:r>
+        <w:t xml:space="preserve">4.4  Final Approach</w:t>
+      </w:r>
+    </w:p>
+    <w:p>
+      <w:pPr>
+        <w:jc w:val="both"/>
+      </w:pPr>
+      <w:r>
+        <w:t xml:space="preserve">For crop recommendation the final model is a Random Forest of 100 trees with maximum depth 10 and a minimum of 5 samples required to split. Each tree is trained on a bootstrap sample and considers a random feature subset at each split; the ensemble predicts by majority vote. The approach fits this problem because the 22 classes are separated by threshold-like conditions on rainfall and humidity rather than by linear boundaries — a tree expresses “rainfall above 200 mm and humidity above 80%” directly, whereas a linear model must approximate it.</w:t>
+      </w:r>
+    </w:p>
+    <w:p>
+      <w:pPr>
+        <w:jc w:val="both"/>
+      </w:pPr>
+      <w:r>
+        <w:t xml:space="preserve">For yield estimation the final model is an XGBoost regressor with 200 boosting rounds, maximum depth 4 and learning rate 0.1. Trees are added sequentially, each fitted to the residual error of those before it, with the learning rate shrinking each contribution so that no single tree dominates. This fits a target driven mainly by which crop and which season — a step-like surface over categorical inputs that a linear model cannot represent at all, as its R² of 0.07 demonstrated.</w:t>
+      </w:r>
+    </w:p>
+    <w:tbl>
+      <w:tblPr>
+        <w:tblW w:type="dxa" w:w="9026"/>
+        <w:tblBorders>
+          <w:top w:val="single" w:color="auto" w:sz="4"/>
+          <w:left w:val="single" w:color="auto" w:sz="4"/>
+          <w:bottom w:val="single" w:color="auto" w:sz="4"/>
+          <w:right w:val="single" w:color="auto" w:sz="4"/>
+          <w:insideH w:val="single" w:color="auto" w:sz="4"/>
+          <w:insideV w:val="single" w:color="auto" w:sz="4"/>
+        </w:tblBorders>
+      </w:tblPr>
+      <w:tblGrid>
+        <w:gridCol w:w="3430"/>
+        <w:gridCol w:w="2888"/>
+        <w:gridCol w:w="2708"/>
+      </w:tblGrid>
+      <w:tr>
+        <w:trPr>
+          <w:tblHeader/>
+        </w:trPr>
+        <w:tc>
+          <w:tcPr>
+            <w:tcW w:type="dxa" w:w="3430"/>
+            <w:shd w:fill="E8F0E8" w:val="clear"/>
+          </w:tcPr>
+          <w:p>
+            <w:r>
+              <w:rPr>
+                <w:b/>
+                <w:bCs/>
+              </w:rPr>
+              <w:t xml:space="preserve">Model</w:t>
+            </w:r>
+          </w:p>
+        </w:tc>
+        <w:tc>
+          <w:tcPr>
+            <w:tcW w:type="dxa" w:w="2888"/>
+            <w:shd w:fill="E8F0E8" w:val="clear"/>
+          </w:tcPr>
+          <w:p>
+            <w:r>
+              <w:rPr>
+                <w:b/>
+                <w:bCs/>
+              </w:rPr>
+              <w:t xml:space="preserve">Hyperparameter</w:t>
+            </w:r>
+          </w:p>
+        </w:tc>
+        <w:tc>
+          <w:tcPr>
+            <w:tcW w:type="dxa" w:w="2708"/>
+            <w:shd w:fill="E8F0E8" w:val="clear"/>
+          </w:tcPr>
+          <w:p>
+            <w:r>
+              <w:rPr>
+                <w:b/>
+                <w:bCs/>
+              </w:rPr>
+              <w:t xml:space="preserve">Final value</w:t>
+            </w:r>
+          </w:p>
+        </w:tc>
+      </w:tr>
+      <w:tr>
+        <w:tc>
+          <w:tcPr>
+            <w:tcW w:type="dxa" w:w="3430"/>
+          </w:tcPr>
+          <w:p>
+            <w:r>
+              <w:rPr>
+                <w:i w:val="false"/>
+                <w:iCs w:val="false"/>
+              </w:rPr>
+              <w:t xml:space="preserve">Random Forest (classification)</w:t>
+            </w:r>
+          </w:p>
+        </w:tc>
+        <w:tc>
+          <w:tcPr>
+            <w:tcW w:type="dxa" w:w="2888"/>
+          </w:tcPr>
+          <w:p>
+            <w:r>
+              <w:rPr>
+                <w:i w:val="false"/>
+                <w:iCs w:val="false"/>
+              </w:rPr>
+              <w:t xml:space="preserve">n_estimators</w:t>
+            </w:r>
+          </w:p>
+        </w:tc>
+        <w:tc>
+          <w:tcPr>
+            <w:tcW w:type="dxa" w:w="2708"/>
+          </w:tcPr>
+          <w:p>
+            <w:r>
+              <w:rPr>
+                <w:i w:val="false"/>
+                <w:iCs w:val="false"/>
+              </w:rPr>
+              <w:t xml:space="preserve">100</w:t>
+            </w:r>
+          </w:p>
+        </w:tc>
+      </w:tr>
+      <w:tr>
+        <w:tc>
+          <w:tcPr>
+            <w:tcW w:type="dxa" w:w="3430"/>
+          </w:tcPr>
+          <w:p>
+            <w:r>
+              <w:rPr>
+                <w:i w:val="false"/>
+                <w:iCs w:val="false"/>
+              </w:rPr>
+              <w:t xml:space="preserve"/>
+            </w:r>
+          </w:p>
+        </w:tc>
+        <w:tc>
+          <w:tcPr>
+            <w:tcW w:type="dxa" w:w="2888"/>
+          </w:tcPr>
+          <w:p>
+            <w:r>
+              <w:rPr>
+                <w:i w:val="false"/>
+                <w:iCs w:val="false"/>
+              </w:rPr>
+              <w:t xml:space="preserve">max_depth</w:t>
+            </w:r>
+          </w:p>
+        </w:tc>
+        <w:tc>
+          <w:tcPr>
+            <w:tcW w:type="dxa" w:w="2708"/>
+          </w:tcPr>
+          <w:p>
+            <w:r>
+              <w:rPr>
+                <w:i w:val="false"/>
+                <w:iCs w:val="false"/>
+              </w:rPr>
+              <w:t xml:space="preserve">10</w:t>
+            </w:r>
+          </w:p>
+        </w:tc>
+      </w:tr>
+      <w:tr>
+        <w:tc>
+          <w:tcPr>
+            <w:tcW w:type="dxa" w:w="3430"/>
+          </w:tcPr>
+          <w:p>
+            <w:r>
+              <w:rPr>
+                <w:i w:val="false"/>
+                <w:iCs w:val="false"/>
+              </w:rPr>
+              <w:t xml:space="preserve"/>
+            </w:r>
+          </w:p>
+        </w:tc>
+        <w:tc>
+          <w:tcPr>
+            <w:tcW w:type="dxa" w:w="2888"/>
+          </w:tcPr>
+          <w:p>
+            <w:r>
+              <w:rPr>
+                <w:i w:val="false"/>
+                <w:iCs w:val="false"/>
+              </w:rPr>
+              <w:t xml:space="preserve">min_samples_split</w:t>
+            </w:r>
+          </w:p>
+        </w:tc>
+        <w:tc>
+          <w:tcPr>
+            <w:tcW w:type="dxa" w:w="2708"/>
+          </w:tcPr>
+          <w:p>
+            <w:r>
+              <w:rPr>
+                <w:i w:val="false"/>
+                <w:iCs w:val="false"/>
+              </w:rPr>
+              <w:t xml:space="preserve">5</w:t>
+            </w:r>
+          </w:p>
+        </w:tc>
+      </w:tr>
+      <w:tr>
+        <w:tc>
+          <w:tcPr>
+            <w:tcW w:type="dxa" w:w="3430"/>
+          </w:tcPr>
+          <w:p>
+            <w:r>
+              <w:rPr>
+                <w:i w:val="false"/>
+                <w:iCs w:val="false"/>
+              </w:rPr>
+              <w:t xml:space="preserve"/>
+            </w:r>
+          </w:p>
+        </w:tc>
+        <w:tc>
+          <w:tcPr>
+            <w:tcW w:type="dxa" w:w="2888"/>
+          </w:tcPr>
+          <w:p>
+            <w:r>
+              <w:rPr>
+                <w:i w:val="false"/>
+                <w:iCs w:val="false"/>
+              </w:rPr>
+              <w:t xml:space="preserve">random_state</w:t>
+            </w:r>
+          </w:p>
+        </w:tc>
+        <w:tc>
+          <w:tcPr>
+            <w:tcW w:type="dxa" w:w="2708"/>
+          </w:tcPr>
+          <w:p>
+            <w:r>
+              <w:rPr>
+                <w:i w:val="false"/>
+                <w:iCs w:val="false"/>
+              </w:rPr>
+              <w:t xml:space="preserve">42</w:t>
+            </w:r>
+          </w:p>
+        </w:tc>
+      </w:tr>
+      <w:tr>
+        <w:tc>
+          <w:tcPr>
+            <w:tcW w:type="dxa" w:w="3430"/>
+          </w:tcPr>
+          <w:p>
+            <w:r>
+              <w:rPr>
+                <w:i w:val="false"/>
+                <w:iCs w:val="false"/>
+              </w:rPr>
+              <w:t xml:space="preserve">XGBoost (regression)</w:t>
+            </w:r>
+          </w:p>
+        </w:tc>
+        <w:tc>
+          <w:tcPr>
+            <w:tcW w:type="dxa" w:w="2888"/>
+          </w:tcPr>
+          <w:p>
+            <w:r>
+              <w:rPr>
+                <w:i w:val="false"/>
+                <w:iCs w:val="false"/>
+              </w:rPr>
+              <w:t xml:space="preserve">n_estimators</w:t>
+            </w:r>
+          </w:p>
+        </w:tc>
+        <w:tc>
+          <w:tcPr>
+            <w:tcW w:type="dxa" w:w="2708"/>
+          </w:tcPr>
+          <w:p>
+            <w:r>
+              <w:rPr>
+                <w:i w:val="false"/>
+                <w:iCs w:val="false"/>
+              </w:rPr>
+              <w:t xml:space="preserve">200</w:t>
+            </w:r>
+          </w:p>
+        </w:tc>
+      </w:tr>
+      <w:tr>
+        <w:tc>
+          <w:tcPr>
+            <w:tcW w:type="dxa" w:w="3430"/>
+          </w:tcPr>
+          <w:p>
+            <w:r>
+              <w:rPr>
+                <w:i w:val="false"/>
+                <w:iCs w:val="false"/>
+              </w:rPr>
+              <w:t xml:space="preserve"/>
+            </w:r>
+          </w:p>
+        </w:tc>
+        <w:tc>
+          <w:tcPr>
+            <w:tcW w:type="dxa" w:w="2888"/>
+          </w:tcPr>
+          <w:p>
+            <w:r>
+              <w:rPr>
+                <w:i w:val="false"/>
+                <w:iCs w:val="false"/>
+              </w:rPr>
+              <w:t xml:space="preserve">max_depth</w:t>
+            </w:r>
+          </w:p>
+        </w:tc>
+        <w:tc>
+          <w:tcPr>
+            <w:tcW w:type="dxa" w:w="2708"/>
+          </w:tcPr>
+          <w:p>
+            <w:r>
+              <w:rPr>
+                <w:i w:val="false"/>
+                <w:iCs w:val="false"/>
+              </w:rPr>
+              <w:t xml:space="preserve">4</w:t>
+            </w:r>
+          </w:p>
+        </w:tc>
+      </w:tr>
+      <w:tr>
+        <w:tc>
+          <w:tcPr>
+            <w:tcW w:type="dxa" w:w="3430"/>
+          </w:tcPr>
+          <w:p>
+            <w:r>
+              <w:rPr>
+                <w:i w:val="false"/>
+                <w:iCs w:val="false"/>
+              </w:rPr>
+              <w:t xml:space="preserve"/>
+            </w:r>
+          </w:p>
+        </w:tc>
+        <w:tc>
+          <w:tcPr>
+            <w:tcW w:type="dxa" w:w="2888"/>
+          </w:tcPr>
+          <w:p>
+            <w:r>
+              <w:rPr>
+                <w:i w:val="false"/>
+                <w:iCs w:val="false"/>
+              </w:rPr>
+              <w:t xml:space="preserve">learning_rate</w:t>
+            </w:r>
+          </w:p>
+        </w:tc>
+        <w:tc>
+          <w:tcPr>
+            <w:tcW w:type="dxa" w:w="2708"/>
+          </w:tcPr>
+          <w:p>
+            <w:r>
+              <w:rPr>
+                <w:i w:val="false"/>
+                <w:iCs w:val="false"/>
+              </w:rPr>
+              <w:t xml:space="preserve">0.1</w:t>
+            </w:r>
+          </w:p>
+        </w:tc>
+      </w:tr>
+      <w:tr>
+        <w:tc>
+          <w:tcPr>
+            <w:tcW w:type="dxa" w:w="3430"/>
+          </w:tcPr>
+          <w:p>
+            <w:r>
+              <w:rPr>
+                <w:i w:val="false"/>
+                <w:iCs w:val="false"/>
+              </w:rPr>
+              <w:t xml:space="preserve"/>
+            </w:r>
+          </w:p>
+        </w:tc>
+        <w:tc>
+          <w:tcPr>
+            <w:tcW w:type="dxa" w:w="2888"/>
+          </w:tcPr>
+          <w:p>
+            <w:r>
+              <w:rPr>
+                <w:i w:val="false"/>
+                <w:iCs w:val="false"/>
+              </w:rPr>
+              <w:t xml:space="preserve">random_state</w:t>
+            </w:r>
+          </w:p>
+        </w:tc>
+        <w:tc>
+          <w:tcPr>
+            <w:tcW w:type="dxa" w:w="2708"/>
+          </w:tcPr>
+          <w:p>
+            <w:r>
+              <w:rPr>
+                <w:i w:val="false"/>
+                <w:iCs w:val="false"/>
+              </w:rPr>
+              <w:t xml:space="preserve">42</w:t>
+            </w:r>
+          </w:p>
+        </w:tc>
+      </w:tr>
+    </w:tbl>
+    <w:p>
+      <w:pPr>
+        <w:jc w:val="both"/>
+      </w:pPr>
+      <w:r>
+        <w:t xml:space="preserve"/>
+      </w:r>
+    </w:p>
+    <w:p>
+      <w:pPr>
+        <w:jc w:val="center"/>
+      </w:pPr>
+      <w:r>
+        <w:rPr>
+          <w:i/>
+          <w:iCs/>
+        </w:rPr>
+        <w:t xml:space="preserve">Table 4.3 — Final hyperparameters selected by grid search</w:t>
+      </w:r>
+    </w:p>
+    <w:p>
+      <w:pPr>
+        <w:pStyle w:val="Heading2"/>
+      </w:pPr>
+      <w:r>
+        <w:t xml:space="preserve">4.5  Training Procedure</w:t>
+      </w:r>
+    </w:p>
+    <w:p>
+      <w:pPr>
+        <w:jc w:val="both"/>
+      </w:pPr>
+      <w:r>
+        <w:t xml:space="preserve">Classification. The 2,200 records were split 80/20 with stratification on the label, preserving 100 records per class across the split and yielding 1,760 training and 440 test records. Class labels were integer-encoded. Grid search used 5-fold cross-validation over 27 candidates scored on accuracy, and the selected model was then validated with an independent 5-fold cross_val_score over the full dataset, giving 0.9927 ± 0.0039.</w:t>
+      </w:r>
+    </w:p>
+    <w:p>
+      <w:pPr>
+        <w:jc w:val="both"/>
+      </w:pPr>
+      <w:r>
+        <w:t xml:space="preserve">Regression. After cleaning, 15,000 rows were sampled from the 48,681 available to keep training time within a couple of minutes, then split 80/20 into 12,000 training and 3,000 test records. Season and crop were integer-encoded with LabelEncoder and the fitted encoders serialised alongside the model, so that the API and the client validate user input against exactly the categories the model was trained on. Grid search used 3-fold cross-validation over 12 candidates scored on R², and the selected model was validated with 5-fold cross_val_score, giving 0.7428 ± 0.0254.</w:t>
+      </w:r>
+    </w:p>
+    <w:p>
+      <w:pPr>
+        <w:jc w:val="both"/>
+      </w:pPr>
+      <w:r>
+        <w:t xml:space="preserve">Both pipelines fix random_state at 42 throughout, so every figure reported in Chapter 6 is reproducible at the precision shown. The loss functions are those of the respective estimators — Gini impurity for the forest’s splits, squared error for the boosted regressor.</w:t>
+      </w:r>
+    </w:p>
+    <w:p>
+      <w:r>
+        <w:br w:type="page"/>
+      </w:r>
+    </w:p>
+    <w:p>
+      <w:pPr>
+        <w:pStyle w:val="Heading1"/>
+        <w:jc w:val="center"/>
+      </w:pPr>
+      <w:r>
+        <w:t xml:space="preserve">CHAPTER 5
+IMPLEMENTATION</w:t>
+      </w:r>
+    </w:p>
+    <w:p>
+      <w:pPr>
+        <w:pStyle w:val="Heading2"/>
+      </w:pPr>
+      <w:r>
+        <w:t xml:space="preserve">5.1  Module Description</w:t>
+      </w:r>
+    </w:p>
+    <w:p>
+      <w:pPr>
+        <w:pStyle w:val="Heading3"/>
+      </w:pPr>
+      <w:r>
+        <w:t xml:space="preserve">Data ingestion and preprocessing</w:t>
+      </w:r>
+    </w:p>
+    <w:p>
+      <w:pPr>
+        <w:jc w:val="both"/>
+      </w:pPr>
+      <w:r>
+        <w:t xml:space="preserve">Two pipeline scripts own all data handling. The classification pipeline loads the CSV, prints shape, summary statistics and missing-value counts, and produces the EDA figures. The regression pipeline additionally strips whitespace from column names and string values, coerces area and production to numeric, drops rows where either is missing or non-positive, derives yield, and clips to the 1st–99th percentile. Row counts are printed before and after each step so the effect of cleaning is visible in the logs rather than asserted in prose.</w:t>
+      </w:r>
+    </w:p>
+    <w:p>
+      <w:pPr>
+        <w:pStyle w:val="Heading3"/>
+      </w:pPr>
+      <w:r>
+        <w:t xml:space="preserve">Model training and evaluation</w:t>
+      </w:r>
+    </w:p>
+    <w:p>
+      <w:pPr>
+        <w:jc w:val="both"/>
+      </w:pPr>
+      <w:r>
+        <w:t xml:space="preserve">Each pipeline builds three candidate models, fits them on an identical split, and reports metrics per model. The winner is selected programmatically — by weighted F1 for classification, by R² for regression — then passed to GridSearchCV and an independent cross_val_score. Every metric is written to a JSON file under outputs/, which is what makes the numbers in this report auditable: they were not transcribed by hand.</w:t>
+      </w:r>
+    </w:p>
+    <w:p>
+      <w:pPr>
+        <w:pStyle w:val="Heading3"/>
+      </w:pPr>
+      <w:r>
+        <w:t xml:space="preserve">Inference</w:t>
+      </w:r>
+    </w:p>
+    <w:p>
+      <w:pPr>
+        <w:jc w:val="both"/>
+      </w:pPr>
+      <w:r>
+        <w:t xml:space="preserve">src/prototype_demo.py exposes recommend_crop() and estimate_yield(). Models are loaded once and cached in module-level variables, so repeated calls do not re-read the disk. estimate_yield validates season and crop against the saved encoders before calling the model, raising a descriptive ValueError rather than allowing a raw scikit-learn “previously unseen label” error to escape.</w:t>
+      </w:r>
+    </w:p>
+    <w:p>
+      <w:pPr>
+        <w:pStyle w:val="Heading3"/>
+      </w:pPr>
+      <w:r>
+        <w:t xml:space="preserve">API layer</w:t>
+      </w:r>
+    </w:p>
+    <w:p>
+      <w:pPr>
+        <w:jc w:val="both"/>
+      </w:pPr>
+      <w:r>
+        <w:t xml:space="preserve">The FastAPI application exposes /predict/crop, /predict/yield, /metadata/crops, /metadata/seasons, /metadata/model-info and /health under /api/v1. Request bodies are validated by Pydantic schemas with physical bounds — pH between 0 and 14, area strictly positive. Models are warmed at startup through a lifespan hook. The metadata endpoints are what allow the client to populate its dropdowns from the encoders themselves, so the app can never offer a crop the model does not know.</w:t>
+      </w:r>
+    </w:p>
+    <w:p>
+      <w:pPr>
+        <w:pStyle w:val="Heading3"/>
+      </w:pPr>
+      <w:r>
+        <w:t xml:space="preserve">Mobile client</w:t>
+      </w:r>
+    </w:p>
+    <w:p>
+      <w:pPr>
+        <w:jc w:val="both"/>
+      </w:pPr>
+      <w:r>
+        <w:t xml:space="preserve">The Expo Router application provides onboarding, a home dashboard, an analyze hub with the two input forms, result screens, a locally stored prediction history and a profile section. Reusable components (AppButton, AppCard, InputField, SelectField, StatusBadge) are driven by a shared design-token layer, and history, profile, soil and settings are persisted with AsyncStorage.</w:t>
+      </w:r>
+    </w:p>
+    <w:p>
+      <w:pPr>
+        <w:pStyle w:val="Heading2"/>
+      </w:pPr>
+      <w:r>
+        <w:t xml:space="preserve">5.2  Key Code Snippets</w:t>
+      </w:r>
+    </w:p>
+    <w:p>
+      <w:pPr>
+        <w:jc w:val="both"/>
+      </w:pPr>
+      <w:r>
+        <w:t xml:space="preserve">Yield derivation and outlier handling — the step that makes the regression target usable:</w:t>
+      </w:r>
+    </w:p>
+    <w:p>
+      <w:pPr>
+        <w:shd w:fill="F4F4F4" w:val="clear"/>
+      </w:pPr>
+      <w:r>
+        <w:rPr>
+          <w:rFonts w:ascii="Consolas" w:cs="Consolas" w:eastAsia="Consolas" w:hAnsi="Consolas"/>
+        </w:rPr>
+        <w:t xml:space="preserve">df = df.dropna(subset=["Area", "Production"])</w:t>
+      </w:r>
+    </w:p>
+    <w:p>
+      <w:pPr>
+        <w:shd w:fill="F4F4F4" w:val="clear"/>
+      </w:pPr>
+      <w:r>
+        <w:rPr>
+          <w:rFonts w:ascii="Consolas" w:cs="Consolas" w:eastAsia="Consolas" w:hAnsi="Consolas"/>
+        </w:rPr>
+        <w:t xml:space="preserve">df = df[(df["Area"] &gt; 0) &amp; (df["Production"] &gt; 0)]</w:t>
+      </w:r>
+    </w:p>
+    <w:p>
+      <w:pPr>
+        <w:shd w:fill="F4F4F4" w:val="clear"/>
+      </w:pPr>
+      <w:r>
+        <w:rPr>
+          <w:rFonts w:ascii="Consolas" w:cs="Consolas" w:eastAsia="Consolas" w:hAnsi="Consolas"/>
+        </w:rPr>
+        <w:t xml:space="preserve"> </w:t>
+      </w:r>
+    </w:p>
+    <w:p>
+      <w:pPr>
+        <w:shd w:fill="F4F4F4" w:val="clear"/>
+      </w:pPr>
+      <w:r>
+        <w:rPr>
+          <w:rFonts w:ascii="Consolas" w:cs="Consolas" w:eastAsia="Consolas" w:hAnsi="Consolas"/>
+        </w:rPr>
+        <w:t xml:space="preserve">df["Yield"] = df["Production"] / df["Area"]</w:t>
+      </w:r>
+    </w:p>
+    <w:p>
+      <w:pPr>
+        <w:shd w:fill="F4F4F4" w:val="clear"/>
+      </w:pPr>
+      <w:r>
+        <w:rPr>
+          <w:rFonts w:ascii="Consolas" w:cs="Consolas" w:eastAsia="Consolas" w:hAnsi="Consolas"/>
+        </w:rPr>
+        <w:t xml:space="preserve"> </w:t>
+      </w:r>
+    </w:p>
+    <w:p>
+      <w:pPr>
+        <w:shd w:fill="F4F4F4" w:val="clear"/>
+      </w:pPr>
+      <w:r>
+        <w:rPr>
+          <w:rFonts w:ascii="Consolas" w:cs="Consolas" w:eastAsia="Consolas" w:hAnsi="Consolas"/>
+        </w:rPr>
+        <w:t xml:space="preserve">lo, hi = df["Yield"].quantile([0.01, 0.99])</w:t>
+      </w:r>
+    </w:p>
+    <w:p>
+      <w:pPr>
+        <w:shd w:fill="F4F4F4" w:val="clear"/>
+      </w:pPr>
+      <w:r>
+        <w:rPr>
+          <w:rFonts w:ascii="Consolas" w:cs="Consolas" w:eastAsia="Consolas" w:hAnsi="Consolas"/>
+        </w:rPr>
+        <w:t xml:space="preserve">df = df[(df["Yield"] &gt;= lo) &amp; (df["Yield"] &lt;= hi)].copy()</w:t>
+      </w:r>
+    </w:p>
+    <w:p>
+      <w:pPr>
+        <w:jc w:val="both"/>
+      </w:pPr>
+      <w:r>
+        <w:t xml:space="preserve"/>
+      </w:r>
+    </w:p>
+    <w:p>
+      <w:pPr>
+        <w:jc w:val="both"/>
+      </w:pPr>
+      <w:r>
+        <w:t xml:space="preserve">Model selection and tuning — the winner is chosen from measured results, not assumed:</w:t>
+      </w:r>
+    </w:p>
+    <w:p>
+      <w:pPr>
+        <w:shd w:fill="F4F4F4" w:val="clear"/>
+      </w:pPr>
+      <w:r>
+        <w:rPr>
+          <w:rFonts w:ascii="Consolas" w:cs="Consolas" w:eastAsia="Consolas" w:hAnsi="Consolas"/>
+        </w:rPr>
+        <w:t xml:space="preserve">for name, model in build_models().items():</w:t>
+      </w:r>
+    </w:p>
+    <w:p>
+      <w:pPr>
+        <w:shd w:fill="F4F4F4" w:val="clear"/>
+      </w:pPr>
+      <w:r>
+        <w:rPr>
+          <w:rFonts w:ascii="Consolas" w:cs="Consolas" w:eastAsia="Consolas" w:hAnsi="Consolas"/>
+        </w:rPr>
+        <w:t xml:space="preserve">    model.fit(X_train, y_train)</w:t>
+      </w:r>
+    </w:p>
+    <w:p>
+      <w:pPr>
+        <w:shd w:fill="F4F4F4" w:val="clear"/>
+      </w:pPr>
+      <w:r>
+        <w:rPr>
+          <w:rFonts w:ascii="Consolas" w:cs="Consolas" w:eastAsia="Consolas" w:hAnsi="Consolas"/>
+        </w:rPr>
+        <w:t xml:space="preserve">    comparison.append(evaluate(name, model, X_test, y_test))</w:t>
+      </w:r>
+    </w:p>
+    <w:p>
+      <w:pPr>
+        <w:shd w:fill="F4F4F4" w:val="clear"/>
+      </w:pPr>
+      <w:r>
+        <w:rPr>
+          <w:rFonts w:ascii="Consolas" w:cs="Consolas" w:eastAsia="Consolas" w:hAnsi="Consolas"/>
+        </w:rPr>
+        <w:t xml:space="preserve"> </w:t>
+      </w:r>
+    </w:p>
+    <w:p>
+      <w:pPr>
+        <w:shd w:fill="F4F4F4" w:val="clear"/>
+      </w:pPr>
+      <w:r>
+        <w:rPr>
+          <w:rFonts w:ascii="Consolas" w:cs="Consolas" w:eastAsia="Consolas" w:hAnsi="Consolas"/>
+        </w:rPr>
+        <w:t xml:space="preserve">best_name = max(comparison, key=lambda r: r["f1_weighted"])["model"]</w:t>
+      </w:r>
+    </w:p>
+    <w:p>
+      <w:pPr>
+        <w:shd w:fill="F4F4F4" w:val="clear"/>
+      </w:pPr>
+      <w:r>
+        <w:rPr>
+          <w:rFonts w:ascii="Consolas" w:cs="Consolas" w:eastAsia="Consolas" w:hAnsi="Consolas"/>
+        </w:rPr>
+        <w:t xml:space="preserve"> </w:t>
+      </w:r>
+    </w:p>
+    <w:p>
+      <w:pPr>
+        <w:shd w:fill="F4F4F4" w:val="clear"/>
+      </w:pPr>
+      <w:r>
+        <w:rPr>
+          <w:rFonts w:ascii="Consolas" w:cs="Consolas" w:eastAsia="Consolas" w:hAnsi="Consolas"/>
+        </w:rPr>
+        <w:t xml:space="preserve">search = GridSearchCV(base, grid, cv=5,</w:t>
+      </w:r>
+    </w:p>
+    <w:p>
+      <w:pPr>
+        <w:shd w:fill="F4F4F4" w:val="clear"/>
+      </w:pPr>
+      <w:r>
+        <w:rPr>
+          <w:rFonts w:ascii="Consolas" w:cs="Consolas" w:eastAsia="Consolas" w:hAnsi="Consolas"/>
+        </w:rPr>
+        <w:t xml:space="preserve">                      scoring="accuracy", n_jobs=-1)</w:t>
+      </w:r>
+    </w:p>
+    <w:p>
+      <w:pPr>
+        <w:shd w:fill="F4F4F4" w:val="clear"/>
+      </w:pPr>
+      <w:r>
+        <w:rPr>
+          <w:rFonts w:ascii="Consolas" w:cs="Consolas" w:eastAsia="Consolas" w:hAnsi="Consolas"/>
+        </w:rPr>
+        <w:t xml:space="preserve">search.fit(X_train, y_train)</w:t>
+      </w:r>
+    </w:p>
+    <w:p>
+      <w:pPr>
+        <w:shd w:fill="F4F4F4" w:val="clear"/>
+      </w:pPr>
+      <w:r>
+        <w:rPr>
+          <w:rFonts w:ascii="Consolas" w:cs="Consolas" w:eastAsia="Consolas" w:hAnsi="Consolas"/>
+        </w:rPr>
+        <w:t xml:space="preserve">best_model = search.best_estimator_</w:t>
+      </w:r>
+    </w:p>
+    <w:p>
+      <w:pPr>
+        <w:shd w:fill="F4F4F4" w:val="clear"/>
+      </w:pPr>
+      <w:r>
+        <w:rPr>
+          <w:rFonts w:ascii="Consolas" w:cs="Consolas" w:eastAsia="Consolas" w:hAnsi="Consolas"/>
+        </w:rPr>
+        <w:t xml:space="preserve"> </w:t>
+      </w:r>
+    </w:p>
+    <w:p>
+      <w:pPr>
+        <w:shd w:fill="F4F4F4" w:val="clear"/>
+      </w:pPr>
+      <w:r>
+        <w:rPr>
+          <w:rFonts w:ascii="Consolas" w:cs="Consolas" w:eastAsia="Consolas" w:hAnsi="Consolas"/>
+        </w:rPr>
+        <w:t xml:space="preserve">cv = cross_val_score(best_model, X, y, cv=5, scoring="accuracy")</w:t>
+      </w:r>
+    </w:p>
+    <w:p>
+      <w:pPr>
+        <w:shd w:fill="F4F4F4" w:val="clear"/>
+      </w:pPr>
+      <w:r>
+        <w:rPr>
+          <w:rFonts w:ascii="Consolas" w:cs="Consolas" w:eastAsia="Consolas" w:hAnsi="Consolas"/>
+        </w:rPr>
+        <w:t xml:space="preserve">print(f"5-fold CV accuracy: {cv.mean():.4f} +/- {cv.std():.4f}")</w:t>
+      </w:r>
+    </w:p>
+    <w:p>
+      <w:pPr>
+        <w:jc w:val="both"/>
+      </w:pPr>
+      <w:r>
+        <w:t xml:space="preserve"/>
+      </w:r>
+    </w:p>
+    <w:p>
+      <w:pPr>
+        <w:jc w:val="both"/>
+      </w:pPr>
+      <w:r>
+        <w:t xml:space="preserve">Input validation at the inference boundary — an unknown crop produces a readable message, which the API maps to HTTP 422:</w:t>
+      </w:r>
+    </w:p>
+    <w:p>
+      <w:pPr>
+        <w:shd w:fill="F4F4F4" w:val="clear"/>
+      </w:pPr>
+      <w:r>
+        <w:rPr>
+          <w:rFonts w:ascii="Consolas" w:cs="Consolas" w:eastAsia="Consolas" w:hAnsi="Consolas"/>
+        </w:rPr>
+        <w:t xml:space="preserve">if crop_clean not in set(le_crop.classes_):</w:t>
+      </w:r>
+    </w:p>
+    <w:p>
+      <w:pPr>
+        <w:shd w:fill="F4F4F4" w:val="clear"/>
+      </w:pPr>
+      <w:r>
+        <w:rPr>
+          <w:rFonts w:ascii="Consolas" w:cs="Consolas" w:eastAsia="Consolas" w:hAnsi="Consolas"/>
+        </w:rPr>
+        <w:t xml:space="preserve">    raise ValueError(</w:t>
+      </w:r>
+    </w:p>
+    <w:p>
+      <w:pPr>
+        <w:shd w:fill="F4F4F4" w:val="clear"/>
+      </w:pPr>
+      <w:r>
+        <w:rPr>
+          <w:rFonts w:ascii="Consolas" w:cs="Consolas" w:eastAsia="Consolas" w:hAnsi="Consolas"/>
+        </w:rPr>
+        <w:t xml:space="preserve">        f"Unknown crop {crop_clean!r}. This crop was not in the "</w:t>
+      </w:r>
+    </w:p>
+    <w:p>
+      <w:pPr>
+        <w:shd w:fill="F4F4F4" w:val="clear"/>
+      </w:pPr>
+      <w:r>
+        <w:rPr>
+          <w:rFonts w:ascii="Consolas" w:cs="Consolas" w:eastAsia="Consolas" w:hAnsi="Consolas"/>
+        </w:rPr>
+        <w:t xml:space="preserve">        f"training data ({len(le_crop.classes_)} crops known, e.g. "</w:t>
+      </w:r>
+    </w:p>
+    <w:p>
+      <w:pPr>
+        <w:shd w:fill="F4F4F4" w:val="clear"/>
+      </w:pPr>
+      <w:r>
+        <w:rPr>
+          <w:rFonts w:ascii="Consolas" w:cs="Consolas" w:eastAsia="Consolas" w:hAnsi="Consolas"/>
+        </w:rPr>
+        <w:t xml:space="preserve">        f"{', '.join(list(le_crop.classes_)[:5])})."</w:t>
+      </w:r>
+    </w:p>
+    <w:p>
+      <w:pPr>
+        <w:shd w:fill="F4F4F4" w:val="clear"/>
+      </w:pPr>
+      <w:r>
+        <w:rPr>
+          <w:rFonts w:ascii="Consolas" w:cs="Consolas" w:eastAsia="Consolas" w:hAnsi="Consolas"/>
+        </w:rPr>
+        <w:t xml:space="preserve">    )</w:t>
+      </w:r>
+    </w:p>
+    <w:p>
+      <w:pPr>
+        <w:jc w:val="both"/>
+      </w:pPr>
+      <w:r>
+        <w:t xml:space="preserve"/>
+      </w:r>
+    </w:p>
+    <w:p>
+      <w:pPr>
+        <w:jc w:val="both"/>
+      </w:pPr>
+      <w:r>
+        <w:t xml:space="preserve">The parity test that keeps the API honest:</w:t>
+      </w:r>
+    </w:p>
+    <w:p>
+      <w:pPr>
+        <w:shd w:fill="F4F4F4" w:val="clear"/>
+      </w:pPr>
+      <w:r>
+        <w:rPr>
+          <w:rFonts w:ascii="Consolas" w:cs="Consolas" w:eastAsia="Consolas" w:hAnsi="Consolas"/>
+        </w:rPr>
+        <w:t xml:space="preserve">def test_parity_yield_3(client):</w:t>
+      </w:r>
+    </w:p>
+    <w:p>
+      <w:pPr>
+        <w:shd w:fill="F4F4F4" w:val="clear"/>
+      </w:pPr>
+      <w:r>
+        <w:rPr>
+          <w:rFonts w:ascii="Consolas" w:cs="Consolas" w:eastAsia="Consolas" w:hAnsi="Consolas"/>
+        </w:rPr>
+        <w:t xml:space="preserve">    inputs = {"temperature": 36.0, "humidity": 42.0,</w:t>
+      </w:r>
+    </w:p>
+    <w:p>
+      <w:pPr>
+        <w:shd w:fill="F4F4F4" w:val="clear"/>
+      </w:pPr>
+      <w:r>
+        <w:rPr>
+          <w:rFonts w:ascii="Consolas" w:cs="Consolas" w:eastAsia="Consolas" w:hAnsi="Consolas"/>
+        </w:rPr>
+        <w:t xml:space="preserve">              "soil_moisture": 54.0, "area": 1254.0,</w:t>
+      </w:r>
+    </w:p>
+    <w:p>
+      <w:pPr>
+        <w:shd w:fill="F4F4F4" w:val="clear"/>
+      </w:pPr>
+      <w:r>
+        <w:rPr>
+          <w:rFonts w:ascii="Consolas" w:cs="Consolas" w:eastAsia="Consolas" w:hAnsi="Consolas"/>
+        </w:rPr>
+        <w:t xml:space="preserve">              "season": "Kharif", "crop": "Arecanut"}</w:t>
+      </w:r>
+    </w:p>
+    <w:p>
+      <w:pPr>
+        <w:shd w:fill="F4F4F4" w:val="clear"/>
+      </w:pPr>
+      <w:r>
+        <w:rPr>
+          <w:rFonts w:ascii="Consolas" w:cs="Consolas" w:eastAsia="Consolas" w:hAnsi="Consolas"/>
+        </w:rPr>
+        <w:t xml:space="preserve">    api_resp = client.post("/api/v1/predict/yield", json=inputs)</w:t>
+      </w:r>
+    </w:p>
+    <w:p>
+      <w:pPr>
+        <w:shd w:fill="F4F4F4" w:val="clear"/>
+      </w:pPr>
+      <w:r>
+        <w:rPr>
+          <w:rFonts w:ascii="Consolas" w:cs="Consolas" w:eastAsia="Consolas" w:hAnsi="Consolas"/>
+        </w:rPr>
+        <w:t xml:space="preserve">    direct_res = estimate_yield(**inputs)</w:t>
+      </w:r>
+    </w:p>
+    <w:p>
+      <w:pPr>
+        <w:shd w:fill="F4F4F4" w:val="clear"/>
+      </w:pPr>
+      <w:r>
+        <w:rPr>
+          <w:rFonts w:ascii="Consolas" w:cs="Consolas" w:eastAsia="Consolas" w:hAnsi="Consolas"/>
+        </w:rPr>
+        <w:t xml:space="preserve">    assert abs(api_resp.json()["prediction"]["yield_value"]</w:t>
+      </w:r>
+    </w:p>
+    <w:p>
+      <w:pPr>
+        <w:shd w:fill="F4F4F4" w:val="clear"/>
+      </w:pPr>
+      <w:r>
+        <w:rPr>
+          <w:rFonts w:ascii="Consolas" w:cs="Consolas" w:eastAsia="Consolas" w:hAnsi="Consolas"/>
+        </w:rPr>
+        <w:t xml:space="preserve">               - direct_res) &lt; 1e-5</w:t>
+      </w:r>
+    </w:p>
+    <w:p>
+      <w:pPr>
+        <w:pStyle w:val="Heading2"/>
+      </w:pPr>
+      <w:r>
+        <w:t xml:space="preserve">5.3  User Interface / Demo</w:t>
+      </w:r>
+    </w:p>
+    <w:p>
+      <w:pPr>
+        <w:jc w:val="both"/>
+      </w:pPr>
+      <w:r>
+        <w:t xml:space="preserve">All screenshots below were captured from the running application against a live backend — the values shown are genuine model output, not mock-ups.</w:t>
       </w:r>
     </w:p>
     <w:p>
@@ -5773,7 +5475,7 @@
           <w:i/>
           <w:iCs/>
         </w:rPr>
-        <w:t xml:space="preserve">Figure 5.1(b) — Home dashboard after onboarding</w:t>
+        <w:t xml:space="preserve">Figure 5.1(a) — Onboarding, first launch</w:t>
       </w:r>
     </w:p>
     <w:p>
@@ -5830,7 +5532,7 @@
           <w:i/>
           <w:iCs/>
         </w:rPr>
-        <w:t xml:space="preserve">Figure 5.1(c) — Analyze hub, the entry point to both tasks</w:t>
+        <w:t xml:space="preserve">Figure 5.1(b) — Home dashboard after onboarding</w:t>
       </w:r>
     </w:p>
     <w:p>
@@ -5887,7 +5589,7 @@
           <w:i/>
           <w:iCs/>
         </w:rPr>
-        <w:t xml:space="preserve">Figure 5.2(a) — Crop recommendation input form</w:t>
+        <w:t xml:space="preserve">Figure 5.1(c) — Analyze hub, the entry point to both tasks</w:t>
       </w:r>
     </w:p>
     <w:p>
@@ -5944,7 +5646,7 @@
           <w:i/>
           <w:iCs/>
         </w:rPr>
-        <w:t xml:space="preserve">Figure 5.2(b) — Result: N-P-K 90-42-43 at 20.9 °C, 82% humidity, pH 6.5, 202.9 mm rainfall returns “RICE”</w:t>
+        <w:t xml:space="preserve">Figure 5.2(a) — Crop recommendation input form</w:t>
       </w:r>
     </w:p>
     <w:p>
@@ -6001,7 +5703,7 @@
           <w:i/>
           <w:iCs/>
         </w:rPr>
-        <w:t xml:space="preserve">Figure 5.3(a) — Yield estimation form. Crop and season dropdowns are populated from the saved encoders via /metadata.</w:t>
+        <w:t xml:space="preserve">Figure 5.2(b) — Result: N-P-K 90-42-43 at 20.9 °C, 82% humidity, pH 6.5, 202.9 mm rainfall returns “RICE”</w:t>
       </w:r>
     </w:p>
     <w:p>
@@ -6058,7 +5760,7 @@
           <w:i/>
           <w:iCs/>
         </w:rPr>
-        <w:t xml:space="preserve">Figure 5.3(b) — Result: Arecanut, Kharif, 1,254 ha returns 1.288 units per hectare, matching direct model output exactly</w:t>
+        <w:t xml:space="preserve">Figure 5.3(a) — Yield estimation form. Crop and season dropdowns are populated from the saved encoders via /metadata.</w:t>
       </w:r>
     </w:p>
     <w:p>
@@ -6115,7 +5817,7 @@
           <w:i/>
           <w:iCs/>
         </w:rPr>
-        <w:t xml:space="preserve">Figure 5.4(a) — Locally stored prediction history</w:t>
+        <w:t xml:space="preserve">Figure 5.3(b) — Result: Arecanut, Kharif, 1,254 ha returns 1.288 units per hectare, matching direct model output exactly</w:t>
       </w:r>
     </w:p>
     <w:p>
@@ -6172,7 +5874,7 @@
           <w:i/>
           <w:iCs/>
         </w:rPr>
-        <w:t xml:space="preserve">Figure 5.4(b) — Profile section</w:t>
+        <w:t xml:space="preserve">Figure 5.4(a) — Locally stored prediction history</w:t>
       </w:r>
     </w:p>
     <w:p>
@@ -6182,7 +5884,7 @@
       <w:r>
         <w:drawing>
           <wp:inline distT="0" distB="0" distL="0" distR="0">
-            <wp:extent cx="4953000" cy="3486150"/>
+            <wp:extent cx="2381250" cy="5286375"/>
             <wp:effectExtent t="0" r="0" b="0" l="0"/>
             <wp:docPr id="1" name="" descr="" title=""/>
             <wp:cNvGraphicFramePr>
@@ -6207,7 +5909,7 @@
                   <pic:spPr bwMode="auto">
                     <a:xfrm>
                       <a:off x="0" y="0"/>
-                      <a:ext cx="4953000" cy="3486150"/>
+                      <a:ext cx="2381250" cy="5286375"/>
                     </a:xfrm>
                     <a:prstGeom prst="rect">
                       <a:avLst/>
@@ -6229,7 +5931,7 @@
           <w:i/>
           <w:iCs/>
         </w:rPr>
-        <w:t xml:space="preserve">Figure 5.5(a) — Streamlit prototype, crop recommendation. This interface preceded the mobile client and is retained for desktop testing.</w:t>
+        <w:t xml:space="preserve">Figure 5.4(b) — Profile section</w:t>
       </w:r>
     </w:p>
     <w:p>
@@ -6286,928 +5988,7 @@
           <w:i/>
           <w:iCs/>
         </w:rPr>
-        <w:t xml:space="preserve">Figure 5.5(b) — Streamlit prototype, yield estimation</w:t>
-      </w:r>
-    </w:p>
-    <w:p>
-      <w:r>
-        <w:br w:type="page"/>
-      </w:r>
-    </w:p>
-    <w:p>
-      <w:pPr>
-        <w:pStyle w:val="Heading1"/>
-        <w:jc w:val="center"/>
-      </w:pPr>
-      <w:r>
-        <w:t xml:space="preserve">CHAPTER 6
-RESULTS AND DISCUSSION</w:t>
-      </w:r>
-    </w:p>
-    <w:p>
-      <w:pPr>
-        <w:pStyle w:val="Heading2"/>
-      </w:pPr>
-      <w:r>
-        <w:t xml:space="preserve">6.1  Evaluation Metrics</w:t>
-      </w:r>
-    </w:p>
-    <w:p>
-      <w:pPr>
-        <w:jc w:val="both"/>
-      </w:pPr>
-      <w:r>
-        <w:t xml:space="preserve">Classification was evaluated with accuracy, precision, recall and F1. Because the dataset is exactly balanced at 100 records per class, accuracy is not misleading here and is reported as the headline figure. Precision, recall and F1 are reported as weighted averages so that every class contributes; F1 was used as the selection criterion because it penalises a model that achieves accuracy by favouring easy classes.</w:t>
-      </w:r>
-    </w:p>
-    <w:p>
-      <w:pPr>
-        <w:jc w:val="both"/>
-      </w:pPr>
-      <w:r>
-        <w:t xml:space="preserve">Regression was evaluated with RMSE, MAE and R². RMSE is in the units of yield and penalises large errors quadratically, which matters because an overestimate on a large plot is costly. MAE gives the typical error magnitude and is far less sensitive to the remaining outliers. R² was used for selection because it is scale-free and therefore comparable across models. Reporting all three matters here: Random Forest achieved the better MAE (1.6607 against 1.7289) while XGBoost achieved the better RMSE and R², meaning the forest was typically closer but the boosted model made fewer large errors.</w:t>
-      </w:r>
-    </w:p>
-    <w:p>
-      <w:pPr>
-        <w:pStyle w:val="Heading2"/>
-      </w:pPr>
-      <w:r>
-        <w:t xml:space="preserve">6.2  Results Across Iterations</w:t>
-      </w:r>
-    </w:p>
-    <w:tbl>
-      <w:tblPr>
-        <w:tblW w:type="dxa" w:w="9026"/>
-        <w:tblBorders>
-          <w:top w:val="single" w:color="auto" w:sz="4"/>
-          <w:left w:val="single" w:color="auto" w:sz="4"/>
-          <w:bottom w:val="single" w:color="auto" w:sz="4"/>
-          <w:right w:val="single" w:color="auto" w:sz="4"/>
-          <w:insideH w:val="single" w:color="auto" w:sz="4"/>
-          <w:insideV w:val="single" w:color="auto" w:sz="4"/>
-        </w:tblBorders>
-      </w:tblPr>
-      <w:tblGrid>
-        <w:gridCol w:w="3249"/>
-        <w:gridCol w:w="1625"/>
-        <w:gridCol w:w="1444"/>
-        <w:gridCol w:w="1354"/>
-        <w:gridCol w:w="1354"/>
-      </w:tblGrid>
-      <w:tr>
-        <w:trPr>
-          <w:tblHeader/>
-        </w:trPr>
-        <w:tc>
-          <w:tcPr>
-            <w:tcW w:type="dxa" w:w="3249"/>
-            <w:shd w:fill="E8F0E8" w:val="clear"/>
-          </w:tcPr>
-          <w:p>
-            <w:r>
-              <w:rPr>
-                <w:b/>
-                <w:bCs/>
-              </w:rPr>
-              <w:t xml:space="preserve">Version</w:t>
-            </w:r>
-          </w:p>
-        </w:tc>
-        <w:tc>
-          <w:tcPr>
-            <w:tcW w:type="dxa" w:w="1625"/>
-            <w:shd w:fill="E8F0E8" w:val="clear"/>
-          </w:tcPr>
-          <w:p>
-            <w:r>
-              <w:rPr>
-                <w:b/>
-                <w:bCs/>
-              </w:rPr>
-              <w:t xml:space="preserve">Accuracy</w:t>
-            </w:r>
-          </w:p>
-        </w:tc>
-        <w:tc>
-          <w:tcPr>
-            <w:tcW w:type="dxa" w:w="1444"/>
-            <w:shd w:fill="E8F0E8" w:val="clear"/>
-          </w:tcPr>
-          <w:p>
-            <w:r>
-              <w:rPr>
-                <w:b/>
-                <w:bCs/>
-              </w:rPr>
-              <w:t xml:space="preserve">Precision (w)</w:t>
-            </w:r>
-          </w:p>
-        </w:tc>
-        <w:tc>
-          <w:tcPr>
-            <w:tcW w:type="dxa" w:w="1354"/>
-            <w:shd w:fill="E8F0E8" w:val="clear"/>
-          </w:tcPr>
-          <w:p>
-            <w:r>
-              <w:rPr>
-                <w:b/>
-                <w:bCs/>
-              </w:rPr>
-              <w:t xml:space="preserve">Recall (w)</w:t>
-            </w:r>
-          </w:p>
-        </w:tc>
-        <w:tc>
-          <w:tcPr>
-            <w:tcW w:type="dxa" w:w="1354"/>
-            <w:shd w:fill="E8F0E8" w:val="clear"/>
-          </w:tcPr>
-          <w:p>
-            <w:r>
-              <w:rPr>
-                <w:b/>
-                <w:bCs/>
-              </w:rPr>
-              <w:t xml:space="preserve">F1 (w)</w:t>
-            </w:r>
-          </w:p>
-        </w:tc>
-      </w:tr>
-      <w:tr>
-        <w:tc>
-          <w:tcPr>
-            <w:tcW w:type="dxa" w:w="3249"/>
-          </w:tcPr>
-          <w:p>
-            <w:r>
-              <w:rPr>
-                <w:i w:val="false"/>
-                <w:iCs w:val="false"/>
-              </w:rPr>
-              <w:t xml:space="preserve">Iteration 1 — Logistic Regression</w:t>
-            </w:r>
-          </w:p>
-        </w:tc>
-        <w:tc>
-          <w:tcPr>
-            <w:tcW w:type="dxa" w:w="1625"/>
-          </w:tcPr>
-          <w:p>
-            <w:r>
-              <w:rPr>
-                <w:i w:val="false"/>
-                <w:iCs w:val="false"/>
-              </w:rPr>
-              <w:t xml:space="preserve">0.9727</w:t>
-            </w:r>
-          </w:p>
-        </w:tc>
-        <w:tc>
-          <w:tcPr>
-            <w:tcW w:type="dxa" w:w="1444"/>
-          </w:tcPr>
-          <w:p>
-            <w:r>
-              <w:rPr>
-                <w:i w:val="false"/>
-                <w:iCs w:val="false"/>
-              </w:rPr>
-              <w:t xml:space="preserve">0.9740</w:t>
-            </w:r>
-          </w:p>
-        </w:tc>
-        <w:tc>
-          <w:tcPr>
-            <w:tcW w:type="dxa" w:w="1354"/>
-          </w:tcPr>
-          <w:p>
-            <w:r>
-              <w:rPr>
-                <w:i w:val="false"/>
-                <w:iCs w:val="false"/>
-              </w:rPr>
-              <w:t xml:space="preserve">0.9727</w:t>
-            </w:r>
-          </w:p>
-        </w:tc>
-        <w:tc>
-          <w:tcPr>
-            <w:tcW w:type="dxa" w:w="1354"/>
-          </w:tcPr>
-          <w:p>
-            <w:r>
-              <w:rPr>
-                <w:i w:val="false"/>
-                <w:iCs w:val="false"/>
-              </w:rPr>
-              <w:t xml:space="preserve">0.9725</w:t>
-            </w:r>
-          </w:p>
-        </w:tc>
-      </w:tr>
-      <w:tr>
-        <w:tc>
-          <w:tcPr>
-            <w:tcW w:type="dxa" w:w="3249"/>
-          </w:tcPr>
-          <w:p>
-            <w:r>
-              <w:rPr>
-                <w:i w:val="false"/>
-                <w:iCs w:val="false"/>
-              </w:rPr>
-              <w:t xml:space="preserve">Iteration 2 — XGBoost</w:t>
-            </w:r>
-          </w:p>
-        </w:tc>
-        <w:tc>
-          <w:tcPr>
-            <w:tcW w:type="dxa" w:w="1625"/>
-          </w:tcPr>
-          <w:p>
-            <w:r>
-              <w:rPr>
-                <w:i w:val="false"/>
-                <w:iCs w:val="false"/>
-              </w:rPr>
-              <w:t xml:space="preserve">0.9886</w:t>
-            </w:r>
-          </w:p>
-        </w:tc>
-        <w:tc>
-          <w:tcPr>
-            <w:tcW w:type="dxa" w:w="1444"/>
-          </w:tcPr>
-          <w:p>
-            <w:r>
-              <w:rPr>
-                <w:i w:val="false"/>
-                <w:iCs w:val="false"/>
-              </w:rPr>
-              <w:t xml:space="preserve">0.9894</w:t>
-            </w:r>
-          </w:p>
-        </w:tc>
-        <w:tc>
-          <w:tcPr>
-            <w:tcW w:type="dxa" w:w="1354"/>
-          </w:tcPr>
-          <w:p>
-            <w:r>
-              <w:rPr>
-                <w:i w:val="false"/>
-                <w:iCs w:val="false"/>
-              </w:rPr>
-              <w:t xml:space="preserve">0.9886</w:t>
-            </w:r>
-          </w:p>
-        </w:tc>
-        <w:tc>
-          <w:tcPr>
-            <w:tcW w:type="dxa" w:w="1354"/>
-          </w:tcPr>
-          <w:p>
-            <w:r>
-              <w:rPr>
-                <w:i w:val="false"/>
-                <w:iCs w:val="false"/>
-              </w:rPr>
-              <w:t xml:space="preserve">0.9885</w:t>
-            </w:r>
-          </w:p>
-        </w:tc>
-      </w:tr>
-      <w:tr>
-        <w:tc>
-          <w:tcPr>
-            <w:tcW w:type="dxa" w:w="3249"/>
-          </w:tcPr>
-          <w:p>
-            <w:r>
-              <w:rPr>
-                <w:i w:val="false"/>
-                <w:iCs w:val="false"/>
-              </w:rPr>
-              <w:t xml:space="preserve">Iteration 2 — Random Forest</w:t>
-            </w:r>
-          </w:p>
-        </w:tc>
-        <w:tc>
-          <w:tcPr>
-            <w:tcW w:type="dxa" w:w="1625"/>
-          </w:tcPr>
-          <w:p>
-            <w:r>
-              <w:rPr>
-                <w:i w:val="false"/>
-                <w:iCs w:val="false"/>
-              </w:rPr>
-              <w:t xml:space="preserve">0.9955</w:t>
-            </w:r>
-          </w:p>
-        </w:tc>
-        <w:tc>
-          <w:tcPr>
-            <w:tcW w:type="dxa" w:w="1444"/>
-          </w:tcPr>
-          <w:p>
-            <w:r>
-              <w:rPr>
-                <w:i w:val="false"/>
-                <w:iCs w:val="false"/>
-              </w:rPr>
-              <w:t xml:space="preserve">0.9957</w:t>
-            </w:r>
-          </w:p>
-        </w:tc>
-        <w:tc>
-          <w:tcPr>
-            <w:tcW w:type="dxa" w:w="1354"/>
-          </w:tcPr>
-          <w:p>
-            <w:r>
-              <w:rPr>
-                <w:i w:val="false"/>
-                <w:iCs w:val="false"/>
-              </w:rPr>
-              <w:t xml:space="preserve">0.9955</w:t>
-            </w:r>
-          </w:p>
-        </w:tc>
-        <w:tc>
-          <w:tcPr>
-            <w:tcW w:type="dxa" w:w="1354"/>
-          </w:tcPr>
-          <w:p>
-            <w:r>
-              <w:rPr>
-                <w:i w:val="false"/>
-                <w:iCs w:val="false"/>
-              </w:rPr>
-              <w:t xml:space="preserve">0.9955</w:t>
-            </w:r>
-          </w:p>
-        </w:tc>
-      </w:tr>
-      <w:tr>
-        <w:tc>
-          <w:tcPr>
-            <w:tcW w:type="dxa" w:w="3249"/>
-          </w:tcPr>
-          <w:p>
-            <w:r>
-              <w:rPr>
-                <w:i w:val="false"/>
-                <w:iCs w:val="false"/>
-              </w:rPr>
-              <w:t xml:space="preserve">Final — Random Forest (tuned)</w:t>
-            </w:r>
-          </w:p>
-        </w:tc>
-        <w:tc>
-          <w:tcPr>
-            <w:tcW w:type="dxa" w:w="1625"/>
-          </w:tcPr>
-          <w:p>
-            <w:r>
-              <w:rPr>
-                <w:i w:val="false"/>
-                <w:iCs w:val="false"/>
-              </w:rPr>
-              <w:t xml:space="preserve">0.9955</w:t>
-            </w:r>
-          </w:p>
-        </w:tc>
-        <w:tc>
-          <w:tcPr>
-            <w:tcW w:type="dxa" w:w="1444"/>
-          </w:tcPr>
-          <w:p>
-            <w:r>
-              <w:rPr>
-                <w:i w:val="false"/>
-                <w:iCs w:val="false"/>
-              </w:rPr>
-              <w:t xml:space="preserve">0.9957</w:t>
-            </w:r>
-          </w:p>
-        </w:tc>
-        <w:tc>
-          <w:tcPr>
-            <w:tcW w:type="dxa" w:w="1354"/>
-          </w:tcPr>
-          <w:p>
-            <w:r>
-              <w:rPr>
-                <w:i w:val="false"/>
-                <w:iCs w:val="false"/>
-              </w:rPr>
-              <w:t xml:space="preserve">0.9955</w:t>
-            </w:r>
-          </w:p>
-        </w:tc>
-        <w:tc>
-          <w:tcPr>
-            <w:tcW w:type="dxa" w:w="1354"/>
-          </w:tcPr>
-          <w:p>
-            <w:r>
-              <w:rPr>
-                <w:i w:val="false"/>
-                <w:iCs w:val="false"/>
-              </w:rPr>
-              <w:t xml:space="preserve">0.9955</w:t>
-            </w:r>
-          </w:p>
-        </w:tc>
-      </w:tr>
-      <w:tr>
-        <w:tc>
-          <w:tcPr>
-            <w:tcW w:type="dxa" w:w="3249"/>
-          </w:tcPr>
-          <w:p>
-            <w:r>
-              <w:rPr>
-                <w:i w:val="false"/>
-                <w:iCs w:val="false"/>
-              </w:rPr>
-              <w:t xml:space="preserve">Final — 5-fold cross-validation</w:t>
-            </w:r>
-          </w:p>
-        </w:tc>
-        <w:tc>
-          <w:tcPr>
-            <w:tcW w:type="dxa" w:w="1625"/>
-          </w:tcPr>
-          <w:p>
-            <w:r>
-              <w:rPr>
-                <w:i w:val="false"/>
-                <w:iCs w:val="false"/>
-              </w:rPr>
-              <w:t xml:space="preserve">0.9927 ± 0.0039</w:t>
-            </w:r>
-          </w:p>
-        </w:tc>
-        <w:tc>
-          <w:tcPr>
-            <w:tcW w:type="dxa" w:w="1444"/>
-          </w:tcPr>
-          <w:p>
-            <w:r>
-              <w:rPr>
-                <w:i w:val="false"/>
-                <w:iCs w:val="false"/>
-              </w:rPr>
-              <w:t xml:space="preserve">—</w:t>
-            </w:r>
-          </w:p>
-        </w:tc>
-        <w:tc>
-          <w:tcPr>
-            <w:tcW w:type="dxa" w:w="1354"/>
-          </w:tcPr>
-          <w:p>
-            <w:r>
-              <w:rPr>
-                <w:i w:val="false"/>
-                <w:iCs w:val="false"/>
-              </w:rPr>
-              <w:t xml:space="preserve">—</w:t>
-            </w:r>
-          </w:p>
-        </w:tc>
-        <w:tc>
-          <w:tcPr>
-            <w:tcW w:type="dxa" w:w="1354"/>
-          </w:tcPr>
-          <w:p>
-            <w:r>
-              <w:rPr>
-                <w:i w:val="false"/>
-                <w:iCs w:val="false"/>
-              </w:rPr>
-              <w:t xml:space="preserve">—</w:t>
-            </w:r>
-          </w:p>
-        </w:tc>
-      </w:tr>
-    </w:tbl>
-    <w:p>
-      <w:pPr>
-        <w:jc w:val="both"/>
-      </w:pPr>
-      <w:r>
-        <w:t xml:space="preserve"/>
-      </w:r>
-    </w:p>
-    <w:p>
-      <w:pPr>
-        <w:jc w:val="center"/>
-      </w:pPr>
-      <w:r>
-        <w:rPr>
-          <w:i/>
-          <w:iCs/>
-        </w:rPr>
-        <w:t xml:space="preserve">Table 6.1 — Classification results across iterations</w:t>
-      </w:r>
-    </w:p>
-    <w:tbl>
-      <w:tblPr>
-        <w:tblW w:type="dxa" w:w="9026"/>
-        <w:tblBorders>
-          <w:top w:val="single" w:color="auto" w:sz="4"/>
-          <w:left w:val="single" w:color="auto" w:sz="4"/>
-          <w:bottom w:val="single" w:color="auto" w:sz="4"/>
-          <w:right w:val="single" w:color="auto" w:sz="4"/>
-          <w:insideH w:val="single" w:color="auto" w:sz="4"/>
-          <w:insideV w:val="single" w:color="auto" w:sz="4"/>
-        </w:tblBorders>
-      </w:tblPr>
-      <w:tblGrid>
-        <w:gridCol w:w="3430"/>
-        <w:gridCol w:w="1805"/>
-        <w:gridCol w:w="1805"/>
-        <w:gridCol w:w="1986"/>
-      </w:tblGrid>
-      <w:tr>
-        <w:trPr>
-          <w:tblHeader/>
-        </w:trPr>
-        <w:tc>
-          <w:tcPr>
-            <w:tcW w:type="dxa" w:w="3430"/>
-            <w:shd w:fill="E8F0E8" w:val="clear"/>
-          </w:tcPr>
-          <w:p>
-            <w:r>
-              <w:rPr>
-                <w:b/>
-                <w:bCs/>
-              </w:rPr>
-              <w:t xml:space="preserve">Version</w:t>
-            </w:r>
-          </w:p>
-        </w:tc>
-        <w:tc>
-          <w:tcPr>
-            <w:tcW w:type="dxa" w:w="1805"/>
-            <w:shd w:fill="E8F0E8" w:val="clear"/>
-          </w:tcPr>
-          <w:p>
-            <w:r>
-              <w:rPr>
-                <w:b/>
-                <w:bCs/>
-              </w:rPr>
-              <w:t xml:space="preserve">RMSE</w:t>
-            </w:r>
-          </w:p>
-        </w:tc>
-        <w:tc>
-          <w:tcPr>
-            <w:tcW w:type="dxa" w:w="1805"/>
-            <w:shd w:fill="E8F0E8" w:val="clear"/>
-          </w:tcPr>
-          <w:p>
-            <w:r>
-              <w:rPr>
-                <w:b/>
-                <w:bCs/>
-              </w:rPr>
-              <w:t xml:space="preserve">MAE</w:t>
-            </w:r>
-          </w:p>
-        </w:tc>
-        <w:tc>
-          <w:tcPr>
-            <w:tcW w:type="dxa" w:w="1986"/>
-            <w:shd w:fill="E8F0E8" w:val="clear"/>
-          </w:tcPr>
-          <w:p>
-            <w:r>
-              <w:rPr>
-                <w:b/>
-                <w:bCs/>
-              </w:rPr>
-              <w:t xml:space="preserve">R²</w:t>
-            </w:r>
-          </w:p>
-        </w:tc>
-      </w:tr>
-      <w:tr>
-        <w:tc>
-          <w:tcPr>
-            <w:tcW w:type="dxa" w:w="3430"/>
-          </w:tcPr>
-          <w:p>
-            <w:r>
-              <w:rPr>
-                <w:i w:val="false"/>
-                <w:iCs w:val="false"/>
-              </w:rPr>
-              <w:t xml:space="preserve">Iteration 1 — Linear Regression</w:t>
-            </w:r>
-          </w:p>
-        </w:tc>
-        <w:tc>
-          <w:tcPr>
-            <w:tcW w:type="dxa" w:w="1805"/>
-          </w:tcPr>
-          <w:p>
-            <w:r>
-              <w:rPr>
-                <w:i w:val="false"/>
-                <w:iCs w:val="false"/>
-              </w:rPr>
-              <w:t xml:space="preserve">9.4949</w:t>
-            </w:r>
-          </w:p>
-        </w:tc>
-        <w:tc>
-          <w:tcPr>
-            <w:tcW w:type="dxa" w:w="1805"/>
-          </w:tcPr>
-          <w:p>
-            <w:r>
-              <w:rPr>
-                <w:i w:val="false"/>
-                <w:iCs w:val="false"/>
-              </w:rPr>
-              <w:t xml:space="preserve">4.6019</w:t>
-            </w:r>
-          </w:p>
-        </w:tc>
-        <w:tc>
-          <w:tcPr>
-            <w:tcW w:type="dxa" w:w="1986"/>
-          </w:tcPr>
-          <w:p>
-            <w:r>
-              <w:rPr>
-                <w:i w:val="false"/>
-                <w:iCs w:val="false"/>
-              </w:rPr>
-              <w:t xml:space="preserve">0.0726</w:t>
-            </w:r>
-          </w:p>
-        </w:tc>
-      </w:tr>
-      <w:tr>
-        <w:tc>
-          <w:tcPr>
-            <w:tcW w:type="dxa" w:w="3430"/>
-          </w:tcPr>
-          <w:p>
-            <w:r>
-              <w:rPr>
-                <w:i w:val="false"/>
-                <w:iCs w:val="false"/>
-              </w:rPr>
-              <w:t xml:space="preserve">Iteration 2 — Random Forest</w:t>
-            </w:r>
-          </w:p>
-        </w:tc>
-        <w:tc>
-          <w:tcPr>
-            <w:tcW w:type="dxa" w:w="1805"/>
-          </w:tcPr>
-          <w:p>
-            <w:r>
-              <w:rPr>
-                <w:i w:val="false"/>
-                <w:iCs w:val="false"/>
-              </w:rPr>
-              <w:t xml:space="preserve">5.6473</w:t>
-            </w:r>
-          </w:p>
-        </w:tc>
-        <w:tc>
-          <w:tcPr>
-            <w:tcW w:type="dxa" w:w="1805"/>
-          </w:tcPr>
-          <w:p>
-            <w:r>
-              <w:rPr>
-                <w:i w:val="false"/>
-                <w:iCs w:val="false"/>
-              </w:rPr>
-              <w:t xml:space="preserve">1.6607</w:t>
-            </w:r>
-          </w:p>
-        </w:tc>
-        <w:tc>
-          <w:tcPr>
-            <w:tcW w:type="dxa" w:w="1986"/>
-          </w:tcPr>
-          <w:p>
-            <w:r>
-              <w:rPr>
-                <w:i w:val="false"/>
-                <w:iCs w:val="false"/>
-              </w:rPr>
-              <w:t xml:space="preserve">0.6719</w:t>
-            </w:r>
-          </w:p>
-        </w:tc>
-      </w:tr>
-      <w:tr>
-        <w:tc>
-          <w:tcPr>
-            <w:tcW w:type="dxa" w:w="3430"/>
-          </w:tcPr>
-          <w:p>
-            <w:r>
-              <w:rPr>
-                <w:i w:val="false"/>
-                <w:iCs w:val="false"/>
-              </w:rPr>
-              <w:t xml:space="preserve">Iteration 2 — XGBoost</w:t>
-            </w:r>
-          </w:p>
-        </w:tc>
-        <w:tc>
-          <w:tcPr>
-            <w:tcW w:type="dxa" w:w="1805"/>
-          </w:tcPr>
-          <w:p>
-            <w:r>
-              <w:rPr>
-                <w:i w:val="false"/>
-                <w:iCs w:val="false"/>
-              </w:rPr>
-              <w:t xml:space="preserve">5.4483</w:t>
-            </w:r>
-          </w:p>
-        </w:tc>
-        <w:tc>
-          <w:tcPr>
-            <w:tcW w:type="dxa" w:w="1805"/>
-          </w:tcPr>
-          <w:p>
-            <w:r>
-              <w:rPr>
-                <w:i w:val="false"/>
-                <w:iCs w:val="false"/>
-              </w:rPr>
-              <w:t xml:space="preserve">1.7289</w:t>
-            </w:r>
-          </w:p>
-        </w:tc>
-        <w:tc>
-          <w:tcPr>
-            <w:tcW w:type="dxa" w:w="1986"/>
-          </w:tcPr>
-          <w:p>
-            <w:r>
-              <w:rPr>
-                <w:i w:val="false"/>
-                <w:iCs w:val="false"/>
-              </w:rPr>
-              <w:t xml:space="preserve">0.6946</w:t>
-            </w:r>
-          </w:p>
-        </w:tc>
-      </w:tr>
-      <w:tr>
-        <w:tc>
-          <w:tcPr>
-            <w:tcW w:type="dxa" w:w="3430"/>
-          </w:tcPr>
-          <w:p>
-            <w:r>
-              <w:rPr>
-                <w:i w:val="false"/>
-                <w:iCs w:val="false"/>
-              </w:rPr>
-              <w:t xml:space="preserve">Final — XGBoost (tuned)</w:t>
-            </w:r>
-          </w:p>
-        </w:tc>
-        <w:tc>
-          <w:tcPr>
-            <w:tcW w:type="dxa" w:w="1805"/>
-          </w:tcPr>
-          <w:p>
-            <w:r>
-              <w:rPr>
-                <w:i w:val="false"/>
-                <w:iCs w:val="false"/>
-              </w:rPr>
-              <w:t xml:space="preserve">5.0247</w:t>
-            </w:r>
-          </w:p>
-        </w:tc>
-        <w:tc>
-          <w:tcPr>
-            <w:tcW w:type="dxa" w:w="1805"/>
-          </w:tcPr>
-          <w:p>
-            <w:r>
-              <w:rPr>
-                <w:i w:val="false"/>
-                <w:iCs w:val="false"/>
-              </w:rPr>
-              <w:t xml:space="preserve">1.6527</w:t>
-            </w:r>
-          </w:p>
-        </w:tc>
-        <w:tc>
-          <w:tcPr>
-            <w:tcW w:type="dxa" w:w="1986"/>
-          </w:tcPr>
-          <w:p>
-            <w:r>
-              <w:rPr>
-                <w:i w:val="false"/>
-                <w:iCs w:val="false"/>
-              </w:rPr>
-              <w:t xml:space="preserve">0.7403</w:t>
-            </w:r>
-          </w:p>
-        </w:tc>
-      </w:tr>
-      <w:tr>
-        <w:tc>
-          <w:tcPr>
-            <w:tcW w:type="dxa" w:w="3430"/>
-          </w:tcPr>
-          <w:p>
-            <w:r>
-              <w:rPr>
-                <w:i w:val="false"/>
-                <w:iCs w:val="false"/>
-              </w:rPr>
-              <w:t xml:space="preserve">Final — 5-fold cross-validation</w:t>
-            </w:r>
-          </w:p>
-        </w:tc>
-        <w:tc>
-          <w:tcPr>
-            <w:tcW w:type="dxa" w:w="1805"/>
-          </w:tcPr>
-          <w:p>
-            <w:r>
-              <w:rPr>
-                <w:i w:val="false"/>
-                <w:iCs w:val="false"/>
-              </w:rPr>
-              <w:t xml:space="preserve">—</w:t>
-            </w:r>
-          </w:p>
-        </w:tc>
-        <w:tc>
-          <w:tcPr>
-            <w:tcW w:type="dxa" w:w="1805"/>
-          </w:tcPr>
-          <w:p>
-            <w:r>
-              <w:rPr>
-                <w:i w:val="false"/>
-                <w:iCs w:val="false"/>
-              </w:rPr>
-              <w:t xml:space="preserve">—</w:t>
-            </w:r>
-          </w:p>
-        </w:tc>
-        <w:tc>
-          <w:tcPr>
-            <w:tcW w:type="dxa" w:w="1986"/>
-          </w:tcPr>
-          <w:p>
-            <w:r>
-              <w:rPr>
-                <w:i w:val="false"/>
-                <w:iCs w:val="false"/>
-              </w:rPr>
-              <w:t xml:space="preserve">0.7428 ± 0.0254</w:t>
-            </w:r>
-          </w:p>
-        </w:tc>
-      </w:tr>
-    </w:tbl>
-    <w:p>
-      <w:pPr>
-        <w:jc w:val="both"/>
-      </w:pPr>
-      <w:r>
-        <w:t xml:space="preserve"/>
-      </w:r>
-    </w:p>
-    <w:p>
-      <w:pPr>
-        <w:jc w:val="center"/>
-      </w:pPr>
-      <w:r>
-        <w:rPr>
-          <w:i/>
-          <w:iCs/>
-        </w:rPr>
-        <w:t xml:space="preserve">Table 6.2 — Regression results across iterations</w:t>
+        <w:t xml:space="preserve">Figure 5.5(a) — Streamlit prototype, crop recommendation. This interface preceded the mobile client and is retained for desktop testing.</w:t>
       </w:r>
     </w:p>
     <w:p>
@@ -7217,7 +5998,7 @@
       <w:r>
         <w:drawing>
           <wp:inline distT="0" distB="0" distL="0" distR="0">
-            <wp:extent cx="4476750" cy="3733800"/>
+            <wp:extent cx="4953000" cy="3486150"/>
             <wp:effectExtent t="0" r="0" b="0" l="0"/>
             <wp:docPr id="1" name="" descr="" title=""/>
             <wp:cNvGraphicFramePr>
@@ -7242,7 +6023,7 @@
                   <pic:spPr bwMode="auto">
                     <a:xfrm>
                       <a:off x="0" y="0"/>
-                      <a:ext cx="4476750" cy="3733800"/>
+                      <a:ext cx="4953000" cy="3486150"/>
                     </a:xfrm>
                     <a:prstGeom prst="rect">
                       <a:avLst/>
@@ -7264,7 +6045,928 @@
           <w:i/>
           <w:iCs/>
         </w:rPr>
-        <w:t xml:space="preserve">Figure 6.1 — Confusion matrix, tuned Random Forest. 438 of 440 test records are on the diagonal.</w:t>
+        <w:t xml:space="preserve">Figure 5.5(b) — Streamlit prototype, yield estimation</w:t>
+      </w:r>
+    </w:p>
+    <w:p>
+      <w:r>
+        <w:br w:type="page"/>
+      </w:r>
+    </w:p>
+    <w:p>
+      <w:pPr>
+        <w:pStyle w:val="Heading1"/>
+        <w:jc w:val="center"/>
+      </w:pPr>
+      <w:r>
+        <w:t xml:space="preserve">CHAPTER 6
+RESULTS AND DISCUSSION</w:t>
+      </w:r>
+    </w:p>
+    <w:p>
+      <w:pPr>
+        <w:pStyle w:val="Heading2"/>
+      </w:pPr>
+      <w:r>
+        <w:t xml:space="preserve">6.1  Evaluation Metrics</w:t>
+      </w:r>
+    </w:p>
+    <w:p>
+      <w:pPr>
+        <w:jc w:val="both"/>
+      </w:pPr>
+      <w:r>
+        <w:t xml:space="preserve">Classification was evaluated with accuracy, precision, recall and F1. Because the dataset is exactly balanced at 100 records per class, accuracy is not misleading here and is reported as the headline figure. Precision, recall and F1 are reported as weighted averages so that every class contributes; F1 was used as the selection criterion because it penalises a model that achieves accuracy by favouring easy classes.</w:t>
+      </w:r>
+    </w:p>
+    <w:p>
+      <w:pPr>
+        <w:jc w:val="both"/>
+      </w:pPr>
+      <w:r>
+        <w:t xml:space="preserve">Regression was evaluated with RMSE, MAE and R². RMSE is in the units of yield and penalises large errors quadratically, which matters because an overestimate on a large plot is costly. MAE gives the typical error magnitude and is far less sensitive to the remaining outliers. R² was used for selection because it is scale-free and therefore comparable across models. Reporting all three matters here: Random Forest achieved the better MAE (1.6607 against 1.7289) while XGBoost achieved the better RMSE and R², meaning the forest was typically closer but the boosted model made fewer large errors.</w:t>
+      </w:r>
+    </w:p>
+    <w:p>
+      <w:pPr>
+        <w:pStyle w:val="Heading2"/>
+      </w:pPr>
+      <w:r>
+        <w:t xml:space="preserve">6.2  Results Across Iterations</w:t>
+      </w:r>
+    </w:p>
+    <w:tbl>
+      <w:tblPr>
+        <w:tblW w:type="dxa" w:w="9026"/>
+        <w:tblBorders>
+          <w:top w:val="single" w:color="auto" w:sz="4"/>
+          <w:left w:val="single" w:color="auto" w:sz="4"/>
+          <w:bottom w:val="single" w:color="auto" w:sz="4"/>
+          <w:right w:val="single" w:color="auto" w:sz="4"/>
+          <w:insideH w:val="single" w:color="auto" w:sz="4"/>
+          <w:insideV w:val="single" w:color="auto" w:sz="4"/>
+        </w:tblBorders>
+      </w:tblPr>
+      <w:tblGrid>
+        <w:gridCol w:w="3249"/>
+        <w:gridCol w:w="1625"/>
+        <w:gridCol w:w="1444"/>
+        <w:gridCol w:w="1354"/>
+        <w:gridCol w:w="1354"/>
+      </w:tblGrid>
+      <w:tr>
+        <w:trPr>
+          <w:tblHeader/>
+        </w:trPr>
+        <w:tc>
+          <w:tcPr>
+            <w:tcW w:type="dxa" w:w="3249"/>
+            <w:shd w:fill="E8F0E8" w:val="clear"/>
+          </w:tcPr>
+          <w:p>
+            <w:r>
+              <w:rPr>
+                <w:b/>
+                <w:bCs/>
+              </w:rPr>
+              <w:t xml:space="preserve">Version</w:t>
+            </w:r>
+          </w:p>
+        </w:tc>
+        <w:tc>
+          <w:tcPr>
+            <w:tcW w:type="dxa" w:w="1625"/>
+            <w:shd w:fill="E8F0E8" w:val="clear"/>
+          </w:tcPr>
+          <w:p>
+            <w:r>
+              <w:rPr>
+                <w:b/>
+                <w:bCs/>
+              </w:rPr>
+              <w:t xml:space="preserve">Accuracy</w:t>
+            </w:r>
+          </w:p>
+        </w:tc>
+        <w:tc>
+          <w:tcPr>
+            <w:tcW w:type="dxa" w:w="1444"/>
+            <w:shd w:fill="E8F0E8" w:val="clear"/>
+          </w:tcPr>
+          <w:p>
+            <w:r>
+              <w:rPr>
+                <w:b/>
+                <w:bCs/>
+              </w:rPr>
+              <w:t xml:space="preserve">Precision (w)</w:t>
+            </w:r>
+          </w:p>
+        </w:tc>
+        <w:tc>
+          <w:tcPr>
+            <w:tcW w:type="dxa" w:w="1354"/>
+            <w:shd w:fill="E8F0E8" w:val="clear"/>
+          </w:tcPr>
+          <w:p>
+            <w:r>
+              <w:rPr>
+                <w:b/>
+                <w:bCs/>
+              </w:rPr>
+              <w:t xml:space="preserve">Recall (w)</w:t>
+            </w:r>
+          </w:p>
+        </w:tc>
+        <w:tc>
+          <w:tcPr>
+            <w:tcW w:type="dxa" w:w="1354"/>
+            <w:shd w:fill="E8F0E8" w:val="clear"/>
+          </w:tcPr>
+          <w:p>
+            <w:r>
+              <w:rPr>
+                <w:b/>
+                <w:bCs/>
+              </w:rPr>
+              <w:t xml:space="preserve">F1 (w)</w:t>
+            </w:r>
+          </w:p>
+        </w:tc>
+      </w:tr>
+      <w:tr>
+        <w:tc>
+          <w:tcPr>
+            <w:tcW w:type="dxa" w:w="3249"/>
+          </w:tcPr>
+          <w:p>
+            <w:r>
+              <w:rPr>
+                <w:i w:val="false"/>
+                <w:iCs w:val="false"/>
+              </w:rPr>
+              <w:t xml:space="preserve">Iteration 1 — Logistic Regression</w:t>
+            </w:r>
+          </w:p>
+        </w:tc>
+        <w:tc>
+          <w:tcPr>
+            <w:tcW w:type="dxa" w:w="1625"/>
+          </w:tcPr>
+          <w:p>
+            <w:r>
+              <w:rPr>
+                <w:i w:val="false"/>
+                <w:iCs w:val="false"/>
+              </w:rPr>
+              <w:t xml:space="preserve">0.9727</w:t>
+            </w:r>
+          </w:p>
+        </w:tc>
+        <w:tc>
+          <w:tcPr>
+            <w:tcW w:type="dxa" w:w="1444"/>
+          </w:tcPr>
+          <w:p>
+            <w:r>
+              <w:rPr>
+                <w:i w:val="false"/>
+                <w:iCs w:val="false"/>
+              </w:rPr>
+              <w:t xml:space="preserve">0.9740</w:t>
+            </w:r>
+          </w:p>
+        </w:tc>
+        <w:tc>
+          <w:tcPr>
+            <w:tcW w:type="dxa" w:w="1354"/>
+          </w:tcPr>
+          <w:p>
+            <w:r>
+              <w:rPr>
+                <w:i w:val="false"/>
+                <w:iCs w:val="false"/>
+              </w:rPr>
+              <w:t xml:space="preserve">0.9727</w:t>
+            </w:r>
+          </w:p>
+        </w:tc>
+        <w:tc>
+          <w:tcPr>
+            <w:tcW w:type="dxa" w:w="1354"/>
+          </w:tcPr>
+          <w:p>
+            <w:r>
+              <w:rPr>
+                <w:i w:val="false"/>
+                <w:iCs w:val="false"/>
+              </w:rPr>
+              <w:t xml:space="preserve">0.9725</w:t>
+            </w:r>
+          </w:p>
+        </w:tc>
+      </w:tr>
+      <w:tr>
+        <w:tc>
+          <w:tcPr>
+            <w:tcW w:type="dxa" w:w="3249"/>
+          </w:tcPr>
+          <w:p>
+            <w:r>
+              <w:rPr>
+                <w:i w:val="false"/>
+                <w:iCs w:val="false"/>
+              </w:rPr>
+              <w:t xml:space="preserve">Iteration 2 — XGBoost</w:t>
+            </w:r>
+          </w:p>
+        </w:tc>
+        <w:tc>
+          <w:tcPr>
+            <w:tcW w:type="dxa" w:w="1625"/>
+          </w:tcPr>
+          <w:p>
+            <w:r>
+              <w:rPr>
+                <w:i w:val="false"/>
+                <w:iCs w:val="false"/>
+              </w:rPr>
+              <w:t xml:space="preserve">0.9886</w:t>
+            </w:r>
+          </w:p>
+        </w:tc>
+        <w:tc>
+          <w:tcPr>
+            <w:tcW w:type="dxa" w:w="1444"/>
+          </w:tcPr>
+          <w:p>
+            <w:r>
+              <w:rPr>
+                <w:i w:val="false"/>
+                <w:iCs w:val="false"/>
+              </w:rPr>
+              <w:t xml:space="preserve">0.9894</w:t>
+            </w:r>
+          </w:p>
+        </w:tc>
+        <w:tc>
+          <w:tcPr>
+            <w:tcW w:type="dxa" w:w="1354"/>
+          </w:tcPr>
+          <w:p>
+            <w:r>
+              <w:rPr>
+                <w:i w:val="false"/>
+                <w:iCs w:val="false"/>
+              </w:rPr>
+              <w:t xml:space="preserve">0.9886</w:t>
+            </w:r>
+          </w:p>
+        </w:tc>
+        <w:tc>
+          <w:tcPr>
+            <w:tcW w:type="dxa" w:w="1354"/>
+          </w:tcPr>
+          <w:p>
+            <w:r>
+              <w:rPr>
+                <w:i w:val="false"/>
+                <w:iCs w:val="false"/>
+              </w:rPr>
+              <w:t xml:space="preserve">0.9885</w:t>
+            </w:r>
+          </w:p>
+        </w:tc>
+      </w:tr>
+      <w:tr>
+        <w:tc>
+          <w:tcPr>
+            <w:tcW w:type="dxa" w:w="3249"/>
+          </w:tcPr>
+          <w:p>
+            <w:r>
+              <w:rPr>
+                <w:i w:val="false"/>
+                <w:iCs w:val="false"/>
+              </w:rPr>
+              <w:t xml:space="preserve">Iteration 2 — Random Forest</w:t>
+            </w:r>
+          </w:p>
+        </w:tc>
+        <w:tc>
+          <w:tcPr>
+            <w:tcW w:type="dxa" w:w="1625"/>
+          </w:tcPr>
+          <w:p>
+            <w:r>
+              <w:rPr>
+                <w:i w:val="false"/>
+                <w:iCs w:val="false"/>
+              </w:rPr>
+              <w:t xml:space="preserve">0.9955</w:t>
+            </w:r>
+          </w:p>
+        </w:tc>
+        <w:tc>
+          <w:tcPr>
+            <w:tcW w:type="dxa" w:w="1444"/>
+          </w:tcPr>
+          <w:p>
+            <w:r>
+              <w:rPr>
+                <w:i w:val="false"/>
+                <w:iCs w:val="false"/>
+              </w:rPr>
+              <w:t xml:space="preserve">0.9957</w:t>
+            </w:r>
+          </w:p>
+        </w:tc>
+        <w:tc>
+          <w:tcPr>
+            <w:tcW w:type="dxa" w:w="1354"/>
+          </w:tcPr>
+          <w:p>
+            <w:r>
+              <w:rPr>
+                <w:i w:val="false"/>
+                <w:iCs w:val="false"/>
+              </w:rPr>
+              <w:t xml:space="preserve">0.9955</w:t>
+            </w:r>
+          </w:p>
+        </w:tc>
+        <w:tc>
+          <w:tcPr>
+            <w:tcW w:type="dxa" w:w="1354"/>
+          </w:tcPr>
+          <w:p>
+            <w:r>
+              <w:rPr>
+                <w:i w:val="false"/>
+                <w:iCs w:val="false"/>
+              </w:rPr>
+              <w:t xml:space="preserve">0.9955</w:t>
+            </w:r>
+          </w:p>
+        </w:tc>
+      </w:tr>
+      <w:tr>
+        <w:tc>
+          <w:tcPr>
+            <w:tcW w:type="dxa" w:w="3249"/>
+          </w:tcPr>
+          <w:p>
+            <w:r>
+              <w:rPr>
+                <w:i w:val="false"/>
+                <w:iCs w:val="false"/>
+              </w:rPr>
+              <w:t xml:space="preserve">Final — Random Forest (tuned)</w:t>
+            </w:r>
+          </w:p>
+        </w:tc>
+        <w:tc>
+          <w:tcPr>
+            <w:tcW w:type="dxa" w:w="1625"/>
+          </w:tcPr>
+          <w:p>
+            <w:r>
+              <w:rPr>
+                <w:i w:val="false"/>
+                <w:iCs w:val="false"/>
+              </w:rPr>
+              <w:t xml:space="preserve">0.9955</w:t>
+            </w:r>
+          </w:p>
+        </w:tc>
+        <w:tc>
+          <w:tcPr>
+            <w:tcW w:type="dxa" w:w="1444"/>
+          </w:tcPr>
+          <w:p>
+            <w:r>
+              <w:rPr>
+                <w:i w:val="false"/>
+                <w:iCs w:val="false"/>
+              </w:rPr>
+              <w:t xml:space="preserve">0.9957</w:t>
+            </w:r>
+          </w:p>
+        </w:tc>
+        <w:tc>
+          <w:tcPr>
+            <w:tcW w:type="dxa" w:w="1354"/>
+          </w:tcPr>
+          <w:p>
+            <w:r>
+              <w:rPr>
+                <w:i w:val="false"/>
+                <w:iCs w:val="false"/>
+              </w:rPr>
+              <w:t xml:space="preserve">0.9955</w:t>
+            </w:r>
+          </w:p>
+        </w:tc>
+        <w:tc>
+          <w:tcPr>
+            <w:tcW w:type="dxa" w:w="1354"/>
+          </w:tcPr>
+          <w:p>
+            <w:r>
+              <w:rPr>
+                <w:i w:val="false"/>
+                <w:iCs w:val="false"/>
+              </w:rPr>
+              <w:t xml:space="preserve">0.9955</w:t>
+            </w:r>
+          </w:p>
+        </w:tc>
+      </w:tr>
+      <w:tr>
+        <w:tc>
+          <w:tcPr>
+            <w:tcW w:type="dxa" w:w="3249"/>
+          </w:tcPr>
+          <w:p>
+            <w:r>
+              <w:rPr>
+                <w:i w:val="false"/>
+                <w:iCs w:val="false"/>
+              </w:rPr>
+              <w:t xml:space="preserve">Final — 5-fold cross-validation</w:t>
+            </w:r>
+          </w:p>
+        </w:tc>
+        <w:tc>
+          <w:tcPr>
+            <w:tcW w:type="dxa" w:w="1625"/>
+          </w:tcPr>
+          <w:p>
+            <w:r>
+              <w:rPr>
+                <w:i w:val="false"/>
+                <w:iCs w:val="false"/>
+              </w:rPr>
+              <w:t xml:space="preserve">0.9927 ± 0.0039</w:t>
+            </w:r>
+          </w:p>
+        </w:tc>
+        <w:tc>
+          <w:tcPr>
+            <w:tcW w:type="dxa" w:w="1444"/>
+          </w:tcPr>
+          <w:p>
+            <w:r>
+              <w:rPr>
+                <w:i w:val="false"/>
+                <w:iCs w:val="false"/>
+              </w:rPr>
+              <w:t xml:space="preserve">—</w:t>
+            </w:r>
+          </w:p>
+        </w:tc>
+        <w:tc>
+          <w:tcPr>
+            <w:tcW w:type="dxa" w:w="1354"/>
+          </w:tcPr>
+          <w:p>
+            <w:r>
+              <w:rPr>
+                <w:i w:val="false"/>
+                <w:iCs w:val="false"/>
+              </w:rPr>
+              <w:t xml:space="preserve">—</w:t>
+            </w:r>
+          </w:p>
+        </w:tc>
+        <w:tc>
+          <w:tcPr>
+            <w:tcW w:type="dxa" w:w="1354"/>
+          </w:tcPr>
+          <w:p>
+            <w:r>
+              <w:rPr>
+                <w:i w:val="false"/>
+                <w:iCs w:val="false"/>
+              </w:rPr>
+              <w:t xml:space="preserve">—</w:t>
+            </w:r>
+          </w:p>
+        </w:tc>
+      </w:tr>
+    </w:tbl>
+    <w:p>
+      <w:pPr>
+        <w:jc w:val="both"/>
+      </w:pPr>
+      <w:r>
+        <w:t xml:space="preserve"/>
+      </w:r>
+    </w:p>
+    <w:p>
+      <w:pPr>
+        <w:jc w:val="center"/>
+      </w:pPr>
+      <w:r>
+        <w:rPr>
+          <w:i/>
+          <w:iCs/>
+        </w:rPr>
+        <w:t xml:space="preserve">Table 6.1 — Classification results across iterations</w:t>
+      </w:r>
+    </w:p>
+    <w:tbl>
+      <w:tblPr>
+        <w:tblW w:type="dxa" w:w="9026"/>
+        <w:tblBorders>
+          <w:top w:val="single" w:color="auto" w:sz="4"/>
+          <w:left w:val="single" w:color="auto" w:sz="4"/>
+          <w:bottom w:val="single" w:color="auto" w:sz="4"/>
+          <w:right w:val="single" w:color="auto" w:sz="4"/>
+          <w:insideH w:val="single" w:color="auto" w:sz="4"/>
+          <w:insideV w:val="single" w:color="auto" w:sz="4"/>
+        </w:tblBorders>
+      </w:tblPr>
+      <w:tblGrid>
+        <w:gridCol w:w="3430"/>
+        <w:gridCol w:w="1805"/>
+        <w:gridCol w:w="1805"/>
+        <w:gridCol w:w="1986"/>
+      </w:tblGrid>
+      <w:tr>
+        <w:trPr>
+          <w:tblHeader/>
+        </w:trPr>
+        <w:tc>
+          <w:tcPr>
+            <w:tcW w:type="dxa" w:w="3430"/>
+            <w:shd w:fill="E8F0E8" w:val="clear"/>
+          </w:tcPr>
+          <w:p>
+            <w:r>
+              <w:rPr>
+                <w:b/>
+                <w:bCs/>
+              </w:rPr>
+              <w:t xml:space="preserve">Version</w:t>
+            </w:r>
+          </w:p>
+        </w:tc>
+        <w:tc>
+          <w:tcPr>
+            <w:tcW w:type="dxa" w:w="1805"/>
+            <w:shd w:fill="E8F0E8" w:val="clear"/>
+          </w:tcPr>
+          <w:p>
+            <w:r>
+              <w:rPr>
+                <w:b/>
+                <w:bCs/>
+              </w:rPr>
+              <w:t xml:space="preserve">RMSE</w:t>
+            </w:r>
+          </w:p>
+        </w:tc>
+        <w:tc>
+          <w:tcPr>
+            <w:tcW w:type="dxa" w:w="1805"/>
+            <w:shd w:fill="E8F0E8" w:val="clear"/>
+          </w:tcPr>
+          <w:p>
+            <w:r>
+              <w:rPr>
+                <w:b/>
+                <w:bCs/>
+              </w:rPr>
+              <w:t xml:space="preserve">MAE</w:t>
+            </w:r>
+          </w:p>
+        </w:tc>
+        <w:tc>
+          <w:tcPr>
+            <w:tcW w:type="dxa" w:w="1986"/>
+            <w:shd w:fill="E8F0E8" w:val="clear"/>
+          </w:tcPr>
+          <w:p>
+            <w:r>
+              <w:rPr>
+                <w:b/>
+                <w:bCs/>
+              </w:rPr>
+              <w:t xml:space="preserve">R²</w:t>
+            </w:r>
+          </w:p>
+        </w:tc>
+      </w:tr>
+      <w:tr>
+        <w:tc>
+          <w:tcPr>
+            <w:tcW w:type="dxa" w:w="3430"/>
+          </w:tcPr>
+          <w:p>
+            <w:r>
+              <w:rPr>
+                <w:i w:val="false"/>
+                <w:iCs w:val="false"/>
+              </w:rPr>
+              <w:t xml:space="preserve">Iteration 1 — Linear Regression</w:t>
+            </w:r>
+          </w:p>
+        </w:tc>
+        <w:tc>
+          <w:tcPr>
+            <w:tcW w:type="dxa" w:w="1805"/>
+          </w:tcPr>
+          <w:p>
+            <w:r>
+              <w:rPr>
+                <w:i w:val="false"/>
+                <w:iCs w:val="false"/>
+              </w:rPr>
+              <w:t xml:space="preserve">9.4949</w:t>
+            </w:r>
+          </w:p>
+        </w:tc>
+        <w:tc>
+          <w:tcPr>
+            <w:tcW w:type="dxa" w:w="1805"/>
+          </w:tcPr>
+          <w:p>
+            <w:r>
+              <w:rPr>
+                <w:i w:val="false"/>
+                <w:iCs w:val="false"/>
+              </w:rPr>
+              <w:t xml:space="preserve">4.6019</w:t>
+            </w:r>
+          </w:p>
+        </w:tc>
+        <w:tc>
+          <w:tcPr>
+            <w:tcW w:type="dxa" w:w="1986"/>
+          </w:tcPr>
+          <w:p>
+            <w:r>
+              <w:rPr>
+                <w:i w:val="false"/>
+                <w:iCs w:val="false"/>
+              </w:rPr>
+              <w:t xml:space="preserve">0.0726</w:t>
+            </w:r>
+          </w:p>
+        </w:tc>
+      </w:tr>
+      <w:tr>
+        <w:tc>
+          <w:tcPr>
+            <w:tcW w:type="dxa" w:w="3430"/>
+          </w:tcPr>
+          <w:p>
+            <w:r>
+              <w:rPr>
+                <w:i w:val="false"/>
+                <w:iCs w:val="false"/>
+              </w:rPr>
+              <w:t xml:space="preserve">Iteration 2 — Random Forest</w:t>
+            </w:r>
+          </w:p>
+        </w:tc>
+        <w:tc>
+          <w:tcPr>
+            <w:tcW w:type="dxa" w:w="1805"/>
+          </w:tcPr>
+          <w:p>
+            <w:r>
+              <w:rPr>
+                <w:i w:val="false"/>
+                <w:iCs w:val="false"/>
+              </w:rPr>
+              <w:t xml:space="preserve">5.6473</w:t>
+            </w:r>
+          </w:p>
+        </w:tc>
+        <w:tc>
+          <w:tcPr>
+            <w:tcW w:type="dxa" w:w="1805"/>
+          </w:tcPr>
+          <w:p>
+            <w:r>
+              <w:rPr>
+                <w:i w:val="false"/>
+                <w:iCs w:val="false"/>
+              </w:rPr>
+              <w:t xml:space="preserve">1.6607</w:t>
+            </w:r>
+          </w:p>
+        </w:tc>
+        <w:tc>
+          <w:tcPr>
+            <w:tcW w:type="dxa" w:w="1986"/>
+          </w:tcPr>
+          <w:p>
+            <w:r>
+              <w:rPr>
+                <w:i w:val="false"/>
+                <w:iCs w:val="false"/>
+              </w:rPr>
+              <w:t xml:space="preserve">0.6719</w:t>
+            </w:r>
+          </w:p>
+        </w:tc>
+      </w:tr>
+      <w:tr>
+        <w:tc>
+          <w:tcPr>
+            <w:tcW w:type="dxa" w:w="3430"/>
+          </w:tcPr>
+          <w:p>
+            <w:r>
+              <w:rPr>
+                <w:i w:val="false"/>
+                <w:iCs w:val="false"/>
+              </w:rPr>
+              <w:t xml:space="preserve">Iteration 2 — XGBoost</w:t>
+            </w:r>
+          </w:p>
+        </w:tc>
+        <w:tc>
+          <w:tcPr>
+            <w:tcW w:type="dxa" w:w="1805"/>
+          </w:tcPr>
+          <w:p>
+            <w:r>
+              <w:rPr>
+                <w:i w:val="false"/>
+                <w:iCs w:val="false"/>
+              </w:rPr>
+              <w:t xml:space="preserve">5.4483</w:t>
+            </w:r>
+          </w:p>
+        </w:tc>
+        <w:tc>
+          <w:tcPr>
+            <w:tcW w:type="dxa" w:w="1805"/>
+          </w:tcPr>
+          <w:p>
+            <w:r>
+              <w:rPr>
+                <w:i w:val="false"/>
+                <w:iCs w:val="false"/>
+              </w:rPr>
+              <w:t xml:space="preserve">1.7289</w:t>
+            </w:r>
+          </w:p>
+        </w:tc>
+        <w:tc>
+          <w:tcPr>
+            <w:tcW w:type="dxa" w:w="1986"/>
+          </w:tcPr>
+          <w:p>
+            <w:r>
+              <w:rPr>
+                <w:i w:val="false"/>
+                <w:iCs w:val="false"/>
+              </w:rPr>
+              <w:t xml:space="preserve">0.6946</w:t>
+            </w:r>
+          </w:p>
+        </w:tc>
+      </w:tr>
+      <w:tr>
+        <w:tc>
+          <w:tcPr>
+            <w:tcW w:type="dxa" w:w="3430"/>
+          </w:tcPr>
+          <w:p>
+            <w:r>
+              <w:rPr>
+                <w:i w:val="false"/>
+                <w:iCs w:val="false"/>
+              </w:rPr>
+              <w:t xml:space="preserve">Final — XGBoost (tuned)</w:t>
+            </w:r>
+          </w:p>
+        </w:tc>
+        <w:tc>
+          <w:tcPr>
+            <w:tcW w:type="dxa" w:w="1805"/>
+          </w:tcPr>
+          <w:p>
+            <w:r>
+              <w:rPr>
+                <w:i w:val="false"/>
+                <w:iCs w:val="false"/>
+              </w:rPr>
+              <w:t xml:space="preserve">5.0247</w:t>
+            </w:r>
+          </w:p>
+        </w:tc>
+        <w:tc>
+          <w:tcPr>
+            <w:tcW w:type="dxa" w:w="1805"/>
+          </w:tcPr>
+          <w:p>
+            <w:r>
+              <w:rPr>
+                <w:i w:val="false"/>
+                <w:iCs w:val="false"/>
+              </w:rPr>
+              <w:t xml:space="preserve">1.6527</w:t>
+            </w:r>
+          </w:p>
+        </w:tc>
+        <w:tc>
+          <w:tcPr>
+            <w:tcW w:type="dxa" w:w="1986"/>
+          </w:tcPr>
+          <w:p>
+            <w:r>
+              <w:rPr>
+                <w:i w:val="false"/>
+                <w:iCs w:val="false"/>
+              </w:rPr>
+              <w:t xml:space="preserve">0.7403</w:t>
+            </w:r>
+          </w:p>
+        </w:tc>
+      </w:tr>
+      <w:tr>
+        <w:tc>
+          <w:tcPr>
+            <w:tcW w:type="dxa" w:w="3430"/>
+          </w:tcPr>
+          <w:p>
+            <w:r>
+              <w:rPr>
+                <w:i w:val="false"/>
+                <w:iCs w:val="false"/>
+              </w:rPr>
+              <w:t xml:space="preserve">Final — 5-fold cross-validation</w:t>
+            </w:r>
+          </w:p>
+        </w:tc>
+        <w:tc>
+          <w:tcPr>
+            <w:tcW w:type="dxa" w:w="1805"/>
+          </w:tcPr>
+          <w:p>
+            <w:r>
+              <w:rPr>
+                <w:i w:val="false"/>
+                <w:iCs w:val="false"/>
+              </w:rPr>
+              <w:t xml:space="preserve">—</w:t>
+            </w:r>
+          </w:p>
+        </w:tc>
+        <w:tc>
+          <w:tcPr>
+            <w:tcW w:type="dxa" w:w="1805"/>
+          </w:tcPr>
+          <w:p>
+            <w:r>
+              <w:rPr>
+                <w:i w:val="false"/>
+                <w:iCs w:val="false"/>
+              </w:rPr>
+              <w:t xml:space="preserve">—</w:t>
+            </w:r>
+          </w:p>
+        </w:tc>
+        <w:tc>
+          <w:tcPr>
+            <w:tcW w:type="dxa" w:w="1986"/>
+          </w:tcPr>
+          <w:p>
+            <w:r>
+              <w:rPr>
+                <w:i w:val="false"/>
+                <w:iCs w:val="false"/>
+              </w:rPr>
+              <w:t xml:space="preserve">0.7428 ± 0.0254</w:t>
+            </w:r>
+          </w:p>
+        </w:tc>
+      </w:tr>
+    </w:tbl>
+    <w:p>
+      <w:pPr>
+        <w:jc w:val="both"/>
+      </w:pPr>
+      <w:r>
+        <w:t xml:space="preserve"/>
+      </w:r>
+    </w:p>
+    <w:p>
+      <w:pPr>
+        <w:jc w:val="center"/>
+      </w:pPr>
+      <w:r>
+        <w:rPr>
+          <w:i/>
+          <w:iCs/>
+        </w:rPr>
+        <w:t xml:space="preserve">Table 6.2 — Regression results across iterations</w:t>
       </w:r>
     </w:p>
     <w:p>
@@ -7274,7 +6976,7 @@
       <w:r>
         <w:drawing>
           <wp:inline distT="0" distB="0" distL="0" distR="0">
-            <wp:extent cx="4095750" cy="2562225"/>
+            <wp:extent cx="4476750" cy="3733800"/>
             <wp:effectExtent t="0" r="0" b="0" l="0"/>
             <wp:docPr id="1" name="" descr="" title=""/>
             <wp:cNvGraphicFramePr>
@@ -7299,7 +7001,7 @@
                   <pic:spPr bwMode="auto">
                     <a:xfrm>
                       <a:off x="0" y="0"/>
-                      <a:ext cx="4095750" cy="2562225"/>
+                      <a:ext cx="4476750" cy="3733800"/>
                     </a:xfrm>
                     <a:prstGeom prst="rect">
                       <a:avLst/>
@@ -7321,7 +7023,7 @@
           <w:i/>
           <w:iCs/>
         </w:rPr>
-        <w:t xml:space="preserve">Figure 6.2 — Feature importance, tuned Random Forest</w:t>
+        <w:t xml:space="preserve">Figure 6.1 — Confusion matrix, tuned Random Forest. 438 of 440 test records are on the diagonal.</w:t>
       </w:r>
     </w:p>
     <w:p>
@@ -7331,7 +7033,7 @@
       <w:r>
         <w:drawing>
           <wp:inline distT="0" distB="0" distL="0" distR="0">
-            <wp:extent cx="3810000" cy="3810000"/>
+            <wp:extent cx="4095750" cy="2562225"/>
             <wp:effectExtent t="0" r="0" b="0" l="0"/>
             <wp:docPr id="1" name="" descr="" title=""/>
             <wp:cNvGraphicFramePr>
@@ -7356,6 +7058,63 @@
                   <pic:spPr bwMode="auto">
                     <a:xfrm>
                       <a:off x="0" y="0"/>
+                      <a:ext cx="4095750" cy="2562225"/>
+                    </a:xfrm>
+                    <a:prstGeom prst="rect">
+                      <a:avLst/>
+                    </a:prstGeom>
+                  </pic:spPr>
+                </pic:pic>
+              </a:graphicData>
+            </a:graphic>
+          </wp:inline>
+        </w:drawing>
+      </w:r>
+    </w:p>
+    <w:p>
+      <w:pPr>
+        <w:jc w:val="center"/>
+      </w:pPr>
+      <w:r>
+        <w:rPr>
+          <w:i/>
+          <w:iCs/>
+        </w:rPr>
+        <w:t xml:space="preserve">Figure 6.2 — Feature importance, tuned Random Forest</w:t>
+      </w:r>
+    </w:p>
+    <w:p>
+      <w:pPr>
+        <w:jc w:val="center"/>
+      </w:pPr>
+      <w:r>
+        <w:drawing>
+          <wp:inline distT="0" distB="0" distL="0" distR="0">
+            <wp:extent cx="3810000" cy="3810000"/>
+            <wp:effectExtent t="0" r="0" b="0" l="0"/>
+            <wp:docPr id="1" name="" descr="" title=""/>
+            <wp:cNvGraphicFramePr>
+              <a:graphicFrameLocks xmlns:a="http://schemas.openxmlformats.org/drawingml/2006/main" noChangeAspect="1"/>
+            </wp:cNvGraphicFramePr>
+            <a:graphic xmlns:a="http://schemas.openxmlformats.org/drawingml/2006/main">
+              <a:graphicData uri="http://schemas.openxmlformats.org/drawingml/2006/picture">
+                <pic:pic xmlns:pic="http://schemas.openxmlformats.org/drawingml/2006/picture">
+                  <pic:nvPicPr>
+                    <pic:cNvPr id="0" name="" descr=""/>
+                    <pic:cNvPicPr>
+                      <a:picLocks noChangeAspect="1" noChangeArrowheads="1"/>
+                    </pic:cNvPicPr>
+                  </pic:nvPicPr>
+                  <pic:blipFill>
+                    <a:blip r:embed="rId24" cstate="none"/>
+                    <a:srcRect/>
+                    <a:stretch>
+                      <a:fillRect/>
+                    </a:stretch>
+                  </pic:blipFill>
+                  <pic:spPr bwMode="auto">
+                    <a:xfrm>
+                      <a:off x="0" y="0"/>
                       <a:ext cx="3810000" cy="3810000"/>
                     </a:xfrm>
                     <a:prstGeom prst="rect">
@@ -7404,7 +7163,7 @@
                     </pic:cNvPicPr>
                   </pic:nvPicPr>
                   <pic:blipFill>
-                    <a:blip r:embed="rId24" cstate="none"/>
+                    <a:blip r:embed="rId25" cstate="none"/>
                     <a:srcRect/>
                     <a:stretch>
                       <a:fillRect/>

--- a/docs/AgriSense_PBL_Report.docx
+++ b/docs/AgriSense_PBL_Report.docx
@@ -843,6 +843,126 @@
                 <w:i w:val="false"/>
                 <w:iCs w:val="false"/>
               </w:rPr>
+              <w:t xml:space="preserve">Code — yield derivation and outlier handling</w:t>
+            </w:r>
+          </w:p>
+        </w:tc>
+      </w:tr>
+      <w:tr>
+        <w:tc>
+          <w:tcPr>
+            <w:tcW w:type="dxa" w:w="1986"/>
+          </w:tcPr>
+          <w:p>
+            <w:r>
+              <w:rPr>
+                <w:i w:val="false"/>
+                <w:iCs w:val="false"/>
+              </w:rPr>
+              <w:t xml:space="preserve">Figure 5.2</w:t>
+            </w:r>
+          </w:p>
+        </w:tc>
+        <w:tc>
+          <w:tcPr>
+            <w:tcW w:type="dxa" w:w="7040"/>
+          </w:tcPr>
+          <w:p>
+            <w:r>
+              <w:rPr>
+                <w:i w:val="false"/>
+                <w:iCs w:val="false"/>
+              </w:rPr>
+              <w:t xml:space="preserve">Code — model comparison, selection and tuning</w:t>
+            </w:r>
+          </w:p>
+        </w:tc>
+      </w:tr>
+      <w:tr>
+        <w:tc>
+          <w:tcPr>
+            <w:tcW w:type="dxa" w:w="1986"/>
+          </w:tcPr>
+          <w:p>
+            <w:r>
+              <w:rPr>
+                <w:i w:val="false"/>
+                <w:iCs w:val="false"/>
+              </w:rPr>
+              <w:t xml:space="preserve">Figure 5.3</w:t>
+            </w:r>
+          </w:p>
+        </w:tc>
+        <w:tc>
+          <w:tcPr>
+            <w:tcW w:type="dxa" w:w="7040"/>
+          </w:tcPr>
+          <w:p>
+            <w:r>
+              <w:rPr>
+                <w:i w:val="false"/>
+                <w:iCs w:val="false"/>
+              </w:rPr>
+              <w:t xml:space="preserve">Code — input validation at the inference boundary</w:t>
+            </w:r>
+          </w:p>
+        </w:tc>
+      </w:tr>
+      <w:tr>
+        <w:tc>
+          <w:tcPr>
+            <w:tcW w:type="dxa" w:w="1986"/>
+          </w:tcPr>
+          <w:p>
+            <w:r>
+              <w:rPr>
+                <w:i w:val="false"/>
+                <w:iCs w:val="false"/>
+              </w:rPr>
+              <w:t xml:space="preserve">Figure 5.4</w:t>
+            </w:r>
+          </w:p>
+        </w:tc>
+        <w:tc>
+          <w:tcPr>
+            <w:tcW w:type="dxa" w:w="7040"/>
+          </w:tcPr>
+          <w:p>
+            <w:r>
+              <w:rPr>
+                <w:i w:val="false"/>
+                <w:iCs w:val="false"/>
+              </w:rPr>
+              <w:t xml:space="preserve">Code — the parity test between API and model</w:t>
+            </w:r>
+          </w:p>
+        </w:tc>
+      </w:tr>
+      <w:tr>
+        <w:tc>
+          <w:tcPr>
+            <w:tcW w:type="dxa" w:w="1986"/>
+          </w:tcPr>
+          <w:p>
+            <w:r>
+              <w:rPr>
+                <w:i w:val="false"/>
+                <w:iCs w:val="false"/>
+              </w:rPr>
+              <w:t xml:space="preserve">Figure 5.5</w:t>
+            </w:r>
+          </w:p>
+        </w:tc>
+        <w:tc>
+          <w:tcPr>
+            <w:tcW w:type="dxa" w:w="7040"/>
+          </w:tcPr>
+          <w:p>
+            <w:r>
+              <w:rPr>
+                <w:i w:val="false"/>
+                <w:iCs w:val="false"/>
+              </w:rPr>
               <w:t xml:space="preserve">Mobile app — onboarding, home and analyze hub</w:t>
             </w:r>
           </w:p>
@@ -859,7 +979,7 @@
                 <w:i w:val="false"/>
                 <w:iCs w:val="false"/>
               </w:rPr>
-              <w:t xml:space="preserve">Figure 5.2</w:t>
+              <w:t xml:space="preserve">Figure 5.6</w:t>
             </w:r>
           </w:p>
         </w:tc>
@@ -889,7 +1009,7 @@
                 <w:i w:val="false"/>
                 <w:iCs w:val="false"/>
               </w:rPr>
-              <w:t xml:space="preserve">Figure 5.3</w:t>
+              <w:t xml:space="preserve">Figure 5.7</w:t>
             </w:r>
           </w:p>
         </w:tc>
@@ -919,7 +1039,7 @@
                 <w:i w:val="false"/>
                 <w:iCs w:val="false"/>
               </w:rPr>
-              <w:t xml:space="preserve">Figure 5.4</w:t>
+              <w:t xml:space="preserve">Figure 5.8</w:t>
             </w:r>
           </w:p>
         </w:tc>
@@ -949,7 +1069,7 @@
                 <w:i w:val="false"/>
                 <w:iCs w:val="false"/>
               </w:rPr>
-              <w:t xml:space="preserve">Figure 5.5</w:t>
+              <w:t xml:space="preserve">Figure 5.9</w:t>
             </w:r>
           </w:p>
         </w:tc>
@@ -4985,450 +5105,12 @@
     </w:p>
     <w:p>
       <w:pPr>
-        <w:shd w:fill="F4F4F4" w:val="clear"/>
-      </w:pPr>
-      <w:r>
-        <w:rPr>
-          <w:rFonts w:ascii="Consolas" w:cs="Consolas" w:eastAsia="Consolas" w:hAnsi="Consolas"/>
-        </w:rPr>
-        <w:t xml:space="preserve">df = df.dropna(subset=["Area", "Production"])</w:t>
-      </w:r>
-    </w:p>
-    <w:p>
-      <w:pPr>
-        <w:shd w:fill="F4F4F4" w:val="clear"/>
-      </w:pPr>
-      <w:r>
-        <w:rPr>
-          <w:rFonts w:ascii="Consolas" w:cs="Consolas" w:eastAsia="Consolas" w:hAnsi="Consolas"/>
-        </w:rPr>
-        <w:t xml:space="preserve">df = df[(df["Area"] &gt; 0) &amp; (df["Production"] &gt; 0)]</w:t>
-      </w:r>
-    </w:p>
-    <w:p>
-      <w:pPr>
-        <w:shd w:fill="F4F4F4" w:val="clear"/>
-      </w:pPr>
-      <w:r>
-        <w:rPr>
-          <w:rFonts w:ascii="Consolas" w:cs="Consolas" w:eastAsia="Consolas" w:hAnsi="Consolas"/>
-        </w:rPr>
-        <w:t xml:space="preserve"> </w:t>
-      </w:r>
-    </w:p>
-    <w:p>
-      <w:pPr>
-        <w:shd w:fill="F4F4F4" w:val="clear"/>
-      </w:pPr>
-      <w:r>
-        <w:rPr>
-          <w:rFonts w:ascii="Consolas" w:cs="Consolas" w:eastAsia="Consolas" w:hAnsi="Consolas"/>
-        </w:rPr>
-        <w:t xml:space="preserve">df["Yield"] = df["Production"] / df["Area"]</w:t>
-      </w:r>
-    </w:p>
-    <w:p>
-      <w:pPr>
-        <w:shd w:fill="F4F4F4" w:val="clear"/>
-      </w:pPr>
-      <w:r>
-        <w:rPr>
-          <w:rFonts w:ascii="Consolas" w:cs="Consolas" w:eastAsia="Consolas" w:hAnsi="Consolas"/>
-        </w:rPr>
-        <w:t xml:space="preserve"> </w:t>
-      </w:r>
-    </w:p>
-    <w:p>
-      <w:pPr>
-        <w:shd w:fill="F4F4F4" w:val="clear"/>
-      </w:pPr>
-      <w:r>
-        <w:rPr>
-          <w:rFonts w:ascii="Consolas" w:cs="Consolas" w:eastAsia="Consolas" w:hAnsi="Consolas"/>
-        </w:rPr>
-        <w:t xml:space="preserve">lo, hi = df["Yield"].quantile([0.01, 0.99])</w:t>
-      </w:r>
-    </w:p>
-    <w:p>
-      <w:pPr>
-        <w:shd w:fill="F4F4F4" w:val="clear"/>
-      </w:pPr>
-      <w:r>
-        <w:rPr>
-          <w:rFonts w:ascii="Consolas" w:cs="Consolas" w:eastAsia="Consolas" w:hAnsi="Consolas"/>
-        </w:rPr>
-        <w:t xml:space="preserve">df = df[(df["Yield"] &gt;= lo) &amp; (df["Yield"] &lt;= hi)].copy()</w:t>
-      </w:r>
-    </w:p>
-    <w:p>
-      <w:pPr>
-        <w:jc w:val="both"/>
-      </w:pPr>
-      <w:r>
-        <w:t xml:space="preserve"/>
-      </w:r>
-    </w:p>
-    <w:p>
-      <w:pPr>
-        <w:jc w:val="both"/>
-      </w:pPr>
-      <w:r>
-        <w:t xml:space="preserve">Model selection and tuning — the winner is chosen from measured results, not assumed:</w:t>
-      </w:r>
-    </w:p>
-    <w:p>
-      <w:pPr>
-        <w:shd w:fill="F4F4F4" w:val="clear"/>
-      </w:pPr>
-      <w:r>
-        <w:rPr>
-          <w:rFonts w:ascii="Consolas" w:cs="Consolas" w:eastAsia="Consolas" w:hAnsi="Consolas"/>
-        </w:rPr>
-        <w:t xml:space="preserve">for name, model in build_models().items():</w:t>
-      </w:r>
-    </w:p>
-    <w:p>
-      <w:pPr>
-        <w:shd w:fill="F4F4F4" w:val="clear"/>
-      </w:pPr>
-      <w:r>
-        <w:rPr>
-          <w:rFonts w:ascii="Consolas" w:cs="Consolas" w:eastAsia="Consolas" w:hAnsi="Consolas"/>
-        </w:rPr>
-        <w:t xml:space="preserve">    model.fit(X_train, y_train)</w:t>
-      </w:r>
-    </w:p>
-    <w:p>
-      <w:pPr>
-        <w:shd w:fill="F4F4F4" w:val="clear"/>
-      </w:pPr>
-      <w:r>
-        <w:rPr>
-          <w:rFonts w:ascii="Consolas" w:cs="Consolas" w:eastAsia="Consolas" w:hAnsi="Consolas"/>
-        </w:rPr>
-        <w:t xml:space="preserve">    comparison.append(evaluate(name, model, X_test, y_test))</w:t>
-      </w:r>
-    </w:p>
-    <w:p>
-      <w:pPr>
-        <w:shd w:fill="F4F4F4" w:val="clear"/>
-      </w:pPr>
-      <w:r>
-        <w:rPr>
-          <w:rFonts w:ascii="Consolas" w:cs="Consolas" w:eastAsia="Consolas" w:hAnsi="Consolas"/>
-        </w:rPr>
-        <w:t xml:space="preserve"> </w:t>
-      </w:r>
-    </w:p>
-    <w:p>
-      <w:pPr>
-        <w:shd w:fill="F4F4F4" w:val="clear"/>
-      </w:pPr>
-      <w:r>
-        <w:rPr>
-          <w:rFonts w:ascii="Consolas" w:cs="Consolas" w:eastAsia="Consolas" w:hAnsi="Consolas"/>
-        </w:rPr>
-        <w:t xml:space="preserve">best_name = max(comparison, key=lambda r: r["f1_weighted"])["model"]</w:t>
-      </w:r>
-    </w:p>
-    <w:p>
-      <w:pPr>
-        <w:shd w:fill="F4F4F4" w:val="clear"/>
-      </w:pPr>
-      <w:r>
-        <w:rPr>
-          <w:rFonts w:ascii="Consolas" w:cs="Consolas" w:eastAsia="Consolas" w:hAnsi="Consolas"/>
-        </w:rPr>
-        <w:t xml:space="preserve"> </w:t>
-      </w:r>
-    </w:p>
-    <w:p>
-      <w:pPr>
-        <w:shd w:fill="F4F4F4" w:val="clear"/>
-      </w:pPr>
-      <w:r>
-        <w:rPr>
-          <w:rFonts w:ascii="Consolas" w:cs="Consolas" w:eastAsia="Consolas" w:hAnsi="Consolas"/>
-        </w:rPr>
-        <w:t xml:space="preserve">search = GridSearchCV(base, grid, cv=5,</w:t>
-      </w:r>
-    </w:p>
-    <w:p>
-      <w:pPr>
-        <w:shd w:fill="F4F4F4" w:val="clear"/>
-      </w:pPr>
-      <w:r>
-        <w:rPr>
-          <w:rFonts w:ascii="Consolas" w:cs="Consolas" w:eastAsia="Consolas" w:hAnsi="Consolas"/>
-        </w:rPr>
-        <w:t xml:space="preserve">                      scoring="accuracy", n_jobs=-1)</w:t>
-      </w:r>
-    </w:p>
-    <w:p>
-      <w:pPr>
-        <w:shd w:fill="F4F4F4" w:val="clear"/>
-      </w:pPr>
-      <w:r>
-        <w:rPr>
-          <w:rFonts w:ascii="Consolas" w:cs="Consolas" w:eastAsia="Consolas" w:hAnsi="Consolas"/>
-        </w:rPr>
-        <w:t xml:space="preserve">search.fit(X_train, y_train)</w:t>
-      </w:r>
-    </w:p>
-    <w:p>
-      <w:pPr>
-        <w:shd w:fill="F4F4F4" w:val="clear"/>
-      </w:pPr>
-      <w:r>
-        <w:rPr>
-          <w:rFonts w:ascii="Consolas" w:cs="Consolas" w:eastAsia="Consolas" w:hAnsi="Consolas"/>
-        </w:rPr>
-        <w:t xml:space="preserve">best_model = search.best_estimator_</w:t>
-      </w:r>
-    </w:p>
-    <w:p>
-      <w:pPr>
-        <w:shd w:fill="F4F4F4" w:val="clear"/>
-      </w:pPr>
-      <w:r>
-        <w:rPr>
-          <w:rFonts w:ascii="Consolas" w:cs="Consolas" w:eastAsia="Consolas" w:hAnsi="Consolas"/>
-        </w:rPr>
-        <w:t xml:space="preserve"> </w:t>
-      </w:r>
-    </w:p>
-    <w:p>
-      <w:pPr>
-        <w:shd w:fill="F4F4F4" w:val="clear"/>
-      </w:pPr>
-      <w:r>
-        <w:rPr>
-          <w:rFonts w:ascii="Consolas" w:cs="Consolas" w:eastAsia="Consolas" w:hAnsi="Consolas"/>
-        </w:rPr>
-        <w:t xml:space="preserve">cv = cross_val_score(best_model, X, y, cv=5, scoring="accuracy")</w:t>
-      </w:r>
-    </w:p>
-    <w:p>
-      <w:pPr>
-        <w:shd w:fill="F4F4F4" w:val="clear"/>
-      </w:pPr>
-      <w:r>
-        <w:rPr>
-          <w:rFonts w:ascii="Consolas" w:cs="Consolas" w:eastAsia="Consolas" w:hAnsi="Consolas"/>
-        </w:rPr>
-        <w:t xml:space="preserve">print(f"5-fold CV accuracy: {cv.mean():.4f} +/- {cv.std():.4f}")</w:t>
-      </w:r>
-    </w:p>
-    <w:p>
-      <w:pPr>
-        <w:jc w:val="both"/>
-      </w:pPr>
-      <w:r>
-        <w:t xml:space="preserve"/>
-      </w:r>
-    </w:p>
-    <w:p>
-      <w:pPr>
-        <w:jc w:val="both"/>
-      </w:pPr>
-      <w:r>
-        <w:t xml:space="preserve">Input validation at the inference boundary — an unknown crop produces a readable message, which the API maps to HTTP 422:</w:t>
-      </w:r>
-    </w:p>
-    <w:p>
-      <w:pPr>
-        <w:shd w:fill="F4F4F4" w:val="clear"/>
-      </w:pPr>
-      <w:r>
-        <w:rPr>
-          <w:rFonts w:ascii="Consolas" w:cs="Consolas" w:eastAsia="Consolas" w:hAnsi="Consolas"/>
-        </w:rPr>
-        <w:t xml:space="preserve">if crop_clean not in set(le_crop.classes_):</w:t>
-      </w:r>
-    </w:p>
-    <w:p>
-      <w:pPr>
-        <w:shd w:fill="F4F4F4" w:val="clear"/>
-      </w:pPr>
-      <w:r>
-        <w:rPr>
-          <w:rFonts w:ascii="Consolas" w:cs="Consolas" w:eastAsia="Consolas" w:hAnsi="Consolas"/>
-        </w:rPr>
-        <w:t xml:space="preserve">    raise ValueError(</w:t>
-      </w:r>
-    </w:p>
-    <w:p>
-      <w:pPr>
-        <w:shd w:fill="F4F4F4" w:val="clear"/>
-      </w:pPr>
-      <w:r>
-        <w:rPr>
-          <w:rFonts w:ascii="Consolas" w:cs="Consolas" w:eastAsia="Consolas" w:hAnsi="Consolas"/>
-        </w:rPr>
-        <w:t xml:space="preserve">        f"Unknown crop {crop_clean!r}. This crop was not in the "</w:t>
-      </w:r>
-    </w:p>
-    <w:p>
-      <w:pPr>
-        <w:shd w:fill="F4F4F4" w:val="clear"/>
-      </w:pPr>
-      <w:r>
-        <w:rPr>
-          <w:rFonts w:ascii="Consolas" w:cs="Consolas" w:eastAsia="Consolas" w:hAnsi="Consolas"/>
-        </w:rPr>
-        <w:t xml:space="preserve">        f"training data ({len(le_crop.classes_)} crops known, e.g. "</w:t>
-      </w:r>
-    </w:p>
-    <w:p>
-      <w:pPr>
-        <w:shd w:fill="F4F4F4" w:val="clear"/>
-      </w:pPr>
-      <w:r>
-        <w:rPr>
-          <w:rFonts w:ascii="Consolas" w:cs="Consolas" w:eastAsia="Consolas" w:hAnsi="Consolas"/>
-        </w:rPr>
-        <w:t xml:space="preserve">        f"{', '.join(list(le_crop.classes_)[:5])})."</w:t>
-      </w:r>
-    </w:p>
-    <w:p>
-      <w:pPr>
-        <w:shd w:fill="F4F4F4" w:val="clear"/>
-      </w:pPr>
-      <w:r>
-        <w:rPr>
-          <w:rFonts w:ascii="Consolas" w:cs="Consolas" w:eastAsia="Consolas" w:hAnsi="Consolas"/>
-        </w:rPr>
-        <w:t xml:space="preserve">    )</w:t>
-      </w:r>
-    </w:p>
-    <w:p>
-      <w:pPr>
-        <w:jc w:val="both"/>
-      </w:pPr>
-      <w:r>
-        <w:t xml:space="preserve"/>
-      </w:r>
-    </w:p>
-    <w:p>
-      <w:pPr>
-        <w:jc w:val="both"/>
-      </w:pPr>
-      <w:r>
-        <w:t xml:space="preserve">The parity test that keeps the API honest:</w:t>
-      </w:r>
-    </w:p>
-    <w:p>
-      <w:pPr>
-        <w:shd w:fill="F4F4F4" w:val="clear"/>
-      </w:pPr>
-      <w:r>
-        <w:rPr>
-          <w:rFonts w:ascii="Consolas" w:cs="Consolas" w:eastAsia="Consolas" w:hAnsi="Consolas"/>
-        </w:rPr>
-        <w:t xml:space="preserve">def test_parity_yield_3(client):</w:t>
-      </w:r>
-    </w:p>
-    <w:p>
-      <w:pPr>
-        <w:shd w:fill="F4F4F4" w:val="clear"/>
-      </w:pPr>
-      <w:r>
-        <w:rPr>
-          <w:rFonts w:ascii="Consolas" w:cs="Consolas" w:eastAsia="Consolas" w:hAnsi="Consolas"/>
-        </w:rPr>
-        <w:t xml:space="preserve">    inputs = {"temperature": 36.0, "humidity": 42.0,</w:t>
-      </w:r>
-    </w:p>
-    <w:p>
-      <w:pPr>
-        <w:shd w:fill="F4F4F4" w:val="clear"/>
-      </w:pPr>
-      <w:r>
-        <w:rPr>
-          <w:rFonts w:ascii="Consolas" w:cs="Consolas" w:eastAsia="Consolas" w:hAnsi="Consolas"/>
-        </w:rPr>
-        <w:t xml:space="preserve">              "soil_moisture": 54.0, "area": 1254.0,</w:t>
-      </w:r>
-    </w:p>
-    <w:p>
-      <w:pPr>
-        <w:shd w:fill="F4F4F4" w:val="clear"/>
-      </w:pPr>
-      <w:r>
-        <w:rPr>
-          <w:rFonts w:ascii="Consolas" w:cs="Consolas" w:eastAsia="Consolas" w:hAnsi="Consolas"/>
-        </w:rPr>
-        <w:t xml:space="preserve">              "season": "Kharif", "crop": "Arecanut"}</w:t>
-      </w:r>
-    </w:p>
-    <w:p>
-      <w:pPr>
-        <w:shd w:fill="F4F4F4" w:val="clear"/>
-      </w:pPr>
-      <w:r>
-        <w:rPr>
-          <w:rFonts w:ascii="Consolas" w:cs="Consolas" w:eastAsia="Consolas" w:hAnsi="Consolas"/>
-        </w:rPr>
-        <w:t xml:space="preserve">    api_resp = client.post("/api/v1/predict/yield", json=inputs)</w:t>
-      </w:r>
-    </w:p>
-    <w:p>
-      <w:pPr>
-        <w:shd w:fill="F4F4F4" w:val="clear"/>
-      </w:pPr>
-      <w:r>
-        <w:rPr>
-          <w:rFonts w:ascii="Consolas" w:cs="Consolas" w:eastAsia="Consolas" w:hAnsi="Consolas"/>
-        </w:rPr>
-        <w:t xml:space="preserve">    direct_res = estimate_yield(**inputs)</w:t>
-      </w:r>
-    </w:p>
-    <w:p>
-      <w:pPr>
-        <w:shd w:fill="F4F4F4" w:val="clear"/>
-      </w:pPr>
-      <w:r>
-        <w:rPr>
-          <w:rFonts w:ascii="Consolas" w:cs="Consolas" w:eastAsia="Consolas" w:hAnsi="Consolas"/>
-        </w:rPr>
-        <w:t xml:space="preserve">    assert abs(api_resp.json()["prediction"]["yield_value"]</w:t>
-      </w:r>
-    </w:p>
-    <w:p>
-      <w:pPr>
-        <w:shd w:fill="F4F4F4" w:val="clear"/>
-      </w:pPr>
-      <w:r>
-        <w:rPr>
-          <w:rFonts w:ascii="Consolas" w:cs="Consolas" w:eastAsia="Consolas" w:hAnsi="Consolas"/>
-        </w:rPr>
-        <w:t xml:space="preserve">               - direct_res) &lt; 1e-5</w:t>
-      </w:r>
-    </w:p>
-    <w:p>
-      <w:pPr>
-        <w:pStyle w:val="Heading2"/>
-      </w:pPr>
-      <w:r>
-        <w:t xml:space="preserve">5.3  User Interface / Demo</w:t>
-      </w:r>
-    </w:p>
-    <w:p>
-      <w:pPr>
-        <w:jc w:val="both"/>
-      </w:pPr>
-      <w:r>
-        <w:t xml:space="preserve">All screenshots below were captured from the running application against a live backend — the values shown are genuine model output, not mock-ups.</w:t>
-      </w:r>
-    </w:p>
-    <w:p>
-      <w:pPr>
         <w:jc w:val="center"/>
       </w:pPr>
       <w:r>
         <w:drawing>
           <wp:inline distT="0" distB="0" distL="0" distR="0">
-            <wp:extent cx="2381250" cy="5286375"/>
+            <wp:extent cx="4410075" cy="1533525"/>
             <wp:effectExtent t="0" r="0" b="0" l="0"/>
             <wp:docPr id="1" name="" descr="" title=""/>
             <wp:cNvGraphicFramePr>
@@ -5453,7 +5135,7 @@
                   <pic:spPr bwMode="auto">
                     <a:xfrm>
                       <a:off x="0" y="0"/>
-                      <a:ext cx="2381250" cy="5286375"/>
+                      <a:ext cx="4410075" cy="1533525"/>
                     </a:xfrm>
                     <a:prstGeom prst="rect">
                       <a:avLst/>
@@ -5475,7 +5157,23 @@
           <w:i/>
           <w:iCs/>
         </w:rPr>
-        <w:t xml:space="preserve">Figure 5.1(a) — Onboarding, first launch</w:t>
+        <w:t xml:space="preserve">Figure 5.1 — Yield derivation and outlier handling (src/crop_yield_pipeline.py)</w:t>
+      </w:r>
+    </w:p>
+    <w:p>
+      <w:pPr>
+        <w:jc w:val="both"/>
+      </w:pPr>
+      <w:r>
+        <w:t xml:space="preserve"/>
+      </w:r>
+    </w:p>
+    <w:p>
+      <w:pPr>
+        <w:jc w:val="both"/>
+      </w:pPr>
+      <w:r>
+        <w:t xml:space="preserve">Model selection and tuning — the winner is chosen from measured results, not assumed:</w:t>
       </w:r>
     </w:p>
     <w:p>
@@ -5485,7 +5183,7 @@
       <w:r>
         <w:drawing>
           <wp:inline distT="0" distB="0" distL="0" distR="0">
-            <wp:extent cx="2381250" cy="5286375"/>
+            <wp:extent cx="5334000" cy="2419350"/>
             <wp:effectExtent t="0" r="0" b="0" l="0"/>
             <wp:docPr id="1" name="" descr="" title=""/>
             <wp:cNvGraphicFramePr>
@@ -5510,7 +5208,7 @@
                   <pic:spPr bwMode="auto">
                     <a:xfrm>
                       <a:off x="0" y="0"/>
-                      <a:ext cx="2381250" cy="5286375"/>
+                      <a:ext cx="5334000" cy="2419350"/>
                     </a:xfrm>
                     <a:prstGeom prst="rect">
                       <a:avLst/>
@@ -5532,7 +5230,23 @@
           <w:i/>
           <w:iCs/>
         </w:rPr>
-        <w:t xml:space="preserve">Figure 5.1(b) — Home dashboard after onboarding</w:t>
+        <w:t xml:space="preserve">Figure 5.2 — Model comparison, selection and tuning (src/crop_recommendation_pipeline.py)</w:t>
+      </w:r>
+    </w:p>
+    <w:p>
+      <w:pPr>
+        <w:jc w:val="both"/>
+      </w:pPr>
+      <w:r>
+        <w:t xml:space="preserve"/>
+      </w:r>
+    </w:p>
+    <w:p>
+      <w:pPr>
+        <w:jc w:val="both"/>
+      </w:pPr>
+      <w:r>
+        <w:t xml:space="preserve">Input validation at the inference boundary — an unknown crop produces a readable message, which the API maps to HTTP 422:</w:t>
       </w:r>
     </w:p>
     <w:p>
@@ -5542,7 +5256,7 @@
       <w:r>
         <w:drawing>
           <wp:inline distT="0" distB="0" distL="0" distR="0">
-            <wp:extent cx="2381250" cy="5286375"/>
+            <wp:extent cx="5133975" cy="1352550"/>
             <wp:effectExtent t="0" r="0" b="0" l="0"/>
             <wp:docPr id="1" name="" descr="" title=""/>
             <wp:cNvGraphicFramePr>
@@ -5567,7 +5281,7 @@
                   <pic:spPr bwMode="auto">
                     <a:xfrm>
                       <a:off x="0" y="0"/>
-                      <a:ext cx="2381250" cy="5286375"/>
+                      <a:ext cx="5133975" cy="1352550"/>
                     </a:xfrm>
                     <a:prstGeom prst="rect">
                       <a:avLst/>
@@ -5589,7 +5303,23 @@
           <w:i/>
           <w:iCs/>
         </w:rPr>
-        <w:t xml:space="preserve">Figure 5.1(c) — Analyze hub, the entry point to both tasks</w:t>
+        <w:t xml:space="preserve">Figure 5.3 — Input validation at the inference boundary (src/prototype_demo.py)</w:t>
+      </w:r>
+    </w:p>
+    <w:p>
+      <w:pPr>
+        <w:jc w:val="both"/>
+      </w:pPr>
+      <w:r>
+        <w:t xml:space="preserve"/>
+      </w:r>
+    </w:p>
+    <w:p>
+      <w:pPr>
+        <w:jc w:val="both"/>
+      </w:pPr>
+      <w:r>
+        <w:t xml:space="preserve">The parity test that keeps the API honest:</w:t>
       </w:r>
     </w:p>
     <w:p>
@@ -5599,7 +5329,7 @@
       <w:r>
         <w:drawing>
           <wp:inline distT="0" distB="0" distL="0" distR="0">
-            <wp:extent cx="2381250" cy="5286375"/>
+            <wp:extent cx="4933950" cy="2057400"/>
             <wp:effectExtent t="0" r="0" b="0" l="0"/>
             <wp:docPr id="1" name="" descr="" title=""/>
             <wp:cNvGraphicFramePr>
@@ -5624,7 +5354,7 @@
                   <pic:spPr bwMode="auto">
                     <a:xfrm>
                       <a:off x="0" y="0"/>
-                      <a:ext cx="2381250" cy="5286375"/>
+                      <a:ext cx="4933950" cy="2057400"/>
                     </a:xfrm>
                     <a:prstGeom prst="rect">
                       <a:avLst/>
@@ -5646,7 +5376,23 @@
           <w:i/>
           <w:iCs/>
         </w:rPr>
-        <w:t xml:space="preserve">Figure 5.2(a) — Crop recommendation input form</w:t>
+        <w:t xml:space="preserve">Figure 5.4 — The parity test that keeps the API honest (api/tests/test_parity.py)</w:t>
+      </w:r>
+    </w:p>
+    <w:p>
+      <w:pPr>
+        <w:pStyle w:val="Heading2"/>
+      </w:pPr>
+      <w:r>
+        <w:t xml:space="preserve">5.3  User Interface / Demo</w:t>
+      </w:r>
+    </w:p>
+    <w:p>
+      <w:pPr>
+        <w:jc w:val="both"/>
+      </w:pPr>
+      <w:r>
+        <w:t xml:space="preserve">All screenshots below were captured from the running application against a live backend — the values shown are genuine model output, not mock-ups.</w:t>
       </w:r>
     </w:p>
     <w:p>
@@ -5703,7 +5449,7 @@
           <w:i/>
           <w:iCs/>
         </w:rPr>
-        <w:t xml:space="preserve">Figure 5.2(b) — Result: N-P-K 90-42-43 at 20.9 °C, 82% humidity, pH 6.5, 202.9 mm rainfall returns “RICE”</w:t>
+        <w:t xml:space="preserve">Figure 5.5(a) — Onboarding, first launch</w:t>
       </w:r>
     </w:p>
     <w:p>
@@ -5760,7 +5506,7 @@
           <w:i/>
           <w:iCs/>
         </w:rPr>
-        <w:t xml:space="preserve">Figure 5.3(a) — Yield estimation form. Crop and season dropdowns are populated from the saved encoders via /metadata.</w:t>
+        <w:t xml:space="preserve">Figure 5.5(b) — Home dashboard after onboarding</w:t>
       </w:r>
     </w:p>
     <w:p>
@@ -5817,7 +5563,7 @@
           <w:i/>
           <w:iCs/>
         </w:rPr>
-        <w:t xml:space="preserve">Figure 5.3(b) — Result: Arecanut, Kharif, 1,254 ha returns 1.288 units per hectare, matching direct model output exactly</w:t>
+        <w:t xml:space="preserve">Figure 5.5(c) — Analyze hub, the entry point to both tasks</w:t>
       </w:r>
     </w:p>
     <w:p>
@@ -5874,7 +5620,7 @@
           <w:i/>
           <w:iCs/>
         </w:rPr>
-        <w:t xml:space="preserve">Figure 5.4(a) — Locally stored prediction history</w:t>
+        <w:t xml:space="preserve">Figure 5.6(a) — Crop recommendation input form</w:t>
       </w:r>
     </w:p>
     <w:p>
@@ -5931,7 +5677,7 @@
           <w:i/>
           <w:iCs/>
         </w:rPr>
-        <w:t xml:space="preserve">Figure 5.4(b) — Profile section</w:t>
+        <w:t xml:space="preserve">Figure 5.6(b) — Result: N-P-K 90-42-43 at 20.9 °C, 82% humidity, pH 6.5, 202.9 mm rainfall returns “RICE”</w:t>
       </w:r>
     </w:p>
     <w:p>
@@ -5941,7 +5687,7 @@
       <w:r>
         <w:drawing>
           <wp:inline distT="0" distB="0" distL="0" distR="0">
-            <wp:extent cx="4953000" cy="3486150"/>
+            <wp:extent cx="2381250" cy="5286375"/>
             <wp:effectExtent t="0" r="0" b="0" l="0"/>
             <wp:docPr id="1" name="" descr="" title=""/>
             <wp:cNvGraphicFramePr>
@@ -5966,7 +5712,7 @@
                   <pic:spPr bwMode="auto">
                     <a:xfrm>
                       <a:off x="0" y="0"/>
-                      <a:ext cx="4953000" cy="3486150"/>
+                      <a:ext cx="2381250" cy="5286375"/>
                     </a:xfrm>
                     <a:prstGeom prst="rect">
                       <a:avLst/>
@@ -5988,7 +5734,7 @@
           <w:i/>
           <w:iCs/>
         </w:rPr>
-        <w:t xml:space="preserve">Figure 5.5(a) — Streamlit prototype, crop recommendation. This interface preceded the mobile client and is retained for desktop testing.</w:t>
+        <w:t xml:space="preserve">Figure 5.7(a) — Yield estimation form. Crop and season dropdowns are populated from the saved encoders via /metadata.</w:t>
       </w:r>
     </w:p>
     <w:p>
@@ -5998,7 +5744,7 @@
       <w:r>
         <w:drawing>
           <wp:inline distT="0" distB="0" distL="0" distR="0">
-            <wp:extent cx="4953000" cy="3486150"/>
+            <wp:extent cx="2381250" cy="5286375"/>
             <wp:effectExtent t="0" r="0" b="0" l="0"/>
             <wp:docPr id="1" name="" descr="" title=""/>
             <wp:cNvGraphicFramePr>
@@ -6023,7 +5769,7 @@
                   <pic:spPr bwMode="auto">
                     <a:xfrm>
                       <a:off x="0" y="0"/>
-                      <a:ext cx="4953000" cy="3486150"/>
+                      <a:ext cx="2381250" cy="5286375"/>
                     </a:xfrm>
                     <a:prstGeom prst="rect">
                       <a:avLst/>
@@ -6045,928 +5791,7 @@
           <w:i/>
           <w:iCs/>
         </w:rPr>
-        <w:t xml:space="preserve">Figure 5.5(b) — Streamlit prototype, yield estimation</w:t>
-      </w:r>
-    </w:p>
-    <w:p>
-      <w:r>
-        <w:br w:type="page"/>
-      </w:r>
-    </w:p>
-    <w:p>
-      <w:pPr>
-        <w:pStyle w:val="Heading1"/>
-        <w:jc w:val="center"/>
-      </w:pPr>
-      <w:r>
-        <w:t xml:space="preserve">CHAPTER 6
-RESULTS AND DISCUSSION</w:t>
-      </w:r>
-    </w:p>
-    <w:p>
-      <w:pPr>
-        <w:pStyle w:val="Heading2"/>
-      </w:pPr>
-      <w:r>
-        <w:t xml:space="preserve">6.1  Evaluation Metrics</w:t>
-      </w:r>
-    </w:p>
-    <w:p>
-      <w:pPr>
-        <w:jc w:val="both"/>
-      </w:pPr>
-      <w:r>
-        <w:t xml:space="preserve">Classification was evaluated with accuracy, precision, recall and F1. Because the dataset is exactly balanced at 100 records per class, accuracy is not misleading here and is reported as the headline figure. Precision, recall and F1 are reported as weighted averages so that every class contributes; F1 was used as the selection criterion because it penalises a model that achieves accuracy by favouring easy classes.</w:t>
-      </w:r>
-    </w:p>
-    <w:p>
-      <w:pPr>
-        <w:jc w:val="both"/>
-      </w:pPr>
-      <w:r>
-        <w:t xml:space="preserve">Regression was evaluated with RMSE, MAE and R². RMSE is in the units of yield and penalises large errors quadratically, which matters because an overestimate on a large plot is costly. MAE gives the typical error magnitude and is far less sensitive to the remaining outliers. R² was used for selection because it is scale-free and therefore comparable across models. Reporting all three matters here: Random Forest achieved the better MAE (1.6607 against 1.7289) while XGBoost achieved the better RMSE and R², meaning the forest was typically closer but the boosted model made fewer large errors.</w:t>
-      </w:r>
-    </w:p>
-    <w:p>
-      <w:pPr>
-        <w:pStyle w:val="Heading2"/>
-      </w:pPr>
-      <w:r>
-        <w:t xml:space="preserve">6.2  Results Across Iterations</w:t>
-      </w:r>
-    </w:p>
-    <w:tbl>
-      <w:tblPr>
-        <w:tblW w:type="dxa" w:w="9026"/>
-        <w:tblBorders>
-          <w:top w:val="single" w:color="auto" w:sz="4"/>
-          <w:left w:val="single" w:color="auto" w:sz="4"/>
-          <w:bottom w:val="single" w:color="auto" w:sz="4"/>
-          <w:right w:val="single" w:color="auto" w:sz="4"/>
-          <w:insideH w:val="single" w:color="auto" w:sz="4"/>
-          <w:insideV w:val="single" w:color="auto" w:sz="4"/>
-        </w:tblBorders>
-      </w:tblPr>
-      <w:tblGrid>
-        <w:gridCol w:w="3249"/>
-        <w:gridCol w:w="1625"/>
-        <w:gridCol w:w="1444"/>
-        <w:gridCol w:w="1354"/>
-        <w:gridCol w:w="1354"/>
-      </w:tblGrid>
-      <w:tr>
-        <w:trPr>
-          <w:tblHeader/>
-        </w:trPr>
-        <w:tc>
-          <w:tcPr>
-            <w:tcW w:type="dxa" w:w="3249"/>
-            <w:shd w:fill="E8F0E8" w:val="clear"/>
-          </w:tcPr>
-          <w:p>
-            <w:r>
-              <w:rPr>
-                <w:b/>
-                <w:bCs/>
-              </w:rPr>
-              <w:t xml:space="preserve">Version</w:t>
-            </w:r>
-          </w:p>
-        </w:tc>
-        <w:tc>
-          <w:tcPr>
-            <w:tcW w:type="dxa" w:w="1625"/>
-            <w:shd w:fill="E8F0E8" w:val="clear"/>
-          </w:tcPr>
-          <w:p>
-            <w:r>
-              <w:rPr>
-                <w:b/>
-                <w:bCs/>
-              </w:rPr>
-              <w:t xml:space="preserve">Accuracy</w:t>
-            </w:r>
-          </w:p>
-        </w:tc>
-        <w:tc>
-          <w:tcPr>
-            <w:tcW w:type="dxa" w:w="1444"/>
-            <w:shd w:fill="E8F0E8" w:val="clear"/>
-          </w:tcPr>
-          <w:p>
-            <w:r>
-              <w:rPr>
-                <w:b/>
-                <w:bCs/>
-              </w:rPr>
-              <w:t xml:space="preserve">Precision (w)</w:t>
-            </w:r>
-          </w:p>
-        </w:tc>
-        <w:tc>
-          <w:tcPr>
-            <w:tcW w:type="dxa" w:w="1354"/>
-            <w:shd w:fill="E8F0E8" w:val="clear"/>
-          </w:tcPr>
-          <w:p>
-            <w:r>
-              <w:rPr>
-                <w:b/>
-                <w:bCs/>
-              </w:rPr>
-              <w:t xml:space="preserve">Recall (w)</w:t>
-            </w:r>
-          </w:p>
-        </w:tc>
-        <w:tc>
-          <w:tcPr>
-            <w:tcW w:type="dxa" w:w="1354"/>
-            <w:shd w:fill="E8F0E8" w:val="clear"/>
-          </w:tcPr>
-          <w:p>
-            <w:r>
-              <w:rPr>
-                <w:b/>
-                <w:bCs/>
-              </w:rPr>
-              <w:t xml:space="preserve">F1 (w)</w:t>
-            </w:r>
-          </w:p>
-        </w:tc>
-      </w:tr>
-      <w:tr>
-        <w:tc>
-          <w:tcPr>
-            <w:tcW w:type="dxa" w:w="3249"/>
-          </w:tcPr>
-          <w:p>
-            <w:r>
-              <w:rPr>
-                <w:i w:val="false"/>
-                <w:iCs w:val="false"/>
-              </w:rPr>
-              <w:t xml:space="preserve">Iteration 1 — Logistic Regression</w:t>
-            </w:r>
-          </w:p>
-        </w:tc>
-        <w:tc>
-          <w:tcPr>
-            <w:tcW w:type="dxa" w:w="1625"/>
-          </w:tcPr>
-          <w:p>
-            <w:r>
-              <w:rPr>
-                <w:i w:val="false"/>
-                <w:iCs w:val="false"/>
-              </w:rPr>
-              <w:t xml:space="preserve">0.9727</w:t>
-            </w:r>
-          </w:p>
-        </w:tc>
-        <w:tc>
-          <w:tcPr>
-            <w:tcW w:type="dxa" w:w="1444"/>
-          </w:tcPr>
-          <w:p>
-            <w:r>
-              <w:rPr>
-                <w:i w:val="false"/>
-                <w:iCs w:val="false"/>
-              </w:rPr>
-              <w:t xml:space="preserve">0.9740</w:t>
-            </w:r>
-          </w:p>
-        </w:tc>
-        <w:tc>
-          <w:tcPr>
-            <w:tcW w:type="dxa" w:w="1354"/>
-          </w:tcPr>
-          <w:p>
-            <w:r>
-              <w:rPr>
-                <w:i w:val="false"/>
-                <w:iCs w:val="false"/>
-              </w:rPr>
-              <w:t xml:space="preserve">0.9727</w:t>
-            </w:r>
-          </w:p>
-        </w:tc>
-        <w:tc>
-          <w:tcPr>
-            <w:tcW w:type="dxa" w:w="1354"/>
-          </w:tcPr>
-          <w:p>
-            <w:r>
-              <w:rPr>
-                <w:i w:val="false"/>
-                <w:iCs w:val="false"/>
-              </w:rPr>
-              <w:t xml:space="preserve">0.9725</w:t>
-            </w:r>
-          </w:p>
-        </w:tc>
-      </w:tr>
-      <w:tr>
-        <w:tc>
-          <w:tcPr>
-            <w:tcW w:type="dxa" w:w="3249"/>
-          </w:tcPr>
-          <w:p>
-            <w:r>
-              <w:rPr>
-                <w:i w:val="false"/>
-                <w:iCs w:val="false"/>
-              </w:rPr>
-              <w:t xml:space="preserve">Iteration 2 — XGBoost</w:t>
-            </w:r>
-          </w:p>
-        </w:tc>
-        <w:tc>
-          <w:tcPr>
-            <w:tcW w:type="dxa" w:w="1625"/>
-          </w:tcPr>
-          <w:p>
-            <w:r>
-              <w:rPr>
-                <w:i w:val="false"/>
-                <w:iCs w:val="false"/>
-              </w:rPr>
-              <w:t xml:space="preserve">0.9886</w:t>
-            </w:r>
-          </w:p>
-        </w:tc>
-        <w:tc>
-          <w:tcPr>
-            <w:tcW w:type="dxa" w:w="1444"/>
-          </w:tcPr>
-          <w:p>
-            <w:r>
-              <w:rPr>
-                <w:i w:val="false"/>
-                <w:iCs w:val="false"/>
-              </w:rPr>
-              <w:t xml:space="preserve">0.9894</w:t>
-            </w:r>
-          </w:p>
-        </w:tc>
-        <w:tc>
-          <w:tcPr>
-            <w:tcW w:type="dxa" w:w="1354"/>
-          </w:tcPr>
-          <w:p>
-            <w:r>
-              <w:rPr>
-                <w:i w:val="false"/>
-                <w:iCs w:val="false"/>
-              </w:rPr>
-              <w:t xml:space="preserve">0.9886</w:t>
-            </w:r>
-          </w:p>
-        </w:tc>
-        <w:tc>
-          <w:tcPr>
-            <w:tcW w:type="dxa" w:w="1354"/>
-          </w:tcPr>
-          <w:p>
-            <w:r>
-              <w:rPr>
-                <w:i w:val="false"/>
-                <w:iCs w:val="false"/>
-              </w:rPr>
-              <w:t xml:space="preserve">0.9885</w:t>
-            </w:r>
-          </w:p>
-        </w:tc>
-      </w:tr>
-      <w:tr>
-        <w:tc>
-          <w:tcPr>
-            <w:tcW w:type="dxa" w:w="3249"/>
-          </w:tcPr>
-          <w:p>
-            <w:r>
-              <w:rPr>
-                <w:i w:val="false"/>
-                <w:iCs w:val="false"/>
-              </w:rPr>
-              <w:t xml:space="preserve">Iteration 2 — Random Forest</w:t>
-            </w:r>
-          </w:p>
-        </w:tc>
-        <w:tc>
-          <w:tcPr>
-            <w:tcW w:type="dxa" w:w="1625"/>
-          </w:tcPr>
-          <w:p>
-            <w:r>
-              <w:rPr>
-                <w:i w:val="false"/>
-                <w:iCs w:val="false"/>
-              </w:rPr>
-              <w:t xml:space="preserve">0.9955</w:t>
-            </w:r>
-          </w:p>
-        </w:tc>
-        <w:tc>
-          <w:tcPr>
-            <w:tcW w:type="dxa" w:w="1444"/>
-          </w:tcPr>
-          <w:p>
-            <w:r>
-              <w:rPr>
-                <w:i w:val="false"/>
-                <w:iCs w:val="false"/>
-              </w:rPr>
-              <w:t xml:space="preserve">0.9957</w:t>
-            </w:r>
-          </w:p>
-        </w:tc>
-        <w:tc>
-          <w:tcPr>
-            <w:tcW w:type="dxa" w:w="1354"/>
-          </w:tcPr>
-          <w:p>
-            <w:r>
-              <w:rPr>
-                <w:i w:val="false"/>
-                <w:iCs w:val="false"/>
-              </w:rPr>
-              <w:t xml:space="preserve">0.9955</w:t>
-            </w:r>
-          </w:p>
-        </w:tc>
-        <w:tc>
-          <w:tcPr>
-            <w:tcW w:type="dxa" w:w="1354"/>
-          </w:tcPr>
-          <w:p>
-            <w:r>
-              <w:rPr>
-                <w:i w:val="false"/>
-                <w:iCs w:val="false"/>
-              </w:rPr>
-              <w:t xml:space="preserve">0.9955</w:t>
-            </w:r>
-          </w:p>
-        </w:tc>
-      </w:tr>
-      <w:tr>
-        <w:tc>
-          <w:tcPr>
-            <w:tcW w:type="dxa" w:w="3249"/>
-          </w:tcPr>
-          <w:p>
-            <w:r>
-              <w:rPr>
-                <w:i w:val="false"/>
-                <w:iCs w:val="false"/>
-              </w:rPr>
-              <w:t xml:space="preserve">Final — Random Forest (tuned)</w:t>
-            </w:r>
-          </w:p>
-        </w:tc>
-        <w:tc>
-          <w:tcPr>
-            <w:tcW w:type="dxa" w:w="1625"/>
-          </w:tcPr>
-          <w:p>
-            <w:r>
-              <w:rPr>
-                <w:i w:val="false"/>
-                <w:iCs w:val="false"/>
-              </w:rPr>
-              <w:t xml:space="preserve">0.9955</w:t>
-            </w:r>
-          </w:p>
-        </w:tc>
-        <w:tc>
-          <w:tcPr>
-            <w:tcW w:type="dxa" w:w="1444"/>
-          </w:tcPr>
-          <w:p>
-            <w:r>
-              <w:rPr>
-                <w:i w:val="false"/>
-                <w:iCs w:val="false"/>
-              </w:rPr>
-              <w:t xml:space="preserve">0.9957</w:t>
-            </w:r>
-          </w:p>
-        </w:tc>
-        <w:tc>
-          <w:tcPr>
-            <w:tcW w:type="dxa" w:w="1354"/>
-          </w:tcPr>
-          <w:p>
-            <w:r>
-              <w:rPr>
-                <w:i w:val="false"/>
-                <w:iCs w:val="false"/>
-              </w:rPr>
-              <w:t xml:space="preserve">0.9955</w:t>
-            </w:r>
-          </w:p>
-        </w:tc>
-        <w:tc>
-          <w:tcPr>
-            <w:tcW w:type="dxa" w:w="1354"/>
-          </w:tcPr>
-          <w:p>
-            <w:r>
-              <w:rPr>
-                <w:i w:val="false"/>
-                <w:iCs w:val="false"/>
-              </w:rPr>
-              <w:t xml:space="preserve">0.9955</w:t>
-            </w:r>
-          </w:p>
-        </w:tc>
-      </w:tr>
-      <w:tr>
-        <w:tc>
-          <w:tcPr>
-            <w:tcW w:type="dxa" w:w="3249"/>
-          </w:tcPr>
-          <w:p>
-            <w:r>
-              <w:rPr>
-                <w:i w:val="false"/>
-                <w:iCs w:val="false"/>
-              </w:rPr>
-              <w:t xml:space="preserve">Final — 5-fold cross-validation</w:t>
-            </w:r>
-          </w:p>
-        </w:tc>
-        <w:tc>
-          <w:tcPr>
-            <w:tcW w:type="dxa" w:w="1625"/>
-          </w:tcPr>
-          <w:p>
-            <w:r>
-              <w:rPr>
-                <w:i w:val="false"/>
-                <w:iCs w:val="false"/>
-              </w:rPr>
-              <w:t xml:space="preserve">0.9927 ± 0.0039</w:t>
-            </w:r>
-          </w:p>
-        </w:tc>
-        <w:tc>
-          <w:tcPr>
-            <w:tcW w:type="dxa" w:w="1444"/>
-          </w:tcPr>
-          <w:p>
-            <w:r>
-              <w:rPr>
-                <w:i w:val="false"/>
-                <w:iCs w:val="false"/>
-              </w:rPr>
-              <w:t xml:space="preserve">—</w:t>
-            </w:r>
-          </w:p>
-        </w:tc>
-        <w:tc>
-          <w:tcPr>
-            <w:tcW w:type="dxa" w:w="1354"/>
-          </w:tcPr>
-          <w:p>
-            <w:r>
-              <w:rPr>
-                <w:i w:val="false"/>
-                <w:iCs w:val="false"/>
-              </w:rPr>
-              <w:t xml:space="preserve">—</w:t>
-            </w:r>
-          </w:p>
-        </w:tc>
-        <w:tc>
-          <w:tcPr>
-            <w:tcW w:type="dxa" w:w="1354"/>
-          </w:tcPr>
-          <w:p>
-            <w:r>
-              <w:rPr>
-                <w:i w:val="false"/>
-                <w:iCs w:val="false"/>
-              </w:rPr>
-              <w:t xml:space="preserve">—</w:t>
-            </w:r>
-          </w:p>
-        </w:tc>
-      </w:tr>
-    </w:tbl>
-    <w:p>
-      <w:pPr>
-        <w:jc w:val="both"/>
-      </w:pPr>
-      <w:r>
-        <w:t xml:space="preserve"/>
-      </w:r>
-    </w:p>
-    <w:p>
-      <w:pPr>
-        <w:jc w:val="center"/>
-      </w:pPr>
-      <w:r>
-        <w:rPr>
-          <w:i/>
-          <w:iCs/>
-        </w:rPr>
-        <w:t xml:space="preserve">Table 6.1 — Classification results across iterations</w:t>
-      </w:r>
-    </w:p>
-    <w:tbl>
-      <w:tblPr>
-        <w:tblW w:type="dxa" w:w="9026"/>
-        <w:tblBorders>
-          <w:top w:val="single" w:color="auto" w:sz="4"/>
-          <w:left w:val="single" w:color="auto" w:sz="4"/>
-          <w:bottom w:val="single" w:color="auto" w:sz="4"/>
-          <w:right w:val="single" w:color="auto" w:sz="4"/>
-          <w:insideH w:val="single" w:color="auto" w:sz="4"/>
-          <w:insideV w:val="single" w:color="auto" w:sz="4"/>
-        </w:tblBorders>
-      </w:tblPr>
-      <w:tblGrid>
-        <w:gridCol w:w="3430"/>
-        <w:gridCol w:w="1805"/>
-        <w:gridCol w:w="1805"/>
-        <w:gridCol w:w="1986"/>
-      </w:tblGrid>
-      <w:tr>
-        <w:trPr>
-          <w:tblHeader/>
-        </w:trPr>
-        <w:tc>
-          <w:tcPr>
-            <w:tcW w:type="dxa" w:w="3430"/>
-            <w:shd w:fill="E8F0E8" w:val="clear"/>
-          </w:tcPr>
-          <w:p>
-            <w:r>
-              <w:rPr>
-                <w:b/>
-                <w:bCs/>
-              </w:rPr>
-              <w:t xml:space="preserve">Version</w:t>
-            </w:r>
-          </w:p>
-        </w:tc>
-        <w:tc>
-          <w:tcPr>
-            <w:tcW w:type="dxa" w:w="1805"/>
-            <w:shd w:fill="E8F0E8" w:val="clear"/>
-          </w:tcPr>
-          <w:p>
-            <w:r>
-              <w:rPr>
-                <w:b/>
-                <w:bCs/>
-              </w:rPr>
-              <w:t xml:space="preserve">RMSE</w:t>
-            </w:r>
-          </w:p>
-        </w:tc>
-        <w:tc>
-          <w:tcPr>
-            <w:tcW w:type="dxa" w:w="1805"/>
-            <w:shd w:fill="E8F0E8" w:val="clear"/>
-          </w:tcPr>
-          <w:p>
-            <w:r>
-              <w:rPr>
-                <w:b/>
-                <w:bCs/>
-              </w:rPr>
-              <w:t xml:space="preserve">MAE</w:t>
-            </w:r>
-          </w:p>
-        </w:tc>
-        <w:tc>
-          <w:tcPr>
-            <w:tcW w:type="dxa" w:w="1986"/>
-            <w:shd w:fill="E8F0E8" w:val="clear"/>
-          </w:tcPr>
-          <w:p>
-            <w:r>
-              <w:rPr>
-                <w:b/>
-                <w:bCs/>
-              </w:rPr>
-              <w:t xml:space="preserve">R²</w:t>
-            </w:r>
-          </w:p>
-        </w:tc>
-      </w:tr>
-      <w:tr>
-        <w:tc>
-          <w:tcPr>
-            <w:tcW w:type="dxa" w:w="3430"/>
-          </w:tcPr>
-          <w:p>
-            <w:r>
-              <w:rPr>
-                <w:i w:val="false"/>
-                <w:iCs w:val="false"/>
-              </w:rPr>
-              <w:t xml:space="preserve">Iteration 1 — Linear Regression</w:t>
-            </w:r>
-          </w:p>
-        </w:tc>
-        <w:tc>
-          <w:tcPr>
-            <w:tcW w:type="dxa" w:w="1805"/>
-          </w:tcPr>
-          <w:p>
-            <w:r>
-              <w:rPr>
-                <w:i w:val="false"/>
-                <w:iCs w:val="false"/>
-              </w:rPr>
-              <w:t xml:space="preserve">9.4949</w:t>
-            </w:r>
-          </w:p>
-        </w:tc>
-        <w:tc>
-          <w:tcPr>
-            <w:tcW w:type="dxa" w:w="1805"/>
-          </w:tcPr>
-          <w:p>
-            <w:r>
-              <w:rPr>
-                <w:i w:val="false"/>
-                <w:iCs w:val="false"/>
-              </w:rPr>
-              <w:t xml:space="preserve">4.6019</w:t>
-            </w:r>
-          </w:p>
-        </w:tc>
-        <w:tc>
-          <w:tcPr>
-            <w:tcW w:type="dxa" w:w="1986"/>
-          </w:tcPr>
-          <w:p>
-            <w:r>
-              <w:rPr>
-                <w:i w:val="false"/>
-                <w:iCs w:val="false"/>
-              </w:rPr>
-              <w:t xml:space="preserve">0.0726</w:t>
-            </w:r>
-          </w:p>
-        </w:tc>
-      </w:tr>
-      <w:tr>
-        <w:tc>
-          <w:tcPr>
-            <w:tcW w:type="dxa" w:w="3430"/>
-          </w:tcPr>
-          <w:p>
-            <w:r>
-              <w:rPr>
-                <w:i w:val="false"/>
-                <w:iCs w:val="false"/>
-              </w:rPr>
-              <w:t xml:space="preserve">Iteration 2 — Random Forest</w:t>
-            </w:r>
-          </w:p>
-        </w:tc>
-        <w:tc>
-          <w:tcPr>
-            <w:tcW w:type="dxa" w:w="1805"/>
-          </w:tcPr>
-          <w:p>
-            <w:r>
-              <w:rPr>
-                <w:i w:val="false"/>
-                <w:iCs w:val="false"/>
-              </w:rPr>
-              <w:t xml:space="preserve">5.6473</w:t>
-            </w:r>
-          </w:p>
-        </w:tc>
-        <w:tc>
-          <w:tcPr>
-            <w:tcW w:type="dxa" w:w="1805"/>
-          </w:tcPr>
-          <w:p>
-            <w:r>
-              <w:rPr>
-                <w:i w:val="false"/>
-                <w:iCs w:val="false"/>
-              </w:rPr>
-              <w:t xml:space="preserve">1.6607</w:t>
-            </w:r>
-          </w:p>
-        </w:tc>
-        <w:tc>
-          <w:tcPr>
-            <w:tcW w:type="dxa" w:w="1986"/>
-          </w:tcPr>
-          <w:p>
-            <w:r>
-              <w:rPr>
-                <w:i w:val="false"/>
-                <w:iCs w:val="false"/>
-              </w:rPr>
-              <w:t xml:space="preserve">0.6719</w:t>
-            </w:r>
-          </w:p>
-        </w:tc>
-      </w:tr>
-      <w:tr>
-        <w:tc>
-          <w:tcPr>
-            <w:tcW w:type="dxa" w:w="3430"/>
-          </w:tcPr>
-          <w:p>
-            <w:r>
-              <w:rPr>
-                <w:i w:val="false"/>
-                <w:iCs w:val="false"/>
-              </w:rPr>
-              <w:t xml:space="preserve">Iteration 2 — XGBoost</w:t>
-            </w:r>
-          </w:p>
-        </w:tc>
-        <w:tc>
-          <w:tcPr>
-            <w:tcW w:type="dxa" w:w="1805"/>
-          </w:tcPr>
-          <w:p>
-            <w:r>
-              <w:rPr>
-                <w:i w:val="false"/>
-                <w:iCs w:val="false"/>
-              </w:rPr>
-              <w:t xml:space="preserve">5.4483</w:t>
-            </w:r>
-          </w:p>
-        </w:tc>
-        <w:tc>
-          <w:tcPr>
-            <w:tcW w:type="dxa" w:w="1805"/>
-          </w:tcPr>
-          <w:p>
-            <w:r>
-              <w:rPr>
-                <w:i w:val="false"/>
-                <w:iCs w:val="false"/>
-              </w:rPr>
-              <w:t xml:space="preserve">1.7289</w:t>
-            </w:r>
-          </w:p>
-        </w:tc>
-        <w:tc>
-          <w:tcPr>
-            <w:tcW w:type="dxa" w:w="1986"/>
-          </w:tcPr>
-          <w:p>
-            <w:r>
-              <w:rPr>
-                <w:i w:val="false"/>
-                <w:iCs w:val="false"/>
-              </w:rPr>
-              <w:t xml:space="preserve">0.6946</w:t>
-            </w:r>
-          </w:p>
-        </w:tc>
-      </w:tr>
-      <w:tr>
-        <w:tc>
-          <w:tcPr>
-            <w:tcW w:type="dxa" w:w="3430"/>
-          </w:tcPr>
-          <w:p>
-            <w:r>
-              <w:rPr>
-                <w:i w:val="false"/>
-                <w:iCs w:val="false"/>
-              </w:rPr>
-              <w:t xml:space="preserve">Final — XGBoost (tuned)</w:t>
-            </w:r>
-          </w:p>
-        </w:tc>
-        <w:tc>
-          <w:tcPr>
-            <w:tcW w:type="dxa" w:w="1805"/>
-          </w:tcPr>
-          <w:p>
-            <w:r>
-              <w:rPr>
-                <w:i w:val="false"/>
-                <w:iCs w:val="false"/>
-              </w:rPr>
-              <w:t xml:space="preserve">5.0247</w:t>
-            </w:r>
-          </w:p>
-        </w:tc>
-        <w:tc>
-          <w:tcPr>
-            <w:tcW w:type="dxa" w:w="1805"/>
-          </w:tcPr>
-          <w:p>
-            <w:r>
-              <w:rPr>
-                <w:i w:val="false"/>
-                <w:iCs w:val="false"/>
-              </w:rPr>
-              <w:t xml:space="preserve">1.6527</w:t>
-            </w:r>
-          </w:p>
-        </w:tc>
-        <w:tc>
-          <w:tcPr>
-            <w:tcW w:type="dxa" w:w="1986"/>
-          </w:tcPr>
-          <w:p>
-            <w:r>
-              <w:rPr>
-                <w:i w:val="false"/>
-                <w:iCs w:val="false"/>
-              </w:rPr>
-              <w:t xml:space="preserve">0.7403</w:t>
-            </w:r>
-          </w:p>
-        </w:tc>
-      </w:tr>
-      <w:tr>
-        <w:tc>
-          <w:tcPr>
-            <w:tcW w:type="dxa" w:w="3430"/>
-          </w:tcPr>
-          <w:p>
-            <w:r>
-              <w:rPr>
-                <w:i w:val="false"/>
-                <w:iCs w:val="false"/>
-              </w:rPr>
-              <w:t xml:space="preserve">Final — 5-fold cross-validation</w:t>
-            </w:r>
-          </w:p>
-        </w:tc>
-        <w:tc>
-          <w:tcPr>
-            <w:tcW w:type="dxa" w:w="1805"/>
-          </w:tcPr>
-          <w:p>
-            <w:r>
-              <w:rPr>
-                <w:i w:val="false"/>
-                <w:iCs w:val="false"/>
-              </w:rPr>
-              <w:t xml:space="preserve">—</w:t>
-            </w:r>
-          </w:p>
-        </w:tc>
-        <w:tc>
-          <w:tcPr>
-            <w:tcW w:type="dxa" w:w="1805"/>
-          </w:tcPr>
-          <w:p>
-            <w:r>
-              <w:rPr>
-                <w:i w:val="false"/>
-                <w:iCs w:val="false"/>
-              </w:rPr>
-              <w:t xml:space="preserve">—</w:t>
-            </w:r>
-          </w:p>
-        </w:tc>
-        <w:tc>
-          <w:tcPr>
-            <w:tcW w:type="dxa" w:w="1986"/>
-          </w:tcPr>
-          <w:p>
-            <w:r>
-              <w:rPr>
-                <w:i w:val="false"/>
-                <w:iCs w:val="false"/>
-              </w:rPr>
-              <w:t xml:space="preserve">0.7428 ± 0.0254</w:t>
-            </w:r>
-          </w:p>
-        </w:tc>
-      </w:tr>
-    </w:tbl>
-    <w:p>
-      <w:pPr>
-        <w:jc w:val="both"/>
-      </w:pPr>
-      <w:r>
-        <w:t xml:space="preserve"/>
-      </w:r>
-    </w:p>
-    <w:p>
-      <w:pPr>
-        <w:jc w:val="center"/>
-      </w:pPr>
-      <w:r>
-        <w:rPr>
-          <w:i/>
-          <w:iCs/>
-        </w:rPr>
-        <w:t xml:space="preserve">Table 6.2 — Regression results across iterations</w:t>
+        <w:t xml:space="preserve">Figure 5.7(b) — Result: Arecanut, Kharif, 1,254 ha returns 1.288 units per hectare, matching direct model output exactly</w:t>
       </w:r>
     </w:p>
     <w:p>
@@ -6976,7 +5801,7 @@
       <w:r>
         <w:drawing>
           <wp:inline distT="0" distB="0" distL="0" distR="0">
-            <wp:extent cx="4476750" cy="3733800"/>
+            <wp:extent cx="2381250" cy="5286375"/>
             <wp:effectExtent t="0" r="0" b="0" l="0"/>
             <wp:docPr id="1" name="" descr="" title=""/>
             <wp:cNvGraphicFramePr>
@@ -7001,7 +5826,7 @@
                   <pic:spPr bwMode="auto">
                     <a:xfrm>
                       <a:off x="0" y="0"/>
-                      <a:ext cx="4476750" cy="3733800"/>
+                      <a:ext cx="2381250" cy="5286375"/>
                     </a:xfrm>
                     <a:prstGeom prst="rect">
                       <a:avLst/>
@@ -7023,7 +5848,7 @@
           <w:i/>
           <w:iCs/>
         </w:rPr>
-        <w:t xml:space="preserve">Figure 6.1 — Confusion matrix, tuned Random Forest. 438 of 440 test records are on the diagonal.</w:t>
+        <w:t xml:space="preserve">Figure 5.8(a) — Locally stored prediction history</w:t>
       </w:r>
     </w:p>
     <w:p>
@@ -7033,7 +5858,7 @@
       <w:r>
         <w:drawing>
           <wp:inline distT="0" distB="0" distL="0" distR="0">
-            <wp:extent cx="4095750" cy="2562225"/>
+            <wp:extent cx="2381250" cy="5286375"/>
             <wp:effectExtent t="0" r="0" b="0" l="0"/>
             <wp:docPr id="1" name="" descr="" title=""/>
             <wp:cNvGraphicFramePr>
@@ -7058,7 +5883,7 @@
                   <pic:spPr bwMode="auto">
                     <a:xfrm>
                       <a:off x="0" y="0"/>
-                      <a:ext cx="4095750" cy="2562225"/>
+                      <a:ext cx="2381250" cy="5286375"/>
                     </a:xfrm>
                     <a:prstGeom prst="rect">
                       <a:avLst/>
@@ -7080,7 +5905,7 @@
           <w:i/>
           <w:iCs/>
         </w:rPr>
-        <w:t xml:space="preserve">Figure 6.2 — Feature importance, tuned Random Forest</w:t>
+        <w:t xml:space="preserve">Figure 5.8(b) — Profile section</w:t>
       </w:r>
     </w:p>
     <w:p>
@@ -7090,7 +5915,7 @@
       <w:r>
         <w:drawing>
           <wp:inline distT="0" distB="0" distL="0" distR="0">
-            <wp:extent cx="3810000" cy="3810000"/>
+            <wp:extent cx="4953000" cy="3486150"/>
             <wp:effectExtent t="0" r="0" b="0" l="0"/>
             <wp:docPr id="1" name="" descr="" title=""/>
             <wp:cNvGraphicFramePr>
@@ -7115,7 +5940,7 @@
                   <pic:spPr bwMode="auto">
                     <a:xfrm>
                       <a:off x="0" y="0"/>
-                      <a:ext cx="3810000" cy="3810000"/>
+                      <a:ext cx="4953000" cy="3486150"/>
                     </a:xfrm>
                     <a:prstGeom prst="rect">
                       <a:avLst/>
@@ -7137,7 +5962,1042 @@
           <w:i/>
           <w:iCs/>
         </w:rPr>
-        <w:t xml:space="preserve">Figure 6.3 — Predicted vs actual yield, tuned XGBoost</w:t>
+        <w:t xml:space="preserve">Figure 5.9(a) — Streamlit prototype, crop recommendation. This interface preceded the mobile client and is retained for desktop testing.</w:t>
+      </w:r>
+    </w:p>
+    <w:p>
+      <w:pPr>
+        <w:jc w:val="center"/>
+      </w:pPr>
+      <w:r>
+        <w:drawing>
+          <wp:inline distT="0" distB="0" distL="0" distR="0">
+            <wp:extent cx="4953000" cy="3486150"/>
+            <wp:effectExtent t="0" r="0" b="0" l="0"/>
+            <wp:docPr id="1" name="" descr="" title=""/>
+            <wp:cNvGraphicFramePr>
+              <a:graphicFrameLocks xmlns:a="http://schemas.openxmlformats.org/drawingml/2006/main" noChangeAspect="1"/>
+            </wp:cNvGraphicFramePr>
+            <a:graphic xmlns:a="http://schemas.openxmlformats.org/drawingml/2006/main">
+              <a:graphicData uri="http://schemas.openxmlformats.org/drawingml/2006/picture">
+                <pic:pic xmlns:pic="http://schemas.openxmlformats.org/drawingml/2006/picture">
+                  <pic:nvPicPr>
+                    <pic:cNvPr id="0" name="" descr=""/>
+                    <pic:cNvPicPr>
+                      <a:picLocks noChangeAspect="1" noChangeArrowheads="1"/>
+                    </pic:cNvPicPr>
+                  </pic:nvPicPr>
+                  <pic:blipFill>
+                    <a:blip r:embed="rId25" cstate="none"/>
+                    <a:srcRect/>
+                    <a:stretch>
+                      <a:fillRect/>
+                    </a:stretch>
+                  </pic:blipFill>
+                  <pic:spPr bwMode="auto">
+                    <a:xfrm>
+                      <a:off x="0" y="0"/>
+                      <a:ext cx="4953000" cy="3486150"/>
+                    </a:xfrm>
+                    <a:prstGeom prst="rect">
+                      <a:avLst/>
+                    </a:prstGeom>
+                  </pic:spPr>
+                </pic:pic>
+              </a:graphicData>
+            </a:graphic>
+          </wp:inline>
+        </w:drawing>
+      </w:r>
+    </w:p>
+    <w:p>
+      <w:pPr>
+        <w:jc w:val="center"/>
+      </w:pPr>
+      <w:r>
+        <w:rPr>
+          <w:i/>
+          <w:iCs/>
+        </w:rPr>
+        <w:t xml:space="preserve">Figure 5.9(b) — Streamlit prototype, yield estimation</w:t>
+      </w:r>
+    </w:p>
+    <w:p>
+      <w:r>
+        <w:br w:type="page"/>
+      </w:r>
+    </w:p>
+    <w:p>
+      <w:pPr>
+        <w:pStyle w:val="Heading1"/>
+        <w:jc w:val="center"/>
+      </w:pPr>
+      <w:r>
+        <w:t xml:space="preserve">CHAPTER 6
+RESULTS AND DISCUSSION</w:t>
+      </w:r>
+    </w:p>
+    <w:p>
+      <w:pPr>
+        <w:pStyle w:val="Heading2"/>
+      </w:pPr>
+      <w:r>
+        <w:t xml:space="preserve">6.1  Evaluation Metrics</w:t>
+      </w:r>
+    </w:p>
+    <w:p>
+      <w:pPr>
+        <w:jc w:val="both"/>
+      </w:pPr>
+      <w:r>
+        <w:t xml:space="preserve">Classification was evaluated with accuracy, precision, recall and F1. Because the dataset is exactly balanced at 100 records per class, accuracy is not misleading here and is reported as the headline figure. Precision, recall and F1 are reported as weighted averages so that every class contributes; F1 was used as the selection criterion because it penalises a model that achieves accuracy by favouring easy classes.</w:t>
+      </w:r>
+    </w:p>
+    <w:p>
+      <w:pPr>
+        <w:jc w:val="both"/>
+      </w:pPr>
+      <w:r>
+        <w:t xml:space="preserve">Regression was evaluated with RMSE, MAE and R². RMSE is in the units of yield and penalises large errors quadratically, which matters because an overestimate on a large plot is costly. MAE gives the typical error magnitude and is far less sensitive to the remaining outliers. R² was used for selection because it is scale-free and therefore comparable across models. Reporting all three matters here: Random Forest achieved the better MAE (1.6607 against 1.7289) while XGBoost achieved the better RMSE and R², meaning the forest was typically closer but the boosted model made fewer large errors.</w:t>
+      </w:r>
+    </w:p>
+    <w:p>
+      <w:pPr>
+        <w:pStyle w:val="Heading2"/>
+      </w:pPr>
+      <w:r>
+        <w:t xml:space="preserve">6.2  Results Across Iterations</w:t>
+      </w:r>
+    </w:p>
+    <w:tbl>
+      <w:tblPr>
+        <w:tblW w:type="dxa" w:w="9026"/>
+        <w:tblBorders>
+          <w:top w:val="single" w:color="auto" w:sz="4"/>
+          <w:left w:val="single" w:color="auto" w:sz="4"/>
+          <w:bottom w:val="single" w:color="auto" w:sz="4"/>
+          <w:right w:val="single" w:color="auto" w:sz="4"/>
+          <w:insideH w:val="single" w:color="auto" w:sz="4"/>
+          <w:insideV w:val="single" w:color="auto" w:sz="4"/>
+        </w:tblBorders>
+      </w:tblPr>
+      <w:tblGrid>
+        <w:gridCol w:w="3249"/>
+        <w:gridCol w:w="1625"/>
+        <w:gridCol w:w="1444"/>
+        <w:gridCol w:w="1354"/>
+        <w:gridCol w:w="1354"/>
+      </w:tblGrid>
+      <w:tr>
+        <w:trPr>
+          <w:tblHeader/>
+        </w:trPr>
+        <w:tc>
+          <w:tcPr>
+            <w:tcW w:type="dxa" w:w="3249"/>
+            <w:shd w:fill="E8F0E8" w:val="clear"/>
+          </w:tcPr>
+          <w:p>
+            <w:r>
+              <w:rPr>
+                <w:b/>
+                <w:bCs/>
+              </w:rPr>
+              <w:t xml:space="preserve">Version</w:t>
+            </w:r>
+          </w:p>
+        </w:tc>
+        <w:tc>
+          <w:tcPr>
+            <w:tcW w:type="dxa" w:w="1625"/>
+            <w:shd w:fill="E8F0E8" w:val="clear"/>
+          </w:tcPr>
+          <w:p>
+            <w:r>
+              <w:rPr>
+                <w:b/>
+                <w:bCs/>
+              </w:rPr>
+              <w:t xml:space="preserve">Accuracy</w:t>
+            </w:r>
+          </w:p>
+        </w:tc>
+        <w:tc>
+          <w:tcPr>
+            <w:tcW w:type="dxa" w:w="1444"/>
+            <w:shd w:fill="E8F0E8" w:val="clear"/>
+          </w:tcPr>
+          <w:p>
+            <w:r>
+              <w:rPr>
+                <w:b/>
+                <w:bCs/>
+              </w:rPr>
+              <w:t xml:space="preserve">Precision (w)</w:t>
+            </w:r>
+          </w:p>
+        </w:tc>
+        <w:tc>
+          <w:tcPr>
+            <w:tcW w:type="dxa" w:w="1354"/>
+            <w:shd w:fill="E8F0E8" w:val="clear"/>
+          </w:tcPr>
+          <w:p>
+            <w:r>
+              <w:rPr>
+                <w:b/>
+                <w:bCs/>
+              </w:rPr>
+              <w:t xml:space="preserve">Recall (w)</w:t>
+            </w:r>
+          </w:p>
+        </w:tc>
+        <w:tc>
+          <w:tcPr>
+            <w:tcW w:type="dxa" w:w="1354"/>
+            <w:shd w:fill="E8F0E8" w:val="clear"/>
+          </w:tcPr>
+          <w:p>
+            <w:r>
+              <w:rPr>
+                <w:b/>
+                <w:bCs/>
+              </w:rPr>
+              <w:t xml:space="preserve">F1 (w)</w:t>
+            </w:r>
+          </w:p>
+        </w:tc>
+      </w:tr>
+      <w:tr>
+        <w:tc>
+          <w:tcPr>
+            <w:tcW w:type="dxa" w:w="3249"/>
+          </w:tcPr>
+          <w:p>
+            <w:r>
+              <w:rPr>
+                <w:i w:val="false"/>
+                <w:iCs w:val="false"/>
+              </w:rPr>
+              <w:t xml:space="preserve">Iteration 1 — Logistic Regression</w:t>
+            </w:r>
+          </w:p>
+        </w:tc>
+        <w:tc>
+          <w:tcPr>
+            <w:tcW w:type="dxa" w:w="1625"/>
+          </w:tcPr>
+          <w:p>
+            <w:r>
+              <w:rPr>
+                <w:i w:val="false"/>
+                <w:iCs w:val="false"/>
+              </w:rPr>
+              <w:t xml:space="preserve">0.9727</w:t>
+            </w:r>
+          </w:p>
+        </w:tc>
+        <w:tc>
+          <w:tcPr>
+            <w:tcW w:type="dxa" w:w="1444"/>
+          </w:tcPr>
+          <w:p>
+            <w:r>
+              <w:rPr>
+                <w:i w:val="false"/>
+                <w:iCs w:val="false"/>
+              </w:rPr>
+              <w:t xml:space="preserve">0.9740</w:t>
+            </w:r>
+          </w:p>
+        </w:tc>
+        <w:tc>
+          <w:tcPr>
+            <w:tcW w:type="dxa" w:w="1354"/>
+          </w:tcPr>
+          <w:p>
+            <w:r>
+              <w:rPr>
+                <w:i w:val="false"/>
+                <w:iCs w:val="false"/>
+              </w:rPr>
+              <w:t xml:space="preserve">0.9727</w:t>
+            </w:r>
+          </w:p>
+        </w:tc>
+        <w:tc>
+          <w:tcPr>
+            <w:tcW w:type="dxa" w:w="1354"/>
+          </w:tcPr>
+          <w:p>
+            <w:r>
+              <w:rPr>
+                <w:i w:val="false"/>
+                <w:iCs w:val="false"/>
+              </w:rPr>
+              <w:t xml:space="preserve">0.9725</w:t>
+            </w:r>
+          </w:p>
+        </w:tc>
+      </w:tr>
+      <w:tr>
+        <w:tc>
+          <w:tcPr>
+            <w:tcW w:type="dxa" w:w="3249"/>
+          </w:tcPr>
+          <w:p>
+            <w:r>
+              <w:rPr>
+                <w:i w:val="false"/>
+                <w:iCs w:val="false"/>
+              </w:rPr>
+              <w:t xml:space="preserve">Iteration 2 — XGBoost</w:t>
+            </w:r>
+          </w:p>
+        </w:tc>
+        <w:tc>
+          <w:tcPr>
+            <w:tcW w:type="dxa" w:w="1625"/>
+          </w:tcPr>
+          <w:p>
+            <w:r>
+              <w:rPr>
+                <w:i w:val="false"/>
+                <w:iCs w:val="false"/>
+              </w:rPr>
+              <w:t xml:space="preserve">0.9886</w:t>
+            </w:r>
+          </w:p>
+        </w:tc>
+        <w:tc>
+          <w:tcPr>
+            <w:tcW w:type="dxa" w:w="1444"/>
+          </w:tcPr>
+          <w:p>
+            <w:r>
+              <w:rPr>
+                <w:i w:val="false"/>
+                <w:iCs w:val="false"/>
+              </w:rPr>
+              <w:t xml:space="preserve">0.9894</w:t>
+            </w:r>
+          </w:p>
+        </w:tc>
+        <w:tc>
+          <w:tcPr>
+            <w:tcW w:type="dxa" w:w="1354"/>
+          </w:tcPr>
+          <w:p>
+            <w:r>
+              <w:rPr>
+                <w:i w:val="false"/>
+                <w:iCs w:val="false"/>
+              </w:rPr>
+              <w:t xml:space="preserve">0.9886</w:t>
+            </w:r>
+          </w:p>
+        </w:tc>
+        <w:tc>
+          <w:tcPr>
+            <w:tcW w:type="dxa" w:w="1354"/>
+          </w:tcPr>
+          <w:p>
+            <w:r>
+              <w:rPr>
+                <w:i w:val="false"/>
+                <w:iCs w:val="false"/>
+              </w:rPr>
+              <w:t xml:space="preserve">0.9885</w:t>
+            </w:r>
+          </w:p>
+        </w:tc>
+      </w:tr>
+      <w:tr>
+        <w:tc>
+          <w:tcPr>
+            <w:tcW w:type="dxa" w:w="3249"/>
+          </w:tcPr>
+          <w:p>
+            <w:r>
+              <w:rPr>
+                <w:i w:val="false"/>
+                <w:iCs w:val="false"/>
+              </w:rPr>
+              <w:t xml:space="preserve">Iteration 2 — Random Forest</w:t>
+            </w:r>
+          </w:p>
+        </w:tc>
+        <w:tc>
+          <w:tcPr>
+            <w:tcW w:type="dxa" w:w="1625"/>
+          </w:tcPr>
+          <w:p>
+            <w:r>
+              <w:rPr>
+                <w:i w:val="false"/>
+                <w:iCs w:val="false"/>
+              </w:rPr>
+              <w:t xml:space="preserve">0.9955</w:t>
+            </w:r>
+          </w:p>
+        </w:tc>
+        <w:tc>
+          <w:tcPr>
+            <w:tcW w:type="dxa" w:w="1444"/>
+          </w:tcPr>
+          <w:p>
+            <w:r>
+              <w:rPr>
+                <w:i w:val="false"/>
+                <w:iCs w:val="false"/>
+              </w:rPr>
+              <w:t xml:space="preserve">0.9957</w:t>
+            </w:r>
+          </w:p>
+        </w:tc>
+        <w:tc>
+          <w:tcPr>
+            <w:tcW w:type="dxa" w:w="1354"/>
+          </w:tcPr>
+          <w:p>
+            <w:r>
+              <w:rPr>
+                <w:i w:val="false"/>
+                <w:iCs w:val="false"/>
+              </w:rPr>
+              <w:t xml:space="preserve">0.9955</w:t>
+            </w:r>
+          </w:p>
+        </w:tc>
+        <w:tc>
+          <w:tcPr>
+            <w:tcW w:type="dxa" w:w="1354"/>
+          </w:tcPr>
+          <w:p>
+            <w:r>
+              <w:rPr>
+                <w:i w:val="false"/>
+                <w:iCs w:val="false"/>
+              </w:rPr>
+              <w:t xml:space="preserve">0.9955</w:t>
+            </w:r>
+          </w:p>
+        </w:tc>
+      </w:tr>
+      <w:tr>
+        <w:tc>
+          <w:tcPr>
+            <w:tcW w:type="dxa" w:w="3249"/>
+          </w:tcPr>
+          <w:p>
+            <w:r>
+              <w:rPr>
+                <w:i w:val="false"/>
+                <w:iCs w:val="false"/>
+              </w:rPr>
+              <w:t xml:space="preserve">Final — Random Forest (tuned)</w:t>
+            </w:r>
+          </w:p>
+        </w:tc>
+        <w:tc>
+          <w:tcPr>
+            <w:tcW w:type="dxa" w:w="1625"/>
+          </w:tcPr>
+          <w:p>
+            <w:r>
+              <w:rPr>
+                <w:i w:val="false"/>
+                <w:iCs w:val="false"/>
+              </w:rPr>
+              <w:t xml:space="preserve">0.9955</w:t>
+            </w:r>
+          </w:p>
+        </w:tc>
+        <w:tc>
+          <w:tcPr>
+            <w:tcW w:type="dxa" w:w="1444"/>
+          </w:tcPr>
+          <w:p>
+            <w:r>
+              <w:rPr>
+                <w:i w:val="false"/>
+                <w:iCs w:val="false"/>
+              </w:rPr>
+              <w:t xml:space="preserve">0.9957</w:t>
+            </w:r>
+          </w:p>
+        </w:tc>
+        <w:tc>
+          <w:tcPr>
+            <w:tcW w:type="dxa" w:w="1354"/>
+          </w:tcPr>
+          <w:p>
+            <w:r>
+              <w:rPr>
+                <w:i w:val="false"/>
+                <w:iCs w:val="false"/>
+              </w:rPr>
+              <w:t xml:space="preserve">0.9955</w:t>
+            </w:r>
+          </w:p>
+        </w:tc>
+        <w:tc>
+          <w:tcPr>
+            <w:tcW w:type="dxa" w:w="1354"/>
+          </w:tcPr>
+          <w:p>
+            <w:r>
+              <w:rPr>
+                <w:i w:val="false"/>
+                <w:iCs w:val="false"/>
+              </w:rPr>
+              <w:t xml:space="preserve">0.9955</w:t>
+            </w:r>
+          </w:p>
+        </w:tc>
+      </w:tr>
+      <w:tr>
+        <w:tc>
+          <w:tcPr>
+            <w:tcW w:type="dxa" w:w="3249"/>
+          </w:tcPr>
+          <w:p>
+            <w:r>
+              <w:rPr>
+                <w:i w:val="false"/>
+                <w:iCs w:val="false"/>
+              </w:rPr>
+              <w:t xml:space="preserve">Final — 5-fold cross-validation</w:t>
+            </w:r>
+          </w:p>
+        </w:tc>
+        <w:tc>
+          <w:tcPr>
+            <w:tcW w:type="dxa" w:w="1625"/>
+          </w:tcPr>
+          <w:p>
+            <w:r>
+              <w:rPr>
+                <w:i w:val="false"/>
+                <w:iCs w:val="false"/>
+              </w:rPr>
+              <w:t xml:space="preserve">0.9927 ± 0.0039</w:t>
+            </w:r>
+          </w:p>
+        </w:tc>
+        <w:tc>
+          <w:tcPr>
+            <w:tcW w:type="dxa" w:w="1444"/>
+          </w:tcPr>
+          <w:p>
+            <w:r>
+              <w:rPr>
+                <w:i w:val="false"/>
+                <w:iCs w:val="false"/>
+              </w:rPr>
+              <w:t xml:space="preserve">—</w:t>
+            </w:r>
+          </w:p>
+        </w:tc>
+        <w:tc>
+          <w:tcPr>
+            <w:tcW w:type="dxa" w:w="1354"/>
+          </w:tcPr>
+          <w:p>
+            <w:r>
+              <w:rPr>
+                <w:i w:val="false"/>
+                <w:iCs w:val="false"/>
+              </w:rPr>
+              <w:t xml:space="preserve">—</w:t>
+            </w:r>
+          </w:p>
+        </w:tc>
+        <w:tc>
+          <w:tcPr>
+            <w:tcW w:type="dxa" w:w="1354"/>
+          </w:tcPr>
+          <w:p>
+            <w:r>
+              <w:rPr>
+                <w:i w:val="false"/>
+                <w:iCs w:val="false"/>
+              </w:rPr>
+              <w:t xml:space="preserve">—</w:t>
+            </w:r>
+          </w:p>
+        </w:tc>
+      </w:tr>
+    </w:tbl>
+    <w:p>
+      <w:pPr>
+        <w:jc w:val="both"/>
+      </w:pPr>
+      <w:r>
+        <w:t xml:space="preserve"/>
+      </w:r>
+    </w:p>
+    <w:p>
+      <w:pPr>
+        <w:jc w:val="center"/>
+      </w:pPr>
+      <w:r>
+        <w:rPr>
+          <w:i/>
+          <w:iCs/>
+        </w:rPr>
+        <w:t xml:space="preserve">Table 6.1 — Classification results across iterations</w:t>
+      </w:r>
+    </w:p>
+    <w:tbl>
+      <w:tblPr>
+        <w:tblW w:type="dxa" w:w="9026"/>
+        <w:tblBorders>
+          <w:top w:val="single" w:color="auto" w:sz="4"/>
+          <w:left w:val="single" w:color="auto" w:sz="4"/>
+          <w:bottom w:val="single" w:color="auto" w:sz="4"/>
+          <w:right w:val="single" w:color="auto" w:sz="4"/>
+          <w:insideH w:val="single" w:color="auto" w:sz="4"/>
+          <w:insideV w:val="single" w:color="auto" w:sz="4"/>
+        </w:tblBorders>
+      </w:tblPr>
+      <w:tblGrid>
+        <w:gridCol w:w="3430"/>
+        <w:gridCol w:w="1805"/>
+        <w:gridCol w:w="1805"/>
+        <w:gridCol w:w="1986"/>
+      </w:tblGrid>
+      <w:tr>
+        <w:trPr>
+          <w:tblHeader/>
+        </w:trPr>
+        <w:tc>
+          <w:tcPr>
+            <w:tcW w:type="dxa" w:w="3430"/>
+            <w:shd w:fill="E8F0E8" w:val="clear"/>
+          </w:tcPr>
+          <w:p>
+            <w:r>
+              <w:rPr>
+                <w:b/>
+                <w:bCs/>
+              </w:rPr>
+              <w:t xml:space="preserve">Version</w:t>
+            </w:r>
+          </w:p>
+        </w:tc>
+        <w:tc>
+          <w:tcPr>
+            <w:tcW w:type="dxa" w:w="1805"/>
+            <w:shd w:fill="E8F0E8" w:val="clear"/>
+          </w:tcPr>
+          <w:p>
+            <w:r>
+              <w:rPr>
+                <w:b/>
+                <w:bCs/>
+              </w:rPr>
+              <w:t xml:space="preserve">RMSE</w:t>
+            </w:r>
+          </w:p>
+        </w:tc>
+        <w:tc>
+          <w:tcPr>
+            <w:tcW w:type="dxa" w:w="1805"/>
+            <w:shd w:fill="E8F0E8" w:val="clear"/>
+          </w:tcPr>
+          <w:p>
+            <w:r>
+              <w:rPr>
+                <w:b/>
+                <w:bCs/>
+              </w:rPr>
+              <w:t xml:space="preserve">MAE</w:t>
+            </w:r>
+          </w:p>
+        </w:tc>
+        <w:tc>
+          <w:tcPr>
+            <w:tcW w:type="dxa" w:w="1986"/>
+            <w:shd w:fill="E8F0E8" w:val="clear"/>
+          </w:tcPr>
+          <w:p>
+            <w:r>
+              <w:rPr>
+                <w:b/>
+                <w:bCs/>
+              </w:rPr>
+              <w:t xml:space="preserve">R²</w:t>
+            </w:r>
+          </w:p>
+        </w:tc>
+      </w:tr>
+      <w:tr>
+        <w:tc>
+          <w:tcPr>
+            <w:tcW w:type="dxa" w:w="3430"/>
+          </w:tcPr>
+          <w:p>
+            <w:r>
+              <w:rPr>
+                <w:i w:val="false"/>
+                <w:iCs w:val="false"/>
+              </w:rPr>
+              <w:t xml:space="preserve">Iteration 1 — Linear Regression</w:t>
+            </w:r>
+          </w:p>
+        </w:tc>
+        <w:tc>
+          <w:tcPr>
+            <w:tcW w:type="dxa" w:w="1805"/>
+          </w:tcPr>
+          <w:p>
+            <w:r>
+              <w:rPr>
+                <w:i w:val="false"/>
+                <w:iCs w:val="false"/>
+              </w:rPr>
+              <w:t xml:space="preserve">9.4949</w:t>
+            </w:r>
+          </w:p>
+        </w:tc>
+        <w:tc>
+          <w:tcPr>
+            <w:tcW w:type="dxa" w:w="1805"/>
+          </w:tcPr>
+          <w:p>
+            <w:r>
+              <w:rPr>
+                <w:i w:val="false"/>
+                <w:iCs w:val="false"/>
+              </w:rPr>
+              <w:t xml:space="preserve">4.6019</w:t>
+            </w:r>
+          </w:p>
+        </w:tc>
+        <w:tc>
+          <w:tcPr>
+            <w:tcW w:type="dxa" w:w="1986"/>
+          </w:tcPr>
+          <w:p>
+            <w:r>
+              <w:rPr>
+                <w:i w:val="false"/>
+                <w:iCs w:val="false"/>
+              </w:rPr>
+              <w:t xml:space="preserve">0.0726</w:t>
+            </w:r>
+          </w:p>
+        </w:tc>
+      </w:tr>
+      <w:tr>
+        <w:tc>
+          <w:tcPr>
+            <w:tcW w:type="dxa" w:w="3430"/>
+          </w:tcPr>
+          <w:p>
+            <w:r>
+              <w:rPr>
+                <w:i w:val="false"/>
+                <w:iCs w:val="false"/>
+              </w:rPr>
+              <w:t xml:space="preserve">Iteration 2 — Random Forest</w:t>
+            </w:r>
+          </w:p>
+        </w:tc>
+        <w:tc>
+          <w:tcPr>
+            <w:tcW w:type="dxa" w:w="1805"/>
+          </w:tcPr>
+          <w:p>
+            <w:r>
+              <w:rPr>
+                <w:i w:val="false"/>
+                <w:iCs w:val="false"/>
+              </w:rPr>
+              <w:t xml:space="preserve">5.6473</w:t>
+            </w:r>
+          </w:p>
+        </w:tc>
+        <w:tc>
+          <w:tcPr>
+            <w:tcW w:type="dxa" w:w="1805"/>
+          </w:tcPr>
+          <w:p>
+            <w:r>
+              <w:rPr>
+                <w:i w:val="false"/>
+                <w:iCs w:val="false"/>
+              </w:rPr>
+              <w:t xml:space="preserve">1.6607</w:t>
+            </w:r>
+          </w:p>
+        </w:tc>
+        <w:tc>
+          <w:tcPr>
+            <w:tcW w:type="dxa" w:w="1986"/>
+          </w:tcPr>
+          <w:p>
+            <w:r>
+              <w:rPr>
+                <w:i w:val="false"/>
+                <w:iCs w:val="false"/>
+              </w:rPr>
+              <w:t xml:space="preserve">0.6719</w:t>
+            </w:r>
+          </w:p>
+        </w:tc>
+      </w:tr>
+      <w:tr>
+        <w:tc>
+          <w:tcPr>
+            <w:tcW w:type="dxa" w:w="3430"/>
+          </w:tcPr>
+          <w:p>
+            <w:r>
+              <w:rPr>
+                <w:i w:val="false"/>
+                <w:iCs w:val="false"/>
+              </w:rPr>
+              <w:t xml:space="preserve">Iteration 2 — XGBoost</w:t>
+            </w:r>
+          </w:p>
+        </w:tc>
+        <w:tc>
+          <w:tcPr>
+            <w:tcW w:type="dxa" w:w="1805"/>
+          </w:tcPr>
+          <w:p>
+            <w:r>
+              <w:rPr>
+                <w:i w:val="false"/>
+                <w:iCs w:val="false"/>
+              </w:rPr>
+              <w:t xml:space="preserve">5.4483</w:t>
+            </w:r>
+          </w:p>
+        </w:tc>
+        <w:tc>
+          <w:tcPr>
+            <w:tcW w:type="dxa" w:w="1805"/>
+          </w:tcPr>
+          <w:p>
+            <w:r>
+              <w:rPr>
+                <w:i w:val="false"/>
+                <w:iCs w:val="false"/>
+              </w:rPr>
+              <w:t xml:space="preserve">1.7289</w:t>
+            </w:r>
+          </w:p>
+        </w:tc>
+        <w:tc>
+          <w:tcPr>
+            <w:tcW w:type="dxa" w:w="1986"/>
+          </w:tcPr>
+          <w:p>
+            <w:r>
+              <w:rPr>
+                <w:i w:val="false"/>
+                <w:iCs w:val="false"/>
+              </w:rPr>
+              <w:t xml:space="preserve">0.6946</w:t>
+            </w:r>
+          </w:p>
+        </w:tc>
+      </w:tr>
+      <w:tr>
+        <w:tc>
+          <w:tcPr>
+            <w:tcW w:type="dxa" w:w="3430"/>
+          </w:tcPr>
+          <w:p>
+            <w:r>
+              <w:rPr>
+                <w:i w:val="false"/>
+                <w:iCs w:val="false"/>
+              </w:rPr>
+              <w:t xml:space="preserve">Final — XGBoost (tuned)</w:t>
+            </w:r>
+          </w:p>
+        </w:tc>
+        <w:tc>
+          <w:tcPr>
+            <w:tcW w:type="dxa" w:w="1805"/>
+          </w:tcPr>
+          <w:p>
+            <w:r>
+              <w:rPr>
+                <w:i w:val="false"/>
+                <w:iCs w:val="false"/>
+              </w:rPr>
+              <w:t xml:space="preserve">5.0247</w:t>
+            </w:r>
+          </w:p>
+        </w:tc>
+        <w:tc>
+          <w:tcPr>
+            <w:tcW w:type="dxa" w:w="1805"/>
+          </w:tcPr>
+          <w:p>
+            <w:r>
+              <w:rPr>
+                <w:i w:val="false"/>
+                <w:iCs w:val="false"/>
+              </w:rPr>
+              <w:t xml:space="preserve">1.6527</w:t>
+            </w:r>
+          </w:p>
+        </w:tc>
+        <w:tc>
+          <w:tcPr>
+            <w:tcW w:type="dxa" w:w="1986"/>
+          </w:tcPr>
+          <w:p>
+            <w:r>
+              <w:rPr>
+                <w:i w:val="false"/>
+                <w:iCs w:val="false"/>
+              </w:rPr>
+              <w:t xml:space="preserve">0.7403</w:t>
+            </w:r>
+          </w:p>
+        </w:tc>
+      </w:tr>
+      <w:tr>
+        <w:tc>
+          <w:tcPr>
+            <w:tcW w:type="dxa" w:w="3430"/>
+          </w:tcPr>
+          <w:p>
+            <w:r>
+              <w:rPr>
+                <w:i w:val="false"/>
+                <w:iCs w:val="false"/>
+              </w:rPr>
+              <w:t xml:space="preserve">Final — 5-fold cross-validation</w:t>
+            </w:r>
+          </w:p>
+        </w:tc>
+        <w:tc>
+          <w:tcPr>
+            <w:tcW w:type="dxa" w:w="1805"/>
+          </w:tcPr>
+          <w:p>
+            <w:r>
+              <w:rPr>
+                <w:i w:val="false"/>
+                <w:iCs w:val="false"/>
+              </w:rPr>
+              <w:t xml:space="preserve">—</w:t>
+            </w:r>
+          </w:p>
+        </w:tc>
+        <w:tc>
+          <w:tcPr>
+            <w:tcW w:type="dxa" w:w="1805"/>
+          </w:tcPr>
+          <w:p>
+            <w:r>
+              <w:rPr>
+                <w:i w:val="false"/>
+                <w:iCs w:val="false"/>
+              </w:rPr>
+              <w:t xml:space="preserve">—</w:t>
+            </w:r>
+          </w:p>
+        </w:tc>
+        <w:tc>
+          <w:tcPr>
+            <w:tcW w:type="dxa" w:w="1986"/>
+          </w:tcPr>
+          <w:p>
+            <w:r>
+              <w:rPr>
+                <w:i w:val="false"/>
+                <w:iCs w:val="false"/>
+              </w:rPr>
+              <w:t xml:space="preserve">0.7428 ± 0.0254</w:t>
+            </w:r>
+          </w:p>
+        </w:tc>
+      </w:tr>
+    </w:tbl>
+    <w:p>
+      <w:pPr>
+        <w:jc w:val="both"/>
+      </w:pPr>
+      <w:r>
+        <w:t xml:space="preserve"/>
+      </w:r>
+    </w:p>
+    <w:p>
+      <w:pPr>
+        <w:jc w:val="center"/>
+      </w:pPr>
+      <w:r>
+        <w:rPr>
+          <w:i/>
+          <w:iCs/>
+        </w:rPr>
+        <w:t xml:space="preserve">Table 6.2 — Regression results across iterations</w:t>
+      </w:r>
+    </w:p>
+    <w:p>
+      <w:pPr>
+        <w:jc w:val="center"/>
+      </w:pPr>
+      <w:r>
+        <w:drawing>
+          <wp:inline distT="0" distB="0" distL="0" distR="0">
+            <wp:extent cx="4476750" cy="3733800"/>
+            <wp:effectExtent t="0" r="0" b="0" l="0"/>
+            <wp:docPr id="1" name="" descr="" title=""/>
+            <wp:cNvGraphicFramePr>
+              <a:graphicFrameLocks xmlns:a="http://schemas.openxmlformats.org/drawingml/2006/main" noChangeAspect="1"/>
+            </wp:cNvGraphicFramePr>
+            <a:graphic xmlns:a="http://schemas.openxmlformats.org/drawingml/2006/main">
+              <a:graphicData uri="http://schemas.openxmlformats.org/drawingml/2006/picture">
+                <pic:pic xmlns:pic="http://schemas.openxmlformats.org/drawingml/2006/picture">
+                  <pic:nvPicPr>
+                    <pic:cNvPr id="0" name="" descr=""/>
+                    <pic:cNvPicPr>
+                      <a:picLocks noChangeAspect="1" noChangeArrowheads="1"/>
+                    </pic:cNvPicPr>
+                  </pic:nvPicPr>
+                  <pic:blipFill>
+                    <a:blip r:embed="rId26" cstate="none"/>
+                    <a:srcRect/>
+                    <a:stretch>
+                      <a:fillRect/>
+                    </a:stretch>
+                  </pic:blipFill>
+                  <pic:spPr bwMode="auto">
+                    <a:xfrm>
+                      <a:off x="0" y="0"/>
+                      <a:ext cx="4476750" cy="3733800"/>
+                    </a:xfrm>
+                    <a:prstGeom prst="rect">
+                      <a:avLst/>
+                    </a:prstGeom>
+                  </pic:spPr>
+                </pic:pic>
+              </a:graphicData>
+            </a:graphic>
+          </wp:inline>
+        </w:drawing>
+      </w:r>
+    </w:p>
+    <w:p>
+      <w:pPr>
+        <w:jc w:val="center"/>
+      </w:pPr>
+      <w:r>
+        <w:rPr>
+          <w:i/>
+          <w:iCs/>
+        </w:rPr>
+        <w:t xml:space="preserve">Figure 6.1 — Confusion matrix, tuned Random Forest. 438 of 440 test records are on the diagonal.</w:t>
       </w:r>
     </w:p>
     <w:p>
@@ -7163,7 +7023,121 @@
                     </pic:cNvPicPr>
                   </pic:nvPicPr>
                   <pic:blipFill>
-                    <a:blip r:embed="rId25" cstate="none"/>
+                    <a:blip r:embed="rId27" cstate="none"/>
+                    <a:srcRect/>
+                    <a:stretch>
+                      <a:fillRect/>
+                    </a:stretch>
+                  </pic:blipFill>
+                  <pic:spPr bwMode="auto">
+                    <a:xfrm>
+                      <a:off x="0" y="0"/>
+                      <a:ext cx="4095750" cy="2562225"/>
+                    </a:xfrm>
+                    <a:prstGeom prst="rect">
+                      <a:avLst/>
+                    </a:prstGeom>
+                  </pic:spPr>
+                </pic:pic>
+              </a:graphicData>
+            </a:graphic>
+          </wp:inline>
+        </w:drawing>
+      </w:r>
+    </w:p>
+    <w:p>
+      <w:pPr>
+        <w:jc w:val="center"/>
+      </w:pPr>
+      <w:r>
+        <w:rPr>
+          <w:i/>
+          <w:iCs/>
+        </w:rPr>
+        <w:t xml:space="preserve">Figure 6.2 — Feature importance, tuned Random Forest</w:t>
+      </w:r>
+    </w:p>
+    <w:p>
+      <w:pPr>
+        <w:jc w:val="center"/>
+      </w:pPr>
+      <w:r>
+        <w:drawing>
+          <wp:inline distT="0" distB="0" distL="0" distR="0">
+            <wp:extent cx="3810000" cy="3810000"/>
+            <wp:effectExtent t="0" r="0" b="0" l="0"/>
+            <wp:docPr id="1" name="" descr="" title=""/>
+            <wp:cNvGraphicFramePr>
+              <a:graphicFrameLocks xmlns:a="http://schemas.openxmlformats.org/drawingml/2006/main" noChangeAspect="1"/>
+            </wp:cNvGraphicFramePr>
+            <a:graphic xmlns:a="http://schemas.openxmlformats.org/drawingml/2006/main">
+              <a:graphicData uri="http://schemas.openxmlformats.org/drawingml/2006/picture">
+                <pic:pic xmlns:pic="http://schemas.openxmlformats.org/drawingml/2006/picture">
+                  <pic:nvPicPr>
+                    <pic:cNvPr id="0" name="" descr=""/>
+                    <pic:cNvPicPr>
+                      <a:picLocks noChangeAspect="1" noChangeArrowheads="1"/>
+                    </pic:cNvPicPr>
+                  </pic:nvPicPr>
+                  <pic:blipFill>
+                    <a:blip r:embed="rId28" cstate="none"/>
+                    <a:srcRect/>
+                    <a:stretch>
+                      <a:fillRect/>
+                    </a:stretch>
+                  </pic:blipFill>
+                  <pic:spPr bwMode="auto">
+                    <a:xfrm>
+                      <a:off x="0" y="0"/>
+                      <a:ext cx="3810000" cy="3810000"/>
+                    </a:xfrm>
+                    <a:prstGeom prst="rect">
+                      <a:avLst/>
+                    </a:prstGeom>
+                  </pic:spPr>
+                </pic:pic>
+              </a:graphicData>
+            </a:graphic>
+          </wp:inline>
+        </w:drawing>
+      </w:r>
+    </w:p>
+    <w:p>
+      <w:pPr>
+        <w:jc w:val="center"/>
+      </w:pPr>
+      <w:r>
+        <w:rPr>
+          <w:i/>
+          <w:iCs/>
+        </w:rPr>
+        <w:t xml:space="preserve">Figure 6.3 — Predicted vs actual yield, tuned XGBoost</w:t>
+      </w:r>
+    </w:p>
+    <w:p>
+      <w:pPr>
+        <w:jc w:val="center"/>
+      </w:pPr>
+      <w:r>
+        <w:drawing>
+          <wp:inline distT="0" distB="0" distL="0" distR="0">
+            <wp:extent cx="4095750" cy="2562225"/>
+            <wp:effectExtent t="0" r="0" b="0" l="0"/>
+            <wp:docPr id="1" name="" descr="" title=""/>
+            <wp:cNvGraphicFramePr>
+              <a:graphicFrameLocks xmlns:a="http://schemas.openxmlformats.org/drawingml/2006/main" noChangeAspect="1"/>
+            </wp:cNvGraphicFramePr>
+            <a:graphic xmlns:a="http://schemas.openxmlformats.org/drawingml/2006/main">
+              <a:graphicData uri="http://schemas.openxmlformats.org/drawingml/2006/picture">
+                <pic:pic xmlns:pic="http://schemas.openxmlformats.org/drawingml/2006/picture">
+                  <pic:nvPicPr>
+                    <pic:cNvPr id="0" name="" descr=""/>
+                    <pic:cNvPicPr>
+                      <a:picLocks noChangeAspect="1" noChangeArrowheads="1"/>
+                    </pic:cNvPicPr>
+                  </pic:nvPicPr>
+                  <pic:blipFill>
+                    <a:blip r:embed="rId29" cstate="none"/>
                     <a:srcRect/>
                     <a:stretch>
                       <a:fillRect/>
